--- a/Dbbb-Ebc/B104-Abt.docx
+++ b/Dbbb-Ebc/B104-Abt.docx
@@ -7,7 +7,6 @@
         <w:pBdr>
           <w:bottom w:val="single" w:sz="4" w:space="1" w:color="auto"/>
         </w:pBdr>
-        <w:spacing w:before="120"/>
         <w:jc w:val="both"/>
         <w:rPr>
           <w:rFonts w:ascii="Abyssinica SIL" w:hAnsi="Abyssinica SIL" w:cs="Abyssinica SIL"/>
@@ -132,7 +131,6 @@
         <w:pBdr>
           <w:bottom w:val="single" w:sz="4" w:space="1" w:color="auto"/>
         </w:pBdr>
-        <w:spacing w:before="120"/>
         <w:jc w:val="center"/>
         <w:rPr>
           <w:rFonts w:ascii="Antinoou" w:eastAsia="Antinoou" w:hAnsi="Antinoou" w:cs="Abyssinica SIL"/>
@@ -373,7 +371,7 @@
     <w:p>
       <w:pPr>
         <w:snapToGrid w:val="0"/>
-        <w:spacing w:before="240"/>
+        <w:spacing w:before="120"/>
         <w:jc w:val="both"/>
         <w:rPr>
           <w:rFonts w:ascii="Abyssinica SIL" w:hAnsi="Abyssinica SIL" w:cs="Abyssinica SIL"/>
@@ -387,6 +385,31 @@
       <w:r>
         <w:rPr>
           <w:rFonts w:ascii="Abyssinica SIL" w:hAnsi="Abyssinica SIL" w:cs="Abyssinica SIL"/>
+          <w:b/>
+          <w:bCs/>
+          <w:noProof/>
+          <w:color w:val="0070C0"/>
+          <w:sz w:val="28"/>
+          <w:szCs w:val="28"/>
+          <w:vertAlign w:val="superscript"/>
+          <w:lang w:val="am-ET" w:bidi="syr-SY"/>
+        </w:rPr>
+        <w:t>1</w:t>
+      </w:r>
+      <w:r>
+        <w:rPr>
+          <w:rFonts w:ascii="Abyssinica SIL" w:hAnsi="Abyssinica SIL" w:cs="Abyssinica SIL"/>
+          <w:noProof/>
+          <w:color w:val="0070C0"/>
+          <w:sz w:val="28"/>
+          <w:szCs w:val="28"/>
+          <w:lang w:val="am-ET" w:bidi="syr-SY"/>
+        </w:rPr>
+        <w:t> </w:t>
+      </w:r>
+      <w:r>
+        <w:rPr>
+          <w:rFonts w:ascii="Abyssinica SIL" w:hAnsi="Abyssinica SIL" w:cs="Abyssinica SIL"/>
           <w:noProof/>
           <w:color w:val="993300"/>
           <w:sz w:val="28"/>
@@ -406,28 +429,6 @@
         </w:rPr>
         <w:t>።</w:t>
       </w:r>
-      <w:r>
-        <w:rPr>
-          <w:rFonts w:ascii="Abyssinica SIL" w:hAnsi="Abyssinica SIL" w:cs="Abyssinica SIL"/>
-          <w:noProof/>
-          <w:color w:val="993300"/>
-          <w:sz w:val="28"/>
-          <w:szCs w:val="28"/>
-          <w:lang w:val="am-ET" w:bidi="syr-SY"/>
-        </w:rPr>
-        <w:t xml:space="preserve"> ዛቲ፡ ይእቲ፡ ሴኖዶስ፡ ዘሐዋርያት፡ ቅዱሳን፡ ወይእቲ፡ ዜነወ፡ ቀሌምንጦስ፡ በእንተ፡ ጴጥሮስ፡ መምህሩ፡ ወይእቲ፡ ትሰመይ፡ አብጥሊሳተ፡ ዘተጋብኡ፡ ላዕሌሃ፡ ሐዋርያቲሁ፡ ለእግዚእነ፡ ኢየሱስ፡ ክርስቶስ፡ ወኍልቆሙ፡ ፹ወ፩፡ አብጥሊስ</w:t>
-      </w:r>
-      <w:r>
-        <w:rPr>
-          <w:rFonts w:ascii="Abyssinica SIL" w:hAnsi="Abyssinica SIL" w:cs="Abyssinica SIL"/>
-          <w:noProof/>
-          <w:color w:val="993300"/>
-          <w:sz w:val="28"/>
-          <w:szCs w:val="28"/>
-          <w:lang w:val="am-ET" w:bidi="syr-SY"/>
-        </w:rPr>
-        <w:t>።</w:t>
-      </w:r>
     </w:p>
     <w:p>
       <w:pPr>
@@ -437,6 +438,68 @@
         <w:rPr>
           <w:rFonts w:ascii="Abyssinica SIL" w:hAnsi="Abyssinica SIL" w:cs="Abyssinica SIL"/>
           <w:noProof/>
+          <w:color w:val="993300"/>
+          <w:sz w:val="28"/>
+          <w:szCs w:val="28"/>
+          <w:lang w:val="am-ET" w:bidi="syr-SY"/>
+        </w:rPr>
+      </w:pPr>
+      <w:r>
+        <w:rPr>
+          <w:rFonts w:ascii="Abyssinica SIL" w:hAnsi="Abyssinica SIL" w:cs="Abyssinica SIL"/>
+          <w:b/>
+          <w:bCs/>
+          <w:noProof/>
+          <w:color w:val="0070C0"/>
+          <w:sz w:val="28"/>
+          <w:szCs w:val="28"/>
+          <w:vertAlign w:val="superscript"/>
+          <w:lang w:val="am-ET" w:bidi="syr-SY"/>
+        </w:rPr>
+        <w:t>2</w:t>
+      </w:r>
+      <w:r>
+        <w:rPr>
+          <w:rFonts w:ascii="Abyssinica SIL" w:hAnsi="Abyssinica SIL" w:cs="Abyssinica SIL"/>
+          <w:noProof/>
+          <w:color w:val="0070C0"/>
+          <w:sz w:val="28"/>
+          <w:szCs w:val="28"/>
+          <w:lang w:val="am-ET" w:bidi="syr-SY"/>
+        </w:rPr>
+        <w:t> </w:t>
+      </w:r>
+      <w:r>
+        <w:rPr>
+          <w:rFonts w:ascii="Abyssinica SIL" w:hAnsi="Abyssinica SIL" w:cs="Abyssinica SIL"/>
+          <w:noProof/>
+          <w:color w:val="993300"/>
+          <w:sz w:val="28"/>
+          <w:szCs w:val="28"/>
+          <w:lang w:val="am-ET" w:bidi="syr-SY"/>
+        </w:rPr>
+        <w:t>ዛቲ፡ ይእቲ፡ ሴኖዶስ፡ ዘሐዋርያት፡ ቅዱሳን፡ ወይእቲ፡ ዜነወ፡ ቀሌምንጦስ፡ በእንተ፡ ጴጥሮስ፡ መምህሩ፡ ወይእቲ፡ ትሰመይ፡ አብጥሊሳተ፡ ዘተጋብኡ፡ ላዕሌሃ፡ ሐዋርያቲሁ፡ ለእግዚእነ፡ ኢየሱስ፡ ክርስቶስ፡ ወኍልቆሙ፡ ፹ወ፩፡ አብጥሊስ</w:t>
+      </w:r>
+      <w:r>
+        <w:rPr>
+          <w:rFonts w:ascii="Abyssinica SIL" w:hAnsi="Abyssinica SIL" w:cs="Abyssinica SIL"/>
+          <w:noProof/>
+          <w:color w:val="993300"/>
+          <w:sz w:val="28"/>
+          <w:szCs w:val="28"/>
+          <w:lang w:val="am-ET" w:bidi="syr-SY"/>
+        </w:rPr>
+        <w:t>።</w:t>
+      </w:r>
+    </w:p>
+    <w:p>
+      <w:pPr>
+        <w:snapToGrid w:val="0"/>
+        <w:spacing w:before="120"/>
+        <w:jc w:val="both"/>
+        <w:rPr>
+          <w:rFonts w:ascii="Abyssinica SIL" w:hAnsi="Abyssinica SIL" w:cs="Abyssinica SIL"/>
+          <w:noProof/>
           <w:color w:val="275317" w:themeColor="accent6" w:themeShade="80"/>
           <w:sz w:val="28"/>
           <w:szCs w:val="28"/>
@@ -471,7 +534,6 @@
         <w:keepNext/>
         <w:widowControl w:val="0"/>
         <w:snapToGrid w:val="0"/>
-        <w:spacing w:before="120"/>
         <w:jc w:val="center"/>
         <w:rPr>
           <w:rFonts w:ascii="Abyssinica SIL" w:hAnsi="Abyssinica SIL" w:cs="Abyssinica SIL"/>
@@ -531,14 +593,30 @@
         <w:rPr>
           <w:rStyle w:val="refmarker"/>
           <w:rFonts w:ascii="Abyssinica SIL" w:hAnsi="Abyssinica SIL" w:cs="Abyssinica SIL"/>
-          <w:noProof/>
-          <w:color w:val="993300"/>
+          <w:b/>
+          <w:bCs/>
+          <w:noProof/>
+          <w:color w:val="0070C0"/>
+          <w:sz w:val="28"/>
+          <w:szCs w:val="28"/>
+          <w:shd w:val="clear" w:color="auto" w:fill="FFFFFF"/>
+          <w:vertAlign w:val="superscript"/>
+          <w:lang w:val="am-ET"/>
+        </w:rPr>
+        <w:t>1</w:t>
+      </w:r>
+      <w:r>
+        <w:rPr>
+          <w:rStyle w:val="refmarker"/>
+          <w:rFonts w:ascii="Abyssinica SIL" w:hAnsi="Abyssinica SIL" w:cs="Abyssinica SIL"/>
+          <w:noProof/>
+          <w:color w:val="0070C0"/>
           <w:sz w:val="28"/>
           <w:szCs w:val="28"/>
           <w:shd w:val="clear" w:color="auto" w:fill="FFFFFF"/>
           <w:lang w:val="am-ET"/>
         </w:rPr>
-        <w:t>ይነግረነ፡ በእንተ፡ ዘይደሉ፡ ስፍነ፡ የሀልዉ፡ ኤጲስ፡ ቆጶሳት፡ ለሢመተ፡ ሊቀ፡ ጳጳሳት</w:t>
+        <w:t> </w:t>
       </w:r>
       <w:r>
         <w:rPr>
@@ -551,7 +629,7 @@
           <w:shd w:val="clear" w:color="auto" w:fill="FFFFFF"/>
           <w:lang w:val="am-ET"/>
         </w:rPr>
-        <w:t>።</w:t>
+        <w:t>ይነግረነ፡ በእንተ፡ ዘይደሉ፡ ስፍነ፡ የሀልዉ፡ ኤጲስ፡ ቆጶሳት፡ ለሢመተ፡ ሊቀ፡ ጳጳሳት</w:t>
       </w:r>
       <w:r>
         <w:rPr>
@@ -564,7 +642,7 @@
           <w:shd w:val="clear" w:color="auto" w:fill="FFFFFF"/>
           <w:lang w:val="am-ET"/>
         </w:rPr>
-        <w:t xml:space="preserve"> እስመ፡ ኢይትፈጸም፡ ዝንቱ፡ ዘእንበለ፡ በህላዌ፡ ጉባኤሆሙ፡ ለኤጲስ፡ ቆጶሳት፡ ወህላዌ፡ መጥረብሊጥ፡ ዘውእቱ፡ ጳጳስ</w:t>
+        <w:t>።</w:t>
       </w:r>
       <w:r>
         <w:rPr>
@@ -577,7 +655,7 @@
           <w:shd w:val="clear" w:color="auto" w:fill="FFFFFF"/>
           <w:lang w:val="am-ET"/>
         </w:rPr>
-        <w:t>።</w:t>
+        <w:t xml:space="preserve"> እስመ፡ ኢይትፈጸም፡ ዝንቱ፡ ዘእንበለ፡ በህላዌ፡ ጉባኤሆሙ፡ ለኤጲስ፡ ቆጶሳት፡ ወህላዌ፡ መጥረብሊጥ፡ ዘውእቱ፡ ጳጳስ</w:t>
       </w:r>
       <w:r>
         <w:rPr>
@@ -590,45 +668,61 @@
           <w:shd w:val="clear" w:color="auto" w:fill="FFFFFF"/>
           <w:lang w:val="am-ET"/>
         </w:rPr>
-        <w:t xml:space="preserve"> ወይነግር፡ ካዕበ፡ ለዘ፡ ሀለዉ፡ ውስተ፡ ውእቱ፡ መካን፡ ወየአዝዞሙ፡ ለሕዝብ፡ በምክረ፡ መላህቅቲሆሙ</w:t>
-      </w:r>
-      <w:r>
-        <w:rPr>
-          <w:rFonts w:ascii="Abyssinica SIL" w:hAnsi="Abyssinica SIL" w:cs="Abyssinica SIL"/>
-          <w:noProof/>
-          <w:color w:val="993300"/>
-          <w:sz w:val="28"/>
-          <w:szCs w:val="28"/>
-          <w:lang w:val="am-ET" w:bidi="syr-SY"/>
-        </w:rPr>
-        <w:t>።</w:t>
-      </w:r>
-    </w:p>
-    <w:p>
-      <w:pPr>
-        <w:keepNext/>
-        <w:snapToGrid w:val="0"/>
-        <w:spacing w:before="120"/>
-        <w:jc w:val="center"/>
+        <w:t>።</w:t>
+      </w:r>
+      <w:r>
         <w:rPr>
           <w:rStyle w:val="refmarker"/>
           <w:rFonts w:ascii="Abyssinica SIL" w:hAnsi="Abyssinica SIL" w:cs="Abyssinica SIL"/>
           <w:noProof/>
-          <w:color w:val="275317" w:themeColor="accent6" w:themeShade="80"/>
+          <w:color w:val="993300"/>
           <w:sz w:val="28"/>
           <w:szCs w:val="28"/>
           <w:shd w:val="clear" w:color="auto" w:fill="FFFFFF"/>
           <w:lang w:val="am-ET"/>
         </w:rPr>
-      </w:pPr>
-      <w:r>
+        <w:t xml:space="preserve"> ወይነግር፡ ካዕበ፡ ለዘ፡ ሀለዉ፡ ውስተ፡ ውእቱ፡ መካን፡ ወየአዝዞሙ፡ ለሕዝብ፡ በምክረ፡ መላህቅቲሆሙ</w:t>
+      </w:r>
+      <w:r>
+        <w:rPr>
+          <w:rFonts w:ascii="Abyssinica SIL" w:hAnsi="Abyssinica SIL" w:cs="Abyssinica SIL"/>
+          <w:noProof/>
+          <w:color w:val="993300"/>
+          <w:sz w:val="28"/>
+          <w:szCs w:val="28"/>
+          <w:lang w:val="am-ET" w:bidi="syr-SY"/>
+        </w:rPr>
+        <w:t>።</w:t>
+      </w:r>
+    </w:p>
+    <w:p>
+      <w:pPr>
+        <w:keepNext/>
+        <w:snapToGrid w:val="0"/>
+        <w:jc w:val="center"/>
         <w:rPr>
           <w:rStyle w:val="refmarker"/>
           <w:rFonts w:ascii="Abyssinica SIL" w:hAnsi="Abyssinica SIL" w:cs="Abyssinica SIL"/>
-          <w:noProof/>
-          <w:color w:val="275317" w:themeColor="accent6" w:themeShade="80"/>
-          <w:sz w:val="28"/>
-          <w:szCs w:val="28"/>
+          <w:b/>
+          <w:bCs/>
+          <w:noProof/>
+          <w:color w:val="275317" w:themeColor="accent6" w:themeShade="80"/>
+          <w:sz w:val="30"/>
+          <w:szCs w:val="30"/>
+          <w:shd w:val="clear" w:color="auto" w:fill="FFFFFF"/>
+          <w:lang w:val="am-ET"/>
+        </w:rPr>
+      </w:pPr>
+      <w:r>
+        <w:rPr>
+          <w:rStyle w:val="refmarker"/>
+          <w:rFonts w:ascii="Abyssinica SIL" w:hAnsi="Abyssinica SIL" w:cs="Abyssinica SIL"/>
+          <w:b/>
+          <w:bCs/>
+          <w:noProof/>
+          <w:color w:val="275317" w:themeColor="accent6" w:themeShade="80"/>
+          <w:sz w:val="30"/>
+          <w:szCs w:val="30"/>
           <w:shd w:val="clear" w:color="auto" w:fill="FFFFFF"/>
           <w:lang w:val="am-ET"/>
         </w:rPr>
@@ -765,6 +859,31 @@
       <w:r>
         <w:rPr>
           <w:rFonts w:ascii="Abyssinica SIL" w:hAnsi="Abyssinica SIL" w:cs="Abyssinica SIL"/>
+          <w:b/>
+          <w:bCs/>
+          <w:noProof/>
+          <w:color w:val="0070C0"/>
+          <w:sz w:val="28"/>
+          <w:szCs w:val="28"/>
+          <w:vertAlign w:val="superscript"/>
+          <w:lang w:val="am-ET" w:bidi="syr-SY"/>
+        </w:rPr>
+        <w:t>1</w:t>
+      </w:r>
+      <w:r>
+        <w:rPr>
+          <w:rFonts w:ascii="Abyssinica SIL" w:hAnsi="Abyssinica SIL" w:cs="Abyssinica SIL"/>
+          <w:noProof/>
+          <w:color w:val="0070C0"/>
+          <w:sz w:val="28"/>
+          <w:szCs w:val="28"/>
+          <w:lang w:val="am-ET" w:bidi="syr-SY"/>
+        </w:rPr>
+        <w:t> </w:t>
+      </w:r>
+      <w:r>
+        <w:rPr>
+          <w:rFonts w:ascii="Abyssinica SIL" w:hAnsi="Abyssinica SIL" w:cs="Abyssinica SIL"/>
           <w:noProof/>
           <w:color w:val="993300"/>
           <w:sz w:val="28"/>
@@ -793,19 +912,7 @@
           <w:szCs w:val="28"/>
           <w:lang w:val="am-ET" w:bidi="syr-SY"/>
         </w:rPr>
-        <w:t xml:space="preserve"> ወየሀልዉ፡ ለሢመቱ፡ ኤጲስ፡ ቆጶሳት፡ ክልኤቱ፡ አው፡ ሠለስቱ፡ እስመ፡ ዝንቱ፡ ውእቱ፡ </w:t>
-      </w:r>
-      <w:r>
-        <w:rPr>
-          <w:rFonts w:ascii="Abyssinica SIL" w:hAnsi="Abyssinica SIL" w:cs="Abyssinica SIL"/>
-          <w:noProof/>
-          <w:color w:val="993300"/>
-          <w:sz w:val="28"/>
-          <w:szCs w:val="28"/>
-          <w:lang w:val="am-ET" w:bidi="syr-SY"/>
-        </w:rPr>
-        <w:lastRenderedPageBreak/>
-        <w:t>ዘይዌስኮ፡ ሞገሰ፡ ወሢመተ፡ ቀሲስ፡ ወዲያቆን፡ ወዘይቴሐት፡ እምውእቱ፡ ኤጲስ፡ ቆጶስ፡ ባሕቲቱ፡ ወይሢሞሙ፡ ውስተ፡ መዓርጊሆሙ፡ በሥርዐተ፡ ክህነቶሙ፡ ወውእቱ፡ ይኩን፡ በሥምረተ፡ እለ፡ ይሳተፍዎሙ</w:t>
+        <w:t xml:space="preserve"> ወየሀልዉ፡ ለሢመቱ፡ ኤጲስ፡ ቆጶሳት፡ ክልኤቱ፡ አው፡ ሠለስቱ፡ እስመ፡ ዝንቱ፡ ውእቱ፡ ዘይዌስኮ፡ ሞገሰ፡ ወሢመተ፡ ቀሲስ፡ ወዲያቆን፡ ወዘይቴሐት፡ እምውእቱ፡ ኤጲስ፡ ቆጶስ፡ ባሕቲቱ፡ ወይሢሞሙ፡ ውስተ፡ መዓርጊሆሙ፡ በሥርዐተ፡ ክህነቶሙ፡ ወውእቱ፡ ይኩን፡ በሥምረተ፡ እለ፡ ይሳተፍዎሙ</w:t>
       </w:r>
       <w:r>
         <w:rPr>
@@ -847,6 +954,7 @@
           <w:szCs w:val="30"/>
           <w:lang w:val="am-ET" w:bidi="syr-SY"/>
         </w:rPr>
+        <w:lastRenderedPageBreak/>
         <w:t>፪፡ ቀኖና።</w:t>
       </w:r>
     </w:p>
@@ -976,6 +1084,31 @@
       <w:r>
         <w:rPr>
           <w:rFonts w:ascii="Abyssinica SIL" w:hAnsi="Abyssinica SIL" w:cs="Abyssinica SIL"/>
+          <w:b/>
+          <w:bCs/>
+          <w:noProof/>
+          <w:color w:val="0070C0"/>
+          <w:sz w:val="28"/>
+          <w:szCs w:val="28"/>
+          <w:vertAlign w:val="superscript"/>
+          <w:lang w:val="am-ET" w:bidi="syr-SY"/>
+        </w:rPr>
+        <w:t>1</w:t>
+      </w:r>
+      <w:r>
+        <w:rPr>
+          <w:rFonts w:ascii="Abyssinica SIL" w:hAnsi="Abyssinica SIL" w:cs="Abyssinica SIL"/>
+          <w:noProof/>
+          <w:color w:val="0070C0"/>
+          <w:sz w:val="28"/>
+          <w:szCs w:val="28"/>
+          <w:lang w:val="am-ET" w:bidi="syr-SY"/>
+        </w:rPr>
+        <w:t> </w:t>
+      </w:r>
+      <w:r>
+        <w:rPr>
+          <w:rFonts w:ascii="Abyssinica SIL" w:hAnsi="Abyssinica SIL" w:cs="Abyssinica SIL"/>
           <w:noProof/>
           <w:color w:val="993300"/>
           <w:sz w:val="28"/>
@@ -1138,7 +1271,7 @@
           <w:szCs w:val="28"/>
           <w:lang w:val="am-ET" w:bidi="syr-SY"/>
         </w:rPr>
-        <w:t xml:space="preserve">እመሂ፡ ኤጲስ፡ ቆጶስ፡ አው፡ ቀሲስ፡ አው፡ ዲያቆን፡ ዘተዐደወ፡ ሕገ፡ ክርስቶስ፡ በውስተ፡ ቍርባን፡ ወአቅረበ፡ ዲበ፡ ምሥዋዕ፡ መዐረ፡ አው፡ ሐሊበ፡ ወእመሂ፡ አቅረበ፡ ህየንተ፡ ስቴ፡ ወይን፡ ስቴ፡ ሶካር፡ አው፡ እምአምያስ፡ ዘግቡር፡ በእሳት፡ አው፡ ባዕደ። ወኢምንተሂ፡ እምአዕዋፍ፡ አው፡ እንስሳ፡ ወኢባዕደ፡ ዘይሠውዑ፡ ዘእንበለ፡ ቍርባን፡ ዘአዘዘ፡ እግዚእነ፡ ኢየሱስ፡ ክርስቶስ፡ እምኅብስት፡ ንጹሕ፡ ስንዳሌ፡ ሠናየ፡ ሐዲሰ፡ ወወይነ፡ ዘንጡፍ፡ እምአስካል፡ ዘይነሥኡ፡ እምሐረጉ። ወዘገብረ፡ ዘንተ፡ ዘእንበለ፡ ዝንቱ፡ እምኔሆሙ፡ ይስዐር፡ እምክህነቱ፡ ወኢይትወከፍዎ። ወያቅርቡ፡ ካዕበ፡ ሠዊተ፡ ሰብለ፡ በጊዜሁ፡ ወእክለ፡ ቀዳሜ፡ ፍሬ፡ </w:t>
+        <w:t xml:space="preserve">እመሂ፡ ኤጲስ፡ ቆጶስ፡ አው፡ ቀሲስ፡ አው፡ ዲያቆን፡ ዘተዐደወ፡ ሕገ፡ ክርስቶስ፡ በውስተ፡ ቍርባን፡ ወአቅረበ፡ ዲበ፡ ምሥዋዕ፡ መዐረ፡ አው፡ ሐሊበ፡ ወእመሂ፡ አቅረበ፡ ህየንተ፡ ስቴ፡ ወይን፡ ስቴ፡ ሶካር፡ አው፡ እምአምያስ፡ ዘግቡር፡ በእሳት፡ አው፡ ባዕደ። ወኢምንተሂ፡ እምአዕዋፍ፡ አው፡ እንስሳ፡ ወኢባዕደ፡ ዘይሠውዑ፡ ዘእንበለ፡ ቍርባን፡ ዘአዘዘ፡ እግዚእነ፡ ኢየሱስ፡ ክርስቶስ፡ እምኅብስት፡ ንጹሕ፡ ስንዳሌ፡ ሠናየ፡ ሐዲሰ፡ ወወይነ፡ ዘንጡፍ፡ እምአስካል፡ ዘይነሥኡ፡ እምሐረጉ። ወዘገብረ፡ ዘንተ፡ ዘእንበለ፡ ዝንቱ፡ እምኔሆሙ፡ ይስዐር፡ እምክህነቱ፡ ወኢይትወከፍዎ። ወያቅርቡ፡ ካዕበ፡ ሠዊተ፡ ሰብለ፡ በጊዜሁ፡ ወእክለ፡ ቀዳሜ፡ ፍሬ፡ ወአስካለ፡ ወይን፡ ካዕበ፡ በጊዜሁ፡ አመ፡ ይመልኦ፡ ማይ፡ ወይጥዕም፡ ወቦቱ፡ እምርተ፡ ጊዜ፡ በበዓል፡ ዘስሙይ፡ ውእቱ፡ በዓለ፡ ዮሐንስ፡ ወያዕርጉ፡ ውስተ፡ ምሥዋዕ፡ ወያቅርቡ፡ ቦቱ፡ ወሰብልሰ፡ በጊዜሁ፡ ወዘእንበሌሁሰ፡ ኢመፍትው፡ ያቅርቡ፡ ወኢይደሉ፡ </w:t>
       </w:r>
       <w:r>
         <w:rPr>
@@ -1150,7 +1283,7 @@
           <w:lang w:val="am-ET" w:bidi="syr-SY"/>
         </w:rPr>
         <w:lastRenderedPageBreak/>
-        <w:t>ወአስካለ፡ ወይን፡ ካዕበ፡ በጊዜሁ፡ አመ፡ ይመልኦ፡ ማይ፡ ወይጥዕም፡ ወቦቱ፡ እምርተ፡ ጊዜ፡ በበዓል፡ ዘስሙይ፡ ውእቱ፡ በዓለ፡ ዮሐንስ፡ ወያዕርጉ፡ ውስተ፡ ምሥዋዕ፡ ወያቅርቡ፡ ቦቱ፡ ወሰብልሰ፡ በጊዜሁ፡ ወዘእንበሌሁሰ፡ ኢመፍትው፡ ያቅርቡ፡ ወኢይደሉ፡ ያብኡ፡ ኀበ፡ ምሥዋዕ፡ ምንተኒ፡ ቅብአ፡ ዘእንበለ፡ ቅብአ፡ ሜሮን፡ ዘግቡር፡ ሎቱ፡ ዘአዘዘ፡ እግዚአብሔር፡ ወቅብአ፡ ዘይት፡ ዘያኀትዉ፡ ቦቱ፡ መኃትወ፡ ወዕጣነ፡ ጽንሓሓት፡ ዘመዐዛሁ፡ ሠናይ፡ ዘውእቱ፡ ቅንአት፡ ወሰሊኆት፡ በጊዜ፡ ቅዳሴ፡ ወጸሎት፡ ወሶበ፡ ያርኅዉ</w:t>
+        <w:t>ያብኡ፡ ኀበ፡ ምሥዋዕ፡ ምንተኒ፡ ቅብአ፡ ዘእንበለ፡ ቅብአ፡ ሜሮን፡ ዘግቡር፡ ሎቱ፡ ዘአዘዘ፡ እግዚአብሔር፡ ወቅብአ፡ ዘይት፡ ዘያኀትዉ፡ ቦቱ፡ መኃትወ፡ ወዕጣነ፡ ጽንሓሓት፡ ዘመዐዛሁ፡ ሠናይ፡ ዘውእቱ፡ ቅንአት፡ ወሰሊኆት፡ በጊዜ፡ ቅዳሴ፡ ወጸሎት፡ ወሶበ፡ ያርኅዉ</w:t>
       </w:r>
       <w:r>
         <w:rPr>
@@ -1253,6 +1386,31 @@
       <w:r>
         <w:rPr>
           <w:rFonts w:ascii="Abyssinica SIL" w:hAnsi="Abyssinica SIL" w:cs="Abyssinica SIL"/>
+          <w:b/>
+          <w:bCs/>
+          <w:noProof/>
+          <w:color w:val="0070C0"/>
+          <w:sz w:val="28"/>
+          <w:szCs w:val="28"/>
+          <w:vertAlign w:val="superscript"/>
+          <w:lang w:val="am-ET" w:bidi="syr-SY"/>
+        </w:rPr>
+        <w:t>1</w:t>
+      </w:r>
+      <w:r>
+        <w:rPr>
+          <w:rFonts w:ascii="Abyssinica SIL" w:hAnsi="Abyssinica SIL" w:cs="Abyssinica SIL"/>
+          <w:noProof/>
+          <w:color w:val="0070C0"/>
+          <w:sz w:val="28"/>
+          <w:szCs w:val="28"/>
+          <w:lang w:val="am-ET" w:bidi="syr-SY"/>
+        </w:rPr>
+        <w:t> </w:t>
+      </w:r>
+      <w:r>
+        <w:rPr>
+          <w:rFonts w:ascii="Abyssinica SIL" w:hAnsi="Abyssinica SIL" w:cs="Abyssinica SIL"/>
           <w:noProof/>
           <w:color w:val="993300"/>
           <w:sz w:val="28"/>
@@ -1474,6 +1632,31 @@
       <w:r>
         <w:rPr>
           <w:rFonts w:ascii="Abyssinica SIL" w:hAnsi="Abyssinica SIL" w:cs="Abyssinica SIL"/>
+          <w:b/>
+          <w:bCs/>
+          <w:noProof/>
+          <w:color w:val="0070C0"/>
+          <w:sz w:val="28"/>
+          <w:szCs w:val="28"/>
+          <w:vertAlign w:val="superscript"/>
+          <w:lang w:val="am-ET" w:bidi="syr-SY"/>
+        </w:rPr>
+        <w:t>1</w:t>
+      </w:r>
+      <w:r>
+        <w:rPr>
+          <w:rFonts w:ascii="Abyssinica SIL" w:hAnsi="Abyssinica SIL" w:cs="Abyssinica SIL"/>
+          <w:noProof/>
+          <w:color w:val="0070C0"/>
+          <w:sz w:val="28"/>
+          <w:szCs w:val="28"/>
+          <w:lang w:val="am-ET" w:bidi="syr-SY"/>
+        </w:rPr>
+        <w:t> </w:t>
+      </w:r>
+      <w:r>
+        <w:rPr>
+          <w:rFonts w:ascii="Abyssinica SIL" w:hAnsi="Abyssinica SIL" w:cs="Abyssinica SIL"/>
           <w:noProof/>
           <w:color w:val="993300"/>
           <w:sz w:val="28"/>
@@ -1674,6 +1857,31 @@
       <w:r>
         <w:rPr>
           <w:rFonts w:ascii="Abyssinica SIL" w:hAnsi="Abyssinica SIL" w:cs="Abyssinica SIL"/>
+          <w:b/>
+          <w:bCs/>
+          <w:noProof/>
+          <w:color w:val="0070C0"/>
+          <w:sz w:val="28"/>
+          <w:szCs w:val="28"/>
+          <w:vertAlign w:val="superscript"/>
+          <w:lang w:val="am-ET" w:bidi="syr-SY"/>
+        </w:rPr>
+        <w:t>1</w:t>
+      </w:r>
+      <w:r>
+        <w:rPr>
+          <w:rFonts w:ascii="Abyssinica SIL" w:hAnsi="Abyssinica SIL" w:cs="Abyssinica SIL"/>
+          <w:noProof/>
+          <w:color w:val="0070C0"/>
+          <w:sz w:val="28"/>
+          <w:szCs w:val="28"/>
+          <w:lang w:val="am-ET" w:bidi="syr-SY"/>
+        </w:rPr>
+        <w:t> </w:t>
+      </w:r>
+      <w:r>
+        <w:rPr>
+          <w:rFonts w:ascii="Abyssinica SIL" w:hAnsi="Abyssinica SIL" w:cs="Abyssinica SIL"/>
           <w:noProof/>
           <w:color w:val="993300"/>
           <w:sz w:val="28"/>
@@ -1850,6 +2058,31 @@
       <w:r>
         <w:rPr>
           <w:rFonts w:ascii="Abyssinica SIL" w:hAnsi="Abyssinica SIL" w:cs="Abyssinica SIL"/>
+          <w:b/>
+          <w:bCs/>
+          <w:noProof/>
+          <w:color w:val="0070C0"/>
+          <w:sz w:val="28"/>
+          <w:szCs w:val="28"/>
+          <w:vertAlign w:val="superscript"/>
+          <w:lang w:val="am-ET" w:bidi="syr-SY"/>
+        </w:rPr>
+        <w:t>1</w:t>
+      </w:r>
+      <w:r>
+        <w:rPr>
+          <w:rFonts w:ascii="Abyssinica SIL" w:hAnsi="Abyssinica SIL" w:cs="Abyssinica SIL"/>
+          <w:noProof/>
+          <w:color w:val="0070C0"/>
+          <w:sz w:val="28"/>
+          <w:szCs w:val="28"/>
+          <w:lang w:val="am-ET" w:bidi="syr-SY"/>
+        </w:rPr>
+        <w:t> </w:t>
+      </w:r>
+      <w:r>
+        <w:rPr>
+          <w:rFonts w:ascii="Abyssinica SIL" w:hAnsi="Abyssinica SIL" w:cs="Abyssinica SIL"/>
           <w:noProof/>
           <w:color w:val="993300"/>
           <w:sz w:val="28"/>
@@ -2049,6 +2282,31 @@
       <w:r>
         <w:rPr>
           <w:rFonts w:ascii="Abyssinica SIL" w:hAnsi="Abyssinica SIL" w:cs="Abyssinica SIL"/>
+          <w:b/>
+          <w:bCs/>
+          <w:noProof/>
+          <w:color w:val="0070C0"/>
+          <w:sz w:val="28"/>
+          <w:szCs w:val="28"/>
+          <w:vertAlign w:val="superscript"/>
+          <w:lang w:val="am-ET" w:bidi="syr-SY"/>
+        </w:rPr>
+        <w:t>1</w:t>
+      </w:r>
+      <w:r>
+        <w:rPr>
+          <w:rFonts w:ascii="Abyssinica SIL" w:hAnsi="Abyssinica SIL" w:cs="Abyssinica SIL"/>
+          <w:noProof/>
+          <w:color w:val="0070C0"/>
+          <w:sz w:val="28"/>
+          <w:szCs w:val="28"/>
+          <w:lang w:val="am-ET" w:bidi="syr-SY"/>
+        </w:rPr>
+        <w:t> </w:t>
+      </w:r>
+      <w:r>
+        <w:rPr>
+          <w:rFonts w:ascii="Abyssinica SIL" w:hAnsi="Abyssinica SIL" w:cs="Abyssinica SIL"/>
           <w:noProof/>
           <w:color w:val="993300"/>
           <w:sz w:val="28"/>
@@ -2259,6 +2517,31 @@
       <w:r>
         <w:rPr>
           <w:rFonts w:ascii="Abyssinica SIL" w:hAnsi="Abyssinica SIL" w:cs="Abyssinica SIL"/>
+          <w:b/>
+          <w:bCs/>
+          <w:noProof/>
+          <w:color w:val="0070C0"/>
+          <w:sz w:val="28"/>
+          <w:szCs w:val="28"/>
+          <w:vertAlign w:val="superscript"/>
+          <w:lang w:val="am-ET" w:bidi="syr-SY"/>
+        </w:rPr>
+        <w:t>1</w:t>
+      </w:r>
+      <w:r>
+        <w:rPr>
+          <w:rFonts w:ascii="Abyssinica SIL" w:hAnsi="Abyssinica SIL" w:cs="Abyssinica SIL"/>
+          <w:noProof/>
+          <w:color w:val="0070C0"/>
+          <w:sz w:val="28"/>
+          <w:szCs w:val="28"/>
+          <w:lang w:val="am-ET" w:bidi="syr-SY"/>
+        </w:rPr>
+        <w:t> </w:t>
+      </w:r>
+      <w:r>
+        <w:rPr>
+          <w:rFonts w:ascii="Abyssinica SIL" w:hAnsi="Abyssinica SIL" w:cs="Abyssinica SIL"/>
           <w:noProof/>
           <w:color w:val="993300"/>
           <w:sz w:val="28"/>
@@ -2435,6 +2718,31 @@
       <w:r>
         <w:rPr>
           <w:rFonts w:ascii="Abyssinica SIL" w:hAnsi="Abyssinica SIL" w:cs="Abyssinica SIL"/>
+          <w:b/>
+          <w:bCs/>
+          <w:noProof/>
+          <w:color w:val="0070C0"/>
+          <w:sz w:val="28"/>
+          <w:szCs w:val="28"/>
+          <w:vertAlign w:val="superscript"/>
+          <w:lang w:val="am-ET" w:bidi="syr-SY"/>
+        </w:rPr>
+        <w:t>1</w:t>
+      </w:r>
+      <w:r>
+        <w:rPr>
+          <w:rFonts w:ascii="Abyssinica SIL" w:hAnsi="Abyssinica SIL" w:cs="Abyssinica SIL"/>
+          <w:noProof/>
+          <w:color w:val="0070C0"/>
+          <w:sz w:val="28"/>
+          <w:szCs w:val="28"/>
+          <w:lang w:val="am-ET" w:bidi="syr-SY"/>
+        </w:rPr>
+        <w:t> </w:t>
+      </w:r>
+      <w:r>
+        <w:rPr>
+          <w:rFonts w:ascii="Abyssinica SIL" w:hAnsi="Abyssinica SIL" w:cs="Abyssinica SIL"/>
           <w:noProof/>
           <w:color w:val="993300"/>
           <w:sz w:val="28"/>
@@ -2616,6 +2924,35 @@
         <w:rPr>
           <w:rStyle w:val="refmarker"/>
           <w:rFonts w:ascii="Abyssinica SIL" w:hAnsi="Abyssinica SIL" w:cs="Abyssinica SIL"/>
+          <w:b/>
+          <w:bCs/>
+          <w:noProof/>
+          <w:color w:val="0070C0"/>
+          <w:sz w:val="28"/>
+          <w:szCs w:val="28"/>
+          <w:shd w:val="clear" w:color="auto" w:fill="FFFFFF"/>
+          <w:vertAlign w:val="superscript"/>
+          <w:lang w:val="am-ET"/>
+        </w:rPr>
+        <w:t>1</w:t>
+      </w:r>
+      <w:r>
+        <w:rPr>
+          <w:rStyle w:val="refmarker"/>
+          <w:rFonts w:ascii="Abyssinica SIL" w:hAnsi="Abyssinica SIL" w:cs="Abyssinica SIL"/>
+          <w:noProof/>
+          <w:color w:val="0070C0"/>
+          <w:sz w:val="28"/>
+          <w:szCs w:val="28"/>
+          <w:shd w:val="clear" w:color="auto" w:fill="FFFFFF"/>
+          <w:lang w:val="am-ET"/>
+        </w:rPr>
+        <w:t> </w:t>
+      </w:r>
+      <w:r>
+        <w:rPr>
+          <w:rStyle w:val="refmarker"/>
+          <w:rFonts w:ascii="Abyssinica SIL" w:hAnsi="Abyssinica SIL" w:cs="Abyssinica SIL"/>
           <w:noProof/>
           <w:color w:val="993300"/>
           <w:sz w:val="28"/>
@@ -2801,6 +3138,31 @@
       <w:r>
         <w:rPr>
           <w:rFonts w:ascii="Abyssinica SIL" w:hAnsi="Abyssinica SIL" w:cs="Abyssinica SIL"/>
+          <w:b/>
+          <w:bCs/>
+          <w:noProof/>
+          <w:color w:val="0070C0"/>
+          <w:sz w:val="28"/>
+          <w:szCs w:val="28"/>
+          <w:vertAlign w:val="superscript"/>
+          <w:lang w:val="am-ET" w:bidi="syr-SY"/>
+        </w:rPr>
+        <w:t>1</w:t>
+      </w:r>
+      <w:r>
+        <w:rPr>
+          <w:rFonts w:ascii="Abyssinica SIL" w:hAnsi="Abyssinica SIL" w:cs="Abyssinica SIL"/>
+          <w:noProof/>
+          <w:color w:val="0070C0"/>
+          <w:sz w:val="28"/>
+          <w:szCs w:val="28"/>
+          <w:lang w:val="am-ET" w:bidi="syr-SY"/>
+        </w:rPr>
+        <w:t> </w:t>
+      </w:r>
+      <w:r>
+        <w:rPr>
+          <w:rFonts w:ascii="Abyssinica SIL" w:hAnsi="Abyssinica SIL" w:cs="Abyssinica SIL"/>
           <w:noProof/>
           <w:color w:val="993300"/>
           <w:sz w:val="28"/>
@@ -2977,6 +3339,31 @@
       <w:r>
         <w:rPr>
           <w:rFonts w:ascii="Abyssinica SIL" w:hAnsi="Abyssinica SIL" w:cs="Abyssinica SIL"/>
+          <w:b/>
+          <w:bCs/>
+          <w:noProof/>
+          <w:color w:val="0070C0"/>
+          <w:sz w:val="28"/>
+          <w:szCs w:val="28"/>
+          <w:vertAlign w:val="superscript"/>
+          <w:lang w:val="am-ET" w:bidi="syr-SY"/>
+        </w:rPr>
+        <w:t>1</w:t>
+      </w:r>
+      <w:r>
+        <w:rPr>
+          <w:rFonts w:ascii="Abyssinica SIL" w:hAnsi="Abyssinica SIL" w:cs="Abyssinica SIL"/>
+          <w:noProof/>
+          <w:color w:val="0070C0"/>
+          <w:sz w:val="28"/>
+          <w:szCs w:val="28"/>
+          <w:lang w:val="am-ET" w:bidi="syr-SY"/>
+        </w:rPr>
+        <w:t> </w:t>
+      </w:r>
+      <w:r>
+        <w:rPr>
+          <w:rFonts w:ascii="Abyssinica SIL" w:hAnsi="Abyssinica SIL" w:cs="Abyssinica SIL"/>
           <w:noProof/>
           <w:color w:val="993300"/>
           <w:sz w:val="28"/>
@@ -3177,6 +3564,31 @@
       <w:r>
         <w:rPr>
           <w:rFonts w:ascii="Abyssinica SIL" w:hAnsi="Abyssinica SIL" w:cs="Abyssinica SIL"/>
+          <w:b/>
+          <w:bCs/>
+          <w:noProof/>
+          <w:color w:val="0070C0"/>
+          <w:sz w:val="28"/>
+          <w:szCs w:val="28"/>
+          <w:vertAlign w:val="superscript"/>
+          <w:lang w:val="am-ET" w:bidi="syr-SY"/>
+        </w:rPr>
+        <w:t>1</w:t>
+      </w:r>
+      <w:r>
+        <w:rPr>
+          <w:rFonts w:ascii="Abyssinica SIL" w:hAnsi="Abyssinica SIL" w:cs="Abyssinica SIL"/>
+          <w:noProof/>
+          <w:color w:val="0070C0"/>
+          <w:sz w:val="28"/>
+          <w:szCs w:val="28"/>
+          <w:lang w:val="am-ET" w:bidi="syr-SY"/>
+        </w:rPr>
+        <w:t> </w:t>
+      </w:r>
+      <w:r>
+        <w:rPr>
+          <w:rFonts w:ascii="Abyssinica SIL" w:hAnsi="Abyssinica SIL" w:cs="Abyssinica SIL"/>
           <w:noProof/>
           <w:color w:val="993300"/>
           <w:sz w:val="28"/>
@@ -3377,6 +3789,31 @@
       <w:r>
         <w:rPr>
           <w:rFonts w:ascii="Abyssinica SIL" w:hAnsi="Abyssinica SIL" w:cs="Abyssinica SIL"/>
+          <w:b/>
+          <w:bCs/>
+          <w:noProof/>
+          <w:color w:val="0070C0"/>
+          <w:sz w:val="28"/>
+          <w:szCs w:val="28"/>
+          <w:vertAlign w:val="superscript"/>
+          <w:lang w:val="am-ET" w:bidi="syr-SY"/>
+        </w:rPr>
+        <w:t>1</w:t>
+      </w:r>
+      <w:r>
+        <w:rPr>
+          <w:rFonts w:ascii="Abyssinica SIL" w:hAnsi="Abyssinica SIL" w:cs="Abyssinica SIL"/>
+          <w:noProof/>
+          <w:color w:val="0070C0"/>
+          <w:sz w:val="28"/>
+          <w:szCs w:val="28"/>
+          <w:lang w:val="am-ET" w:bidi="syr-SY"/>
+        </w:rPr>
+        <w:t> </w:t>
+      </w:r>
+      <w:r>
+        <w:rPr>
+          <w:rFonts w:ascii="Abyssinica SIL" w:hAnsi="Abyssinica SIL" w:cs="Abyssinica SIL"/>
           <w:noProof/>
           <w:color w:val="993300"/>
           <w:sz w:val="28"/>
@@ -3554,6 +3991,31 @@
       <w:r>
         <w:rPr>
           <w:rFonts w:ascii="Abyssinica SIL" w:hAnsi="Abyssinica SIL" w:cs="Abyssinica SIL"/>
+          <w:b/>
+          <w:bCs/>
+          <w:noProof/>
+          <w:color w:val="0070C0"/>
+          <w:sz w:val="28"/>
+          <w:szCs w:val="28"/>
+          <w:vertAlign w:val="superscript"/>
+          <w:lang w:val="am-ET" w:bidi="syr-SY"/>
+        </w:rPr>
+        <w:t>1</w:t>
+      </w:r>
+      <w:r>
+        <w:rPr>
+          <w:rFonts w:ascii="Abyssinica SIL" w:hAnsi="Abyssinica SIL" w:cs="Abyssinica SIL"/>
+          <w:noProof/>
+          <w:color w:val="0070C0"/>
+          <w:sz w:val="28"/>
+          <w:szCs w:val="28"/>
+          <w:lang w:val="am-ET" w:bidi="syr-SY"/>
+        </w:rPr>
+        <w:t> </w:t>
+      </w:r>
+      <w:r>
+        <w:rPr>
+          <w:rFonts w:ascii="Abyssinica SIL" w:hAnsi="Abyssinica SIL" w:cs="Abyssinica SIL"/>
           <w:noProof/>
           <w:color w:val="993300"/>
           <w:sz w:val="28"/>
@@ -3731,6 +4193,31 @@
       <w:r>
         <w:rPr>
           <w:rFonts w:ascii="Abyssinica SIL" w:hAnsi="Abyssinica SIL" w:cs="Abyssinica SIL"/>
+          <w:b/>
+          <w:bCs/>
+          <w:noProof/>
+          <w:color w:val="0070C0"/>
+          <w:sz w:val="28"/>
+          <w:szCs w:val="28"/>
+          <w:vertAlign w:val="superscript"/>
+          <w:lang w:val="am-ET" w:bidi="syr-SY"/>
+        </w:rPr>
+        <w:t>1</w:t>
+      </w:r>
+      <w:r>
+        <w:rPr>
+          <w:rFonts w:ascii="Abyssinica SIL" w:hAnsi="Abyssinica SIL" w:cs="Abyssinica SIL"/>
+          <w:noProof/>
+          <w:color w:val="0070C0"/>
+          <w:sz w:val="28"/>
+          <w:szCs w:val="28"/>
+          <w:lang w:val="am-ET" w:bidi="syr-SY"/>
+        </w:rPr>
+        <w:t> </w:t>
+      </w:r>
+      <w:r>
+        <w:rPr>
+          <w:rFonts w:ascii="Abyssinica SIL" w:hAnsi="Abyssinica SIL" w:cs="Abyssinica SIL"/>
           <w:noProof/>
           <w:color w:val="993300"/>
           <w:sz w:val="28"/>
@@ -3909,6 +4396,31 @@
       <w:r>
         <w:rPr>
           <w:rFonts w:ascii="Abyssinica SIL" w:hAnsi="Abyssinica SIL" w:cs="Abyssinica SIL"/>
+          <w:b/>
+          <w:bCs/>
+          <w:noProof/>
+          <w:color w:val="0070C0"/>
+          <w:sz w:val="28"/>
+          <w:szCs w:val="28"/>
+          <w:vertAlign w:val="superscript"/>
+          <w:lang w:val="am-ET" w:bidi="syr-SY"/>
+        </w:rPr>
+        <w:t>1</w:t>
+      </w:r>
+      <w:r>
+        <w:rPr>
+          <w:rFonts w:ascii="Abyssinica SIL" w:hAnsi="Abyssinica SIL" w:cs="Abyssinica SIL"/>
+          <w:noProof/>
+          <w:color w:val="0070C0"/>
+          <w:sz w:val="28"/>
+          <w:szCs w:val="28"/>
+          <w:lang w:val="am-ET" w:bidi="syr-SY"/>
+        </w:rPr>
+        <w:t> </w:t>
+      </w:r>
+      <w:r>
+        <w:rPr>
+          <w:rFonts w:ascii="Abyssinica SIL" w:hAnsi="Abyssinica SIL" w:cs="Abyssinica SIL"/>
           <w:noProof/>
           <w:color w:val="993300"/>
           <w:sz w:val="28"/>
@@ -4086,6 +4598,31 @@
       <w:r>
         <w:rPr>
           <w:rFonts w:ascii="Abyssinica SIL" w:hAnsi="Abyssinica SIL" w:cs="Abyssinica SIL"/>
+          <w:b/>
+          <w:bCs/>
+          <w:noProof/>
+          <w:color w:val="0070C0"/>
+          <w:sz w:val="28"/>
+          <w:szCs w:val="28"/>
+          <w:vertAlign w:val="superscript"/>
+          <w:lang w:val="am-ET" w:bidi="syr-SY"/>
+        </w:rPr>
+        <w:t>1</w:t>
+      </w:r>
+      <w:r>
+        <w:rPr>
+          <w:rFonts w:ascii="Abyssinica SIL" w:hAnsi="Abyssinica SIL" w:cs="Abyssinica SIL"/>
+          <w:noProof/>
+          <w:color w:val="0070C0"/>
+          <w:sz w:val="28"/>
+          <w:szCs w:val="28"/>
+          <w:lang w:val="am-ET" w:bidi="syr-SY"/>
+        </w:rPr>
+        <w:t> </w:t>
+      </w:r>
+      <w:r>
+        <w:rPr>
+          <w:rFonts w:ascii="Abyssinica SIL" w:hAnsi="Abyssinica SIL" w:cs="Abyssinica SIL"/>
           <w:noProof/>
           <w:color w:val="993300"/>
           <w:sz w:val="28"/>
@@ -4263,6 +4800,31 @@
       <w:r>
         <w:rPr>
           <w:rFonts w:ascii="Abyssinica SIL" w:hAnsi="Abyssinica SIL" w:cs="Abyssinica SIL"/>
+          <w:b/>
+          <w:bCs/>
+          <w:noProof/>
+          <w:color w:val="0070C0"/>
+          <w:sz w:val="28"/>
+          <w:szCs w:val="28"/>
+          <w:vertAlign w:val="superscript"/>
+          <w:lang w:val="am-ET" w:bidi="syr-SY"/>
+        </w:rPr>
+        <w:t>1</w:t>
+      </w:r>
+      <w:r>
+        <w:rPr>
+          <w:rFonts w:ascii="Abyssinica SIL" w:hAnsi="Abyssinica SIL" w:cs="Abyssinica SIL"/>
+          <w:noProof/>
+          <w:color w:val="0070C0"/>
+          <w:sz w:val="28"/>
+          <w:szCs w:val="28"/>
+          <w:lang w:val="am-ET" w:bidi="syr-SY"/>
+        </w:rPr>
+        <w:t> </w:t>
+      </w:r>
+      <w:r>
+        <w:rPr>
+          <w:rFonts w:ascii="Abyssinica SIL" w:hAnsi="Abyssinica SIL" w:cs="Abyssinica SIL"/>
           <w:noProof/>
           <w:color w:val="993300"/>
           <w:sz w:val="28"/>
@@ -4443,6 +5005,35 @@
         <w:rPr>
           <w:rStyle w:val="refmarker"/>
           <w:rFonts w:ascii="Abyssinica SIL" w:hAnsi="Abyssinica SIL" w:cs="Abyssinica SIL"/>
+          <w:b/>
+          <w:bCs/>
+          <w:noProof/>
+          <w:color w:val="0070C0"/>
+          <w:sz w:val="28"/>
+          <w:szCs w:val="28"/>
+          <w:shd w:val="clear" w:color="auto" w:fill="FFFFFF"/>
+          <w:vertAlign w:val="superscript"/>
+          <w:lang w:val="am-ET"/>
+        </w:rPr>
+        <w:t>1</w:t>
+      </w:r>
+      <w:r>
+        <w:rPr>
+          <w:rStyle w:val="refmarker"/>
+          <w:rFonts w:ascii="Abyssinica SIL" w:hAnsi="Abyssinica SIL" w:cs="Abyssinica SIL"/>
+          <w:noProof/>
+          <w:color w:val="0070C0"/>
+          <w:sz w:val="28"/>
+          <w:szCs w:val="28"/>
+          <w:shd w:val="clear" w:color="auto" w:fill="FFFFFF"/>
+          <w:lang w:val="am-ET"/>
+        </w:rPr>
+        <w:t> </w:t>
+      </w:r>
+      <w:r>
+        <w:rPr>
+          <w:rStyle w:val="refmarker"/>
+          <w:rFonts w:ascii="Abyssinica SIL" w:hAnsi="Abyssinica SIL" w:cs="Abyssinica SIL"/>
           <w:noProof/>
           <w:color w:val="993300"/>
           <w:sz w:val="28"/>
@@ -4629,6 +5220,31 @@
       <w:r>
         <w:rPr>
           <w:rFonts w:ascii="Abyssinica SIL" w:hAnsi="Abyssinica SIL" w:cs="Abyssinica SIL"/>
+          <w:b/>
+          <w:bCs/>
+          <w:noProof/>
+          <w:color w:val="0070C0"/>
+          <w:sz w:val="28"/>
+          <w:szCs w:val="28"/>
+          <w:vertAlign w:val="superscript"/>
+          <w:lang w:val="am-ET" w:bidi="syr-SY"/>
+        </w:rPr>
+        <w:t>1</w:t>
+      </w:r>
+      <w:r>
+        <w:rPr>
+          <w:rFonts w:ascii="Abyssinica SIL" w:hAnsi="Abyssinica SIL" w:cs="Abyssinica SIL"/>
+          <w:noProof/>
+          <w:color w:val="0070C0"/>
+          <w:sz w:val="28"/>
+          <w:szCs w:val="28"/>
+          <w:lang w:val="am-ET" w:bidi="syr-SY"/>
+        </w:rPr>
+        <w:t> </w:t>
+      </w:r>
+      <w:r>
+        <w:rPr>
+          <w:rFonts w:ascii="Abyssinica SIL" w:hAnsi="Abyssinica SIL" w:cs="Abyssinica SIL"/>
           <w:noProof/>
           <w:color w:val="993300"/>
           <w:sz w:val="28"/>
@@ -4806,6 +5422,31 @@
       <w:r>
         <w:rPr>
           <w:rFonts w:ascii="Abyssinica SIL" w:hAnsi="Abyssinica SIL" w:cs="Abyssinica SIL"/>
+          <w:b/>
+          <w:bCs/>
+          <w:noProof/>
+          <w:color w:val="0070C0"/>
+          <w:sz w:val="28"/>
+          <w:szCs w:val="28"/>
+          <w:vertAlign w:val="superscript"/>
+          <w:lang w:val="am-ET" w:bidi="syr-SY"/>
+        </w:rPr>
+        <w:t>1</w:t>
+      </w:r>
+      <w:r>
+        <w:rPr>
+          <w:rFonts w:ascii="Abyssinica SIL" w:hAnsi="Abyssinica SIL" w:cs="Abyssinica SIL"/>
+          <w:noProof/>
+          <w:color w:val="0070C0"/>
+          <w:sz w:val="28"/>
+          <w:szCs w:val="28"/>
+          <w:lang w:val="am-ET" w:bidi="syr-SY"/>
+        </w:rPr>
+        <w:t> </w:t>
+      </w:r>
+      <w:r>
+        <w:rPr>
+          <w:rFonts w:ascii="Abyssinica SIL" w:hAnsi="Abyssinica SIL" w:cs="Abyssinica SIL"/>
           <w:noProof/>
           <w:color w:val="993300"/>
           <w:sz w:val="28"/>
@@ -4983,6 +5624,31 @@
       <w:r>
         <w:rPr>
           <w:rFonts w:ascii="Abyssinica SIL" w:hAnsi="Abyssinica SIL" w:cs="Abyssinica SIL"/>
+          <w:b/>
+          <w:bCs/>
+          <w:noProof/>
+          <w:color w:val="0070C0"/>
+          <w:sz w:val="28"/>
+          <w:szCs w:val="28"/>
+          <w:vertAlign w:val="superscript"/>
+          <w:lang w:val="am-ET" w:bidi="syr-SY"/>
+        </w:rPr>
+        <w:t>1</w:t>
+      </w:r>
+      <w:r>
+        <w:rPr>
+          <w:rFonts w:ascii="Abyssinica SIL" w:hAnsi="Abyssinica SIL" w:cs="Abyssinica SIL"/>
+          <w:noProof/>
+          <w:color w:val="0070C0"/>
+          <w:sz w:val="28"/>
+          <w:szCs w:val="28"/>
+          <w:lang w:val="am-ET" w:bidi="syr-SY"/>
+        </w:rPr>
+        <w:t> </w:t>
+      </w:r>
+      <w:r>
+        <w:rPr>
+          <w:rFonts w:ascii="Abyssinica SIL" w:hAnsi="Abyssinica SIL" w:cs="Abyssinica SIL"/>
           <w:noProof/>
           <w:color w:val="993300"/>
           <w:sz w:val="28"/>
@@ -5159,6 +5825,31 @@
       <w:r>
         <w:rPr>
           <w:rFonts w:ascii="Abyssinica SIL" w:hAnsi="Abyssinica SIL" w:cs="Abyssinica SIL"/>
+          <w:b/>
+          <w:bCs/>
+          <w:noProof/>
+          <w:color w:val="0070C0"/>
+          <w:sz w:val="28"/>
+          <w:szCs w:val="28"/>
+          <w:vertAlign w:val="superscript"/>
+          <w:lang w:val="am-ET" w:bidi="syr-SY"/>
+        </w:rPr>
+        <w:t>1</w:t>
+      </w:r>
+      <w:r>
+        <w:rPr>
+          <w:rFonts w:ascii="Abyssinica SIL" w:hAnsi="Abyssinica SIL" w:cs="Abyssinica SIL"/>
+          <w:noProof/>
+          <w:color w:val="0070C0"/>
+          <w:sz w:val="28"/>
+          <w:szCs w:val="28"/>
+          <w:lang w:val="am-ET" w:bidi="syr-SY"/>
+        </w:rPr>
+        <w:t> </w:t>
+      </w:r>
+      <w:r>
+        <w:rPr>
+          <w:rFonts w:ascii="Abyssinica SIL" w:hAnsi="Abyssinica SIL" w:cs="Abyssinica SIL"/>
           <w:noProof/>
           <w:color w:val="993300"/>
           <w:sz w:val="28"/>
@@ -5335,6 +6026,31 @@
       <w:r>
         <w:rPr>
           <w:rFonts w:ascii="Abyssinica SIL" w:hAnsi="Abyssinica SIL" w:cs="Abyssinica SIL"/>
+          <w:b/>
+          <w:bCs/>
+          <w:noProof/>
+          <w:color w:val="0070C0"/>
+          <w:sz w:val="28"/>
+          <w:szCs w:val="28"/>
+          <w:vertAlign w:val="superscript"/>
+          <w:lang w:val="am-ET" w:bidi="syr-SY"/>
+        </w:rPr>
+        <w:t>1</w:t>
+      </w:r>
+      <w:r>
+        <w:rPr>
+          <w:rFonts w:ascii="Abyssinica SIL" w:hAnsi="Abyssinica SIL" w:cs="Abyssinica SIL"/>
+          <w:noProof/>
+          <w:color w:val="0070C0"/>
+          <w:sz w:val="28"/>
+          <w:szCs w:val="28"/>
+          <w:lang w:val="am-ET" w:bidi="syr-SY"/>
+        </w:rPr>
+        <w:t> </w:t>
+      </w:r>
+      <w:r>
+        <w:rPr>
+          <w:rFonts w:ascii="Abyssinica SIL" w:hAnsi="Abyssinica SIL" w:cs="Abyssinica SIL"/>
           <w:noProof/>
           <w:color w:val="993300"/>
           <w:sz w:val="28"/>
@@ -5546,6 +6262,31 @@
       <w:r>
         <w:rPr>
           <w:rFonts w:ascii="Abyssinica SIL" w:hAnsi="Abyssinica SIL" w:cs="Abyssinica SIL"/>
+          <w:b/>
+          <w:bCs/>
+          <w:noProof/>
+          <w:color w:val="0070C0"/>
+          <w:sz w:val="28"/>
+          <w:szCs w:val="28"/>
+          <w:vertAlign w:val="superscript"/>
+          <w:lang w:val="am-ET" w:bidi="syr-SY"/>
+        </w:rPr>
+        <w:t>1</w:t>
+      </w:r>
+      <w:r>
+        <w:rPr>
+          <w:rFonts w:ascii="Abyssinica SIL" w:hAnsi="Abyssinica SIL" w:cs="Abyssinica SIL"/>
+          <w:noProof/>
+          <w:color w:val="0070C0"/>
+          <w:sz w:val="28"/>
+          <w:szCs w:val="28"/>
+          <w:lang w:val="am-ET" w:bidi="syr-SY"/>
+        </w:rPr>
+        <w:t> </w:t>
+      </w:r>
+      <w:r>
+        <w:rPr>
+          <w:rFonts w:ascii="Abyssinica SIL" w:hAnsi="Abyssinica SIL" w:cs="Abyssinica SIL"/>
           <w:noProof/>
           <w:color w:val="993300"/>
           <w:sz w:val="28"/>
@@ -5723,6 +6464,31 @@
       <w:r>
         <w:rPr>
           <w:rFonts w:ascii="Abyssinica SIL" w:hAnsi="Abyssinica SIL" w:cs="Abyssinica SIL"/>
+          <w:b/>
+          <w:bCs/>
+          <w:noProof/>
+          <w:color w:val="0070C0"/>
+          <w:sz w:val="28"/>
+          <w:szCs w:val="28"/>
+          <w:vertAlign w:val="superscript"/>
+          <w:lang w:val="am-ET" w:bidi="syr-SY"/>
+        </w:rPr>
+        <w:t>1</w:t>
+      </w:r>
+      <w:r>
+        <w:rPr>
+          <w:rFonts w:ascii="Abyssinica SIL" w:hAnsi="Abyssinica SIL" w:cs="Abyssinica SIL"/>
+          <w:noProof/>
+          <w:color w:val="0070C0"/>
+          <w:sz w:val="28"/>
+          <w:szCs w:val="28"/>
+          <w:lang w:val="am-ET" w:bidi="syr-SY"/>
+        </w:rPr>
+        <w:t> </w:t>
+      </w:r>
+      <w:r>
+        <w:rPr>
+          <w:rFonts w:ascii="Abyssinica SIL" w:hAnsi="Abyssinica SIL" w:cs="Abyssinica SIL"/>
           <w:noProof/>
           <w:color w:val="993300"/>
           <w:sz w:val="28"/>
@@ -5901,6 +6667,31 @@
       <w:r>
         <w:rPr>
           <w:rFonts w:ascii="Abyssinica SIL" w:hAnsi="Abyssinica SIL" w:cs="Abyssinica SIL"/>
+          <w:b/>
+          <w:bCs/>
+          <w:noProof/>
+          <w:color w:val="0070C0"/>
+          <w:sz w:val="28"/>
+          <w:szCs w:val="28"/>
+          <w:vertAlign w:val="superscript"/>
+          <w:lang w:val="am-ET" w:bidi="syr-SY"/>
+        </w:rPr>
+        <w:t>1</w:t>
+      </w:r>
+      <w:r>
+        <w:rPr>
+          <w:rFonts w:ascii="Abyssinica SIL" w:hAnsi="Abyssinica SIL" w:cs="Abyssinica SIL"/>
+          <w:noProof/>
+          <w:color w:val="0070C0"/>
+          <w:sz w:val="28"/>
+          <w:szCs w:val="28"/>
+          <w:lang w:val="am-ET" w:bidi="syr-SY"/>
+        </w:rPr>
+        <w:t> </w:t>
+      </w:r>
+      <w:r>
+        <w:rPr>
+          <w:rFonts w:ascii="Abyssinica SIL" w:hAnsi="Abyssinica SIL" w:cs="Abyssinica SIL"/>
           <w:noProof/>
           <w:color w:val="993300"/>
           <w:sz w:val="28"/>
@@ -6100,6 +6891,31 @@
       <w:r>
         <w:rPr>
           <w:rFonts w:ascii="Abyssinica SIL" w:hAnsi="Abyssinica SIL" w:cs="Abyssinica SIL"/>
+          <w:b/>
+          <w:bCs/>
+          <w:noProof/>
+          <w:color w:val="0070C0"/>
+          <w:sz w:val="28"/>
+          <w:szCs w:val="28"/>
+          <w:vertAlign w:val="superscript"/>
+          <w:lang w:val="am-ET" w:bidi="syr-SY"/>
+        </w:rPr>
+        <w:t>1</w:t>
+      </w:r>
+      <w:r>
+        <w:rPr>
+          <w:rFonts w:ascii="Abyssinica SIL" w:hAnsi="Abyssinica SIL" w:cs="Abyssinica SIL"/>
+          <w:noProof/>
+          <w:color w:val="0070C0"/>
+          <w:sz w:val="28"/>
+          <w:szCs w:val="28"/>
+          <w:lang w:val="am-ET" w:bidi="syr-SY"/>
+        </w:rPr>
+        <w:t> </w:t>
+      </w:r>
+      <w:r>
+        <w:rPr>
+          <w:rFonts w:ascii="Abyssinica SIL" w:hAnsi="Abyssinica SIL" w:cs="Abyssinica SIL"/>
           <w:noProof/>
           <w:color w:val="993300"/>
           <w:sz w:val="28"/>
@@ -6334,6 +7150,35 @@
         <w:rPr>
           <w:rStyle w:val="refmarker"/>
           <w:rFonts w:ascii="Abyssinica SIL" w:hAnsi="Abyssinica SIL" w:cs="Abyssinica SIL"/>
+          <w:b/>
+          <w:bCs/>
+          <w:noProof/>
+          <w:color w:val="0070C0"/>
+          <w:sz w:val="28"/>
+          <w:szCs w:val="28"/>
+          <w:shd w:val="clear" w:color="auto" w:fill="FFFFFF"/>
+          <w:vertAlign w:val="superscript"/>
+          <w:lang w:val="am-ET"/>
+        </w:rPr>
+        <w:t>1</w:t>
+      </w:r>
+      <w:r>
+        <w:rPr>
+          <w:rStyle w:val="refmarker"/>
+          <w:rFonts w:ascii="Abyssinica SIL" w:hAnsi="Abyssinica SIL" w:cs="Abyssinica SIL"/>
+          <w:noProof/>
+          <w:color w:val="0070C0"/>
+          <w:sz w:val="28"/>
+          <w:szCs w:val="28"/>
+          <w:shd w:val="clear" w:color="auto" w:fill="FFFFFF"/>
+          <w:lang w:val="am-ET"/>
+        </w:rPr>
+        <w:t> </w:t>
+      </w:r>
+      <w:r>
+        <w:rPr>
+          <w:rStyle w:val="refmarker"/>
+          <w:rFonts w:ascii="Abyssinica SIL" w:hAnsi="Abyssinica SIL" w:cs="Abyssinica SIL"/>
           <w:noProof/>
           <w:color w:val="993300"/>
           <w:sz w:val="28"/>
@@ -6545,6 +7390,31 @@
       <w:r>
         <w:rPr>
           <w:rFonts w:ascii="Abyssinica SIL" w:hAnsi="Abyssinica SIL" w:cs="Abyssinica SIL"/>
+          <w:b/>
+          <w:bCs/>
+          <w:noProof/>
+          <w:color w:val="0070C0"/>
+          <w:sz w:val="28"/>
+          <w:szCs w:val="28"/>
+          <w:vertAlign w:val="superscript"/>
+          <w:lang w:val="am-ET" w:bidi="syr-SY"/>
+        </w:rPr>
+        <w:t>1</w:t>
+      </w:r>
+      <w:r>
+        <w:rPr>
+          <w:rFonts w:ascii="Abyssinica SIL" w:hAnsi="Abyssinica SIL" w:cs="Abyssinica SIL"/>
+          <w:noProof/>
+          <w:color w:val="0070C0"/>
+          <w:sz w:val="28"/>
+          <w:szCs w:val="28"/>
+          <w:lang w:val="am-ET" w:bidi="syr-SY"/>
+        </w:rPr>
+        <w:t> </w:t>
+      </w:r>
+      <w:r>
+        <w:rPr>
+          <w:rFonts w:ascii="Abyssinica SIL" w:hAnsi="Abyssinica SIL" w:cs="Abyssinica SIL"/>
           <w:noProof/>
           <w:color w:val="993300"/>
           <w:sz w:val="28"/>
@@ -6778,6 +7648,31 @@
       <w:r>
         <w:rPr>
           <w:rFonts w:ascii="Abyssinica SIL" w:hAnsi="Abyssinica SIL" w:cs="Abyssinica SIL"/>
+          <w:b/>
+          <w:bCs/>
+          <w:noProof/>
+          <w:color w:val="0070C0"/>
+          <w:sz w:val="28"/>
+          <w:szCs w:val="28"/>
+          <w:vertAlign w:val="superscript"/>
+          <w:lang w:val="am-ET" w:bidi="syr-SY"/>
+        </w:rPr>
+        <w:t>1</w:t>
+      </w:r>
+      <w:r>
+        <w:rPr>
+          <w:rFonts w:ascii="Abyssinica SIL" w:hAnsi="Abyssinica SIL" w:cs="Abyssinica SIL"/>
+          <w:noProof/>
+          <w:color w:val="0070C0"/>
+          <w:sz w:val="28"/>
+          <w:szCs w:val="28"/>
+          <w:lang w:val="am-ET" w:bidi="syr-SY"/>
+        </w:rPr>
+        <w:t> </w:t>
+      </w:r>
+      <w:r>
+        <w:rPr>
+          <w:rFonts w:ascii="Abyssinica SIL" w:hAnsi="Abyssinica SIL" w:cs="Abyssinica SIL"/>
           <w:noProof/>
           <w:color w:val="993300"/>
           <w:sz w:val="28"/>
@@ -6956,6 +7851,31 @@
       <w:r>
         <w:rPr>
           <w:rFonts w:ascii="Abyssinica SIL" w:hAnsi="Abyssinica SIL" w:cs="Abyssinica SIL"/>
+          <w:b/>
+          <w:bCs/>
+          <w:noProof/>
+          <w:color w:val="0070C0"/>
+          <w:sz w:val="28"/>
+          <w:szCs w:val="28"/>
+          <w:vertAlign w:val="superscript"/>
+          <w:lang w:val="am-ET" w:bidi="syr-SY"/>
+        </w:rPr>
+        <w:t>1</w:t>
+      </w:r>
+      <w:r>
+        <w:rPr>
+          <w:rFonts w:ascii="Abyssinica SIL" w:hAnsi="Abyssinica SIL" w:cs="Abyssinica SIL"/>
+          <w:noProof/>
+          <w:color w:val="0070C0"/>
+          <w:sz w:val="28"/>
+          <w:szCs w:val="28"/>
+          <w:lang w:val="am-ET" w:bidi="syr-SY"/>
+        </w:rPr>
+        <w:t> </w:t>
+      </w:r>
+      <w:r>
+        <w:rPr>
+          <w:rFonts w:ascii="Abyssinica SIL" w:hAnsi="Abyssinica SIL" w:cs="Abyssinica SIL"/>
           <w:noProof/>
           <w:color w:val="993300"/>
           <w:sz w:val="28"/>
@@ -7155,6 +8075,31 @@
       <w:r>
         <w:rPr>
           <w:rFonts w:ascii="Abyssinica SIL" w:hAnsi="Abyssinica SIL" w:cs="Abyssinica SIL"/>
+          <w:b/>
+          <w:bCs/>
+          <w:noProof/>
+          <w:color w:val="0070C0"/>
+          <w:sz w:val="28"/>
+          <w:szCs w:val="28"/>
+          <w:vertAlign w:val="superscript"/>
+          <w:lang w:val="am-ET" w:bidi="syr-SY"/>
+        </w:rPr>
+        <w:t>1</w:t>
+      </w:r>
+      <w:r>
+        <w:rPr>
+          <w:rFonts w:ascii="Abyssinica SIL" w:hAnsi="Abyssinica SIL" w:cs="Abyssinica SIL"/>
+          <w:noProof/>
+          <w:color w:val="0070C0"/>
+          <w:sz w:val="28"/>
+          <w:szCs w:val="28"/>
+          <w:lang w:val="am-ET" w:bidi="syr-SY"/>
+        </w:rPr>
+        <w:t> </w:t>
+      </w:r>
+      <w:r>
+        <w:rPr>
+          <w:rFonts w:ascii="Abyssinica SIL" w:hAnsi="Abyssinica SIL" w:cs="Abyssinica SIL"/>
           <w:noProof/>
           <w:color w:val="993300"/>
           <w:sz w:val="28"/>
@@ -7366,6 +8311,31 @@
       <w:r>
         <w:rPr>
           <w:rFonts w:ascii="Abyssinica SIL" w:hAnsi="Abyssinica SIL" w:cs="Abyssinica SIL"/>
+          <w:b/>
+          <w:bCs/>
+          <w:noProof/>
+          <w:color w:val="0070C0"/>
+          <w:sz w:val="28"/>
+          <w:szCs w:val="28"/>
+          <w:vertAlign w:val="superscript"/>
+          <w:lang w:val="am-ET" w:bidi="syr-SY"/>
+        </w:rPr>
+        <w:t>1</w:t>
+      </w:r>
+      <w:r>
+        <w:rPr>
+          <w:rFonts w:ascii="Abyssinica SIL" w:hAnsi="Abyssinica SIL" w:cs="Abyssinica SIL"/>
+          <w:noProof/>
+          <w:color w:val="0070C0"/>
+          <w:sz w:val="28"/>
+          <w:szCs w:val="28"/>
+          <w:lang w:val="am-ET" w:bidi="syr-SY"/>
+        </w:rPr>
+        <w:t> </w:t>
+      </w:r>
+      <w:r>
+        <w:rPr>
+          <w:rFonts w:ascii="Abyssinica SIL" w:hAnsi="Abyssinica SIL" w:cs="Abyssinica SIL"/>
           <w:noProof/>
           <w:color w:val="993300"/>
           <w:sz w:val="28"/>
@@ -7565,6 +8535,31 @@
       <w:r>
         <w:rPr>
           <w:rFonts w:ascii="Abyssinica SIL" w:hAnsi="Abyssinica SIL" w:cs="Abyssinica SIL"/>
+          <w:b/>
+          <w:bCs/>
+          <w:noProof/>
+          <w:color w:val="0070C0"/>
+          <w:sz w:val="28"/>
+          <w:szCs w:val="28"/>
+          <w:vertAlign w:val="superscript"/>
+          <w:lang w:val="am-ET" w:bidi="syr-SY"/>
+        </w:rPr>
+        <w:t>1</w:t>
+      </w:r>
+      <w:r>
+        <w:rPr>
+          <w:rFonts w:ascii="Abyssinica SIL" w:hAnsi="Abyssinica SIL" w:cs="Abyssinica SIL"/>
+          <w:noProof/>
+          <w:color w:val="0070C0"/>
+          <w:sz w:val="28"/>
+          <w:szCs w:val="28"/>
+          <w:lang w:val="am-ET" w:bidi="syr-SY"/>
+        </w:rPr>
+        <w:t> </w:t>
+      </w:r>
+      <w:r>
+        <w:rPr>
+          <w:rFonts w:ascii="Abyssinica SIL" w:hAnsi="Abyssinica SIL" w:cs="Abyssinica SIL"/>
           <w:noProof/>
           <w:color w:val="993300"/>
           <w:sz w:val="28"/>
@@ -7798,6 +8793,31 @@
       <w:r>
         <w:rPr>
           <w:rFonts w:ascii="Abyssinica SIL" w:hAnsi="Abyssinica SIL" w:cs="Abyssinica SIL"/>
+          <w:b/>
+          <w:bCs/>
+          <w:noProof/>
+          <w:color w:val="0070C0"/>
+          <w:sz w:val="28"/>
+          <w:szCs w:val="28"/>
+          <w:vertAlign w:val="superscript"/>
+          <w:lang w:val="am-ET" w:bidi="syr-SY"/>
+        </w:rPr>
+        <w:t>1</w:t>
+      </w:r>
+      <w:r>
+        <w:rPr>
+          <w:rFonts w:ascii="Abyssinica SIL" w:hAnsi="Abyssinica SIL" w:cs="Abyssinica SIL"/>
+          <w:noProof/>
+          <w:color w:val="0070C0"/>
+          <w:sz w:val="28"/>
+          <w:szCs w:val="28"/>
+          <w:lang w:val="am-ET" w:bidi="syr-SY"/>
+        </w:rPr>
+        <w:t> </w:t>
+      </w:r>
+      <w:r>
+        <w:rPr>
+          <w:rFonts w:ascii="Abyssinica SIL" w:hAnsi="Abyssinica SIL" w:cs="Abyssinica SIL"/>
           <w:noProof/>
           <w:color w:val="993300"/>
           <w:sz w:val="28"/>
@@ -7975,6 +8995,31 @@
       <w:r>
         <w:rPr>
           <w:rFonts w:ascii="Abyssinica SIL" w:hAnsi="Abyssinica SIL" w:cs="Abyssinica SIL"/>
+          <w:b/>
+          <w:bCs/>
+          <w:noProof/>
+          <w:color w:val="0070C0"/>
+          <w:sz w:val="28"/>
+          <w:szCs w:val="28"/>
+          <w:vertAlign w:val="superscript"/>
+          <w:lang w:val="am-ET" w:bidi="syr-SY"/>
+        </w:rPr>
+        <w:t>1</w:t>
+      </w:r>
+      <w:r>
+        <w:rPr>
+          <w:rFonts w:ascii="Abyssinica SIL" w:hAnsi="Abyssinica SIL" w:cs="Abyssinica SIL"/>
+          <w:noProof/>
+          <w:color w:val="0070C0"/>
+          <w:sz w:val="28"/>
+          <w:szCs w:val="28"/>
+          <w:lang w:val="am-ET" w:bidi="syr-SY"/>
+        </w:rPr>
+        <w:t> </w:t>
+      </w:r>
+      <w:r>
+        <w:rPr>
+          <w:rFonts w:ascii="Abyssinica SIL" w:hAnsi="Abyssinica SIL" w:cs="Abyssinica SIL"/>
           <w:noProof/>
           <w:color w:val="993300"/>
           <w:sz w:val="28"/>
@@ -8003,7 +9048,7 @@
           <w:szCs w:val="28"/>
           <w:lang w:val="am-ET" w:bidi="syr-SY"/>
         </w:rPr>
-        <w:t xml:space="preserve"> ከማሁ፡ ብዉሕ፡ ሎቱ፡ ወይደልዎ፡ ወኢያህጕል፡ ንዋዮ፡ በምክንያተ፡ ንዋየ፡ ቤተ፡ ክርስቲያን፡ ወኢንዋየ፡ ቤተ፡ ክርስቲያን፡ በምክንያተ፡ </w:t>
+        <w:t xml:space="preserve"> ከማሁ፡ ብዉሕ፡ ሎቱ፡ ወይደልዎ፡ ወኢያህጕል፡ ንዋዮ፡ በምክንያተ፡ ንዋየ፡ ቤተ፡ ክርስቲያን፡ ወኢንዋየ፡ ቤተ፡ ክርስቲያን፡ </w:t>
       </w:r>
       <w:r>
         <w:rPr>
@@ -8015,7 +9060,7 @@
           <w:lang w:val="am-ET" w:bidi="syr-SY"/>
         </w:rPr>
         <w:lastRenderedPageBreak/>
-        <w:t>ንዋዩ፡ እስመ፡ ቦ፡ እንጋ፡ ኤጲስ፡ ቆጶስ፡ ዘመደ፡ አው፡ ብእሲተ፡ አው፡ ውሉደ፡ አው፡ አዝማደ፡ አው፡ ካልአ፡ አው፡ ገብረ፡ ዘይፈቅድ፡ መካኖ፡ አው፡ ረድአ፡ ዘአልሀቀ፡ ወያወርሶ፡ በከመ፡ ያፈቅር</w:t>
+        <w:t>በምክንያተ፡ ንዋዩ፡ እስመ፡ ቦ፡ እንጋ፡ ኤጲስ፡ ቆጶስ፡ ዘመደ፡ አው፡ ብእሲተ፡ አው፡ ውሉደ፡ አው፡ አዝማደ፡ አው፡ ካልአ፡ አው፡ ገብረ፡ ዘይፈቅድ፡ መካኖ፡ አው፡ ረድአ፡ ዘአልሀቀ፡ ወያወርሶ፡ በከመ፡ ያፈቅር</w:t>
       </w:r>
       <w:r>
         <w:rPr>
@@ -8208,6 +9253,31 @@
       <w:r>
         <w:rPr>
           <w:rFonts w:ascii="Abyssinica SIL" w:hAnsi="Abyssinica SIL" w:cs="Abyssinica SIL"/>
+          <w:b/>
+          <w:bCs/>
+          <w:noProof/>
+          <w:color w:val="0070C0"/>
+          <w:sz w:val="28"/>
+          <w:szCs w:val="28"/>
+          <w:vertAlign w:val="superscript"/>
+          <w:lang w:val="am-ET" w:bidi="syr-SY"/>
+        </w:rPr>
+        <w:t>1</w:t>
+      </w:r>
+      <w:r>
+        <w:rPr>
+          <w:rFonts w:ascii="Abyssinica SIL" w:hAnsi="Abyssinica SIL" w:cs="Abyssinica SIL"/>
+          <w:noProof/>
+          <w:color w:val="0070C0"/>
+          <w:sz w:val="28"/>
+          <w:szCs w:val="28"/>
+          <w:lang w:val="am-ET" w:bidi="syr-SY"/>
+        </w:rPr>
+        <w:t> </w:t>
+      </w:r>
+      <w:r>
+        <w:rPr>
+          <w:rFonts w:ascii="Abyssinica SIL" w:hAnsi="Abyssinica SIL" w:cs="Abyssinica SIL"/>
           <w:noProof/>
           <w:color w:val="993300"/>
           <w:sz w:val="28"/>
@@ -8444,6 +9514,35 @@
         <w:rPr>
           <w:rStyle w:val="refmarker"/>
           <w:rFonts w:ascii="Abyssinica SIL" w:hAnsi="Abyssinica SIL" w:cs="Abyssinica SIL"/>
+          <w:b/>
+          <w:bCs/>
+          <w:noProof/>
+          <w:color w:val="0070C0"/>
+          <w:sz w:val="28"/>
+          <w:szCs w:val="28"/>
+          <w:shd w:val="clear" w:color="auto" w:fill="FFFFFF"/>
+          <w:vertAlign w:val="superscript"/>
+          <w:lang w:val="am-ET"/>
+        </w:rPr>
+        <w:t>1</w:t>
+      </w:r>
+      <w:r>
+        <w:rPr>
+          <w:rStyle w:val="refmarker"/>
+          <w:rFonts w:ascii="Abyssinica SIL" w:hAnsi="Abyssinica SIL" w:cs="Abyssinica SIL"/>
+          <w:noProof/>
+          <w:color w:val="0070C0"/>
+          <w:sz w:val="28"/>
+          <w:szCs w:val="28"/>
+          <w:shd w:val="clear" w:color="auto" w:fill="FFFFFF"/>
+          <w:lang w:val="am-ET"/>
+        </w:rPr>
+        <w:t> </w:t>
+      </w:r>
+      <w:r>
+        <w:rPr>
+          <w:rStyle w:val="refmarker"/>
+          <w:rFonts w:ascii="Abyssinica SIL" w:hAnsi="Abyssinica SIL" w:cs="Abyssinica SIL"/>
           <w:noProof/>
           <w:color w:val="993300"/>
           <w:sz w:val="28"/>
@@ -8630,6 +9729,31 @@
       <w:r>
         <w:rPr>
           <w:rFonts w:ascii="Abyssinica SIL" w:hAnsi="Abyssinica SIL" w:cs="Abyssinica SIL"/>
+          <w:b/>
+          <w:bCs/>
+          <w:noProof/>
+          <w:color w:val="0070C0"/>
+          <w:sz w:val="28"/>
+          <w:szCs w:val="28"/>
+          <w:vertAlign w:val="superscript"/>
+          <w:lang w:val="am-ET" w:bidi="syr-SY"/>
+        </w:rPr>
+        <w:t>1</w:t>
+      </w:r>
+      <w:r>
+        <w:rPr>
+          <w:rFonts w:ascii="Abyssinica SIL" w:hAnsi="Abyssinica SIL" w:cs="Abyssinica SIL"/>
+          <w:noProof/>
+          <w:color w:val="0070C0"/>
+          <w:sz w:val="28"/>
+          <w:szCs w:val="28"/>
+          <w:lang w:val="am-ET" w:bidi="syr-SY"/>
+        </w:rPr>
+        <w:t> </w:t>
+      </w:r>
+      <w:r>
+        <w:rPr>
+          <w:rFonts w:ascii="Abyssinica SIL" w:hAnsi="Abyssinica SIL" w:cs="Abyssinica SIL"/>
           <w:noProof/>
           <w:color w:val="993300"/>
           <w:sz w:val="28"/>
@@ -8808,6 +9932,31 @@
       <w:r>
         <w:rPr>
           <w:rFonts w:ascii="Abyssinica SIL" w:hAnsi="Abyssinica SIL" w:cs="Abyssinica SIL"/>
+          <w:b/>
+          <w:bCs/>
+          <w:noProof/>
+          <w:color w:val="0070C0"/>
+          <w:sz w:val="28"/>
+          <w:szCs w:val="28"/>
+          <w:vertAlign w:val="superscript"/>
+          <w:lang w:val="am-ET" w:bidi="syr-SY"/>
+        </w:rPr>
+        <w:t>1</w:t>
+      </w:r>
+      <w:r>
+        <w:rPr>
+          <w:rFonts w:ascii="Abyssinica SIL" w:hAnsi="Abyssinica SIL" w:cs="Abyssinica SIL"/>
+          <w:noProof/>
+          <w:color w:val="0070C0"/>
+          <w:sz w:val="28"/>
+          <w:szCs w:val="28"/>
+          <w:lang w:val="am-ET" w:bidi="syr-SY"/>
+        </w:rPr>
+        <w:t> </w:t>
+      </w:r>
+      <w:r>
+        <w:rPr>
+          <w:rFonts w:ascii="Abyssinica SIL" w:hAnsi="Abyssinica SIL" w:cs="Abyssinica SIL"/>
           <w:noProof/>
           <w:color w:val="993300"/>
           <w:sz w:val="28"/>
@@ -9007,6 +10156,31 @@
       <w:r>
         <w:rPr>
           <w:rFonts w:ascii="Abyssinica SIL" w:hAnsi="Abyssinica SIL" w:cs="Abyssinica SIL"/>
+          <w:b/>
+          <w:bCs/>
+          <w:noProof/>
+          <w:color w:val="0070C0"/>
+          <w:sz w:val="28"/>
+          <w:szCs w:val="28"/>
+          <w:vertAlign w:val="superscript"/>
+          <w:lang w:val="am-ET" w:bidi="syr-SY"/>
+        </w:rPr>
+        <w:t>1</w:t>
+      </w:r>
+      <w:r>
+        <w:rPr>
+          <w:rFonts w:ascii="Abyssinica SIL" w:hAnsi="Abyssinica SIL" w:cs="Abyssinica SIL"/>
+          <w:noProof/>
+          <w:color w:val="0070C0"/>
+          <w:sz w:val="28"/>
+          <w:szCs w:val="28"/>
+          <w:lang w:val="am-ET" w:bidi="syr-SY"/>
+        </w:rPr>
+        <w:t> </w:t>
+      </w:r>
+      <w:r>
+        <w:rPr>
+          <w:rFonts w:ascii="Abyssinica SIL" w:hAnsi="Abyssinica SIL" w:cs="Abyssinica SIL"/>
           <w:noProof/>
           <w:color w:val="993300"/>
           <w:sz w:val="28"/>
@@ -9185,6 +10359,31 @@
       <w:r>
         <w:rPr>
           <w:rFonts w:ascii="Abyssinica SIL" w:hAnsi="Abyssinica SIL" w:cs="Abyssinica SIL"/>
+          <w:b/>
+          <w:bCs/>
+          <w:noProof/>
+          <w:color w:val="0070C0"/>
+          <w:sz w:val="28"/>
+          <w:szCs w:val="28"/>
+          <w:vertAlign w:val="superscript"/>
+          <w:lang w:val="am-ET" w:bidi="syr-SY"/>
+        </w:rPr>
+        <w:t>1</w:t>
+      </w:r>
+      <w:r>
+        <w:rPr>
+          <w:rFonts w:ascii="Abyssinica SIL" w:hAnsi="Abyssinica SIL" w:cs="Abyssinica SIL"/>
+          <w:noProof/>
+          <w:color w:val="0070C0"/>
+          <w:sz w:val="28"/>
+          <w:szCs w:val="28"/>
+          <w:lang w:val="am-ET" w:bidi="syr-SY"/>
+        </w:rPr>
+        <w:t> </w:t>
+      </w:r>
+      <w:r>
+        <w:rPr>
+          <w:rFonts w:ascii="Abyssinica SIL" w:hAnsi="Abyssinica SIL" w:cs="Abyssinica SIL"/>
           <w:noProof/>
           <w:color w:val="993300"/>
           <w:sz w:val="28"/>
@@ -9361,6 +10560,31 @@
       <w:r>
         <w:rPr>
           <w:rFonts w:ascii="Abyssinica SIL" w:hAnsi="Abyssinica SIL" w:cs="Abyssinica SIL"/>
+          <w:b/>
+          <w:bCs/>
+          <w:noProof/>
+          <w:color w:val="0070C0"/>
+          <w:sz w:val="28"/>
+          <w:szCs w:val="28"/>
+          <w:vertAlign w:val="superscript"/>
+          <w:lang w:val="am-ET" w:bidi="syr-SY"/>
+        </w:rPr>
+        <w:t>1</w:t>
+      </w:r>
+      <w:r>
+        <w:rPr>
+          <w:rFonts w:ascii="Abyssinica SIL" w:hAnsi="Abyssinica SIL" w:cs="Abyssinica SIL"/>
+          <w:noProof/>
+          <w:color w:val="0070C0"/>
+          <w:sz w:val="28"/>
+          <w:szCs w:val="28"/>
+          <w:lang w:val="am-ET" w:bidi="syr-SY"/>
+        </w:rPr>
+        <w:t> </w:t>
+      </w:r>
+      <w:r>
+        <w:rPr>
+          <w:rFonts w:ascii="Abyssinica SIL" w:hAnsi="Abyssinica SIL" w:cs="Abyssinica SIL"/>
           <w:noProof/>
           <w:color w:val="993300"/>
           <w:sz w:val="28"/>
@@ -9537,6 +10761,31 @@
       <w:r>
         <w:rPr>
           <w:rFonts w:ascii="Abyssinica SIL" w:hAnsi="Abyssinica SIL" w:cs="Abyssinica SIL"/>
+          <w:b/>
+          <w:bCs/>
+          <w:noProof/>
+          <w:color w:val="0070C0"/>
+          <w:sz w:val="28"/>
+          <w:szCs w:val="28"/>
+          <w:vertAlign w:val="superscript"/>
+          <w:lang w:val="am-ET" w:bidi="syr-SY"/>
+        </w:rPr>
+        <w:t>1</w:t>
+      </w:r>
+      <w:r>
+        <w:rPr>
+          <w:rFonts w:ascii="Abyssinica SIL" w:hAnsi="Abyssinica SIL" w:cs="Abyssinica SIL"/>
+          <w:noProof/>
+          <w:color w:val="0070C0"/>
+          <w:sz w:val="28"/>
+          <w:szCs w:val="28"/>
+          <w:lang w:val="am-ET" w:bidi="syr-SY"/>
+        </w:rPr>
+        <w:t> </w:t>
+      </w:r>
+      <w:r>
+        <w:rPr>
+          <w:rFonts w:ascii="Abyssinica SIL" w:hAnsi="Abyssinica SIL" w:cs="Abyssinica SIL"/>
           <w:noProof/>
           <w:color w:val="993300"/>
           <w:sz w:val="28"/>
@@ -9715,6 +10964,31 @@
       <w:r>
         <w:rPr>
           <w:rFonts w:ascii="Abyssinica SIL" w:hAnsi="Abyssinica SIL" w:cs="Abyssinica SIL"/>
+          <w:b/>
+          <w:bCs/>
+          <w:noProof/>
+          <w:color w:val="0070C0"/>
+          <w:sz w:val="28"/>
+          <w:szCs w:val="28"/>
+          <w:vertAlign w:val="superscript"/>
+          <w:lang w:val="am-ET" w:bidi="syr-SY"/>
+        </w:rPr>
+        <w:t>1</w:t>
+      </w:r>
+      <w:r>
+        <w:rPr>
+          <w:rFonts w:ascii="Abyssinica SIL" w:hAnsi="Abyssinica SIL" w:cs="Abyssinica SIL"/>
+          <w:noProof/>
+          <w:color w:val="0070C0"/>
+          <w:sz w:val="28"/>
+          <w:szCs w:val="28"/>
+          <w:lang w:val="am-ET" w:bidi="syr-SY"/>
+        </w:rPr>
+        <w:t> </w:t>
+      </w:r>
+      <w:r>
+        <w:rPr>
+          <w:rFonts w:ascii="Abyssinica SIL" w:hAnsi="Abyssinica SIL" w:cs="Abyssinica SIL"/>
           <w:noProof/>
           <w:color w:val="993300"/>
           <w:sz w:val="28"/>
@@ -9892,6 +11166,31 @@
       <w:r>
         <w:rPr>
           <w:rFonts w:ascii="Abyssinica SIL" w:hAnsi="Abyssinica SIL" w:cs="Abyssinica SIL"/>
+          <w:b/>
+          <w:bCs/>
+          <w:noProof/>
+          <w:color w:val="0070C0"/>
+          <w:sz w:val="28"/>
+          <w:szCs w:val="28"/>
+          <w:vertAlign w:val="superscript"/>
+          <w:lang w:val="am-ET" w:bidi="syr-SY"/>
+        </w:rPr>
+        <w:t>1</w:t>
+      </w:r>
+      <w:r>
+        <w:rPr>
+          <w:rFonts w:ascii="Abyssinica SIL" w:hAnsi="Abyssinica SIL" w:cs="Abyssinica SIL"/>
+          <w:noProof/>
+          <w:color w:val="0070C0"/>
+          <w:sz w:val="28"/>
+          <w:szCs w:val="28"/>
+          <w:lang w:val="am-ET" w:bidi="syr-SY"/>
+        </w:rPr>
+        <w:t> </w:t>
+      </w:r>
+      <w:r>
+        <w:rPr>
+          <w:rFonts w:ascii="Abyssinica SIL" w:hAnsi="Abyssinica SIL" w:cs="Abyssinica SIL"/>
           <w:noProof/>
           <w:color w:val="993300"/>
           <w:sz w:val="28"/>
@@ -10092,6 +11391,31 @@
       <w:r>
         <w:rPr>
           <w:rFonts w:ascii="Abyssinica SIL" w:hAnsi="Abyssinica SIL" w:cs="Abyssinica SIL"/>
+          <w:b/>
+          <w:bCs/>
+          <w:noProof/>
+          <w:color w:val="0070C0"/>
+          <w:sz w:val="28"/>
+          <w:szCs w:val="28"/>
+          <w:vertAlign w:val="superscript"/>
+          <w:lang w:val="am-ET" w:bidi="syr-SY"/>
+        </w:rPr>
+        <w:t>1</w:t>
+      </w:r>
+      <w:r>
+        <w:rPr>
+          <w:rFonts w:ascii="Abyssinica SIL" w:hAnsi="Abyssinica SIL" w:cs="Abyssinica SIL"/>
+          <w:noProof/>
+          <w:color w:val="0070C0"/>
+          <w:sz w:val="28"/>
+          <w:szCs w:val="28"/>
+          <w:lang w:val="am-ET" w:bidi="syr-SY"/>
+        </w:rPr>
+        <w:t> </w:t>
+      </w:r>
+      <w:r>
+        <w:rPr>
+          <w:rFonts w:ascii="Abyssinica SIL" w:hAnsi="Abyssinica SIL" w:cs="Abyssinica SIL"/>
           <w:noProof/>
           <w:color w:val="993300"/>
           <w:sz w:val="28"/>
@@ -10316,6 +11640,35 @@
         <w:rPr>
           <w:rStyle w:val="refmarker"/>
           <w:rFonts w:ascii="Abyssinica SIL" w:hAnsi="Abyssinica SIL" w:cs="Abyssinica SIL"/>
+          <w:b/>
+          <w:bCs/>
+          <w:noProof/>
+          <w:color w:val="0070C0"/>
+          <w:sz w:val="28"/>
+          <w:szCs w:val="28"/>
+          <w:shd w:val="clear" w:color="auto" w:fill="FFFFFF"/>
+          <w:vertAlign w:val="superscript"/>
+          <w:lang w:val="am-ET"/>
+        </w:rPr>
+        <w:t>1</w:t>
+      </w:r>
+      <w:r>
+        <w:rPr>
+          <w:rStyle w:val="refmarker"/>
+          <w:rFonts w:ascii="Abyssinica SIL" w:hAnsi="Abyssinica SIL" w:cs="Abyssinica SIL"/>
+          <w:noProof/>
+          <w:color w:val="0070C0"/>
+          <w:sz w:val="28"/>
+          <w:szCs w:val="28"/>
+          <w:shd w:val="clear" w:color="auto" w:fill="FFFFFF"/>
+          <w:lang w:val="am-ET"/>
+        </w:rPr>
+        <w:t> </w:t>
+      </w:r>
+      <w:r>
+        <w:rPr>
+          <w:rStyle w:val="refmarker"/>
+          <w:rFonts w:ascii="Abyssinica SIL" w:hAnsi="Abyssinica SIL" w:cs="Abyssinica SIL"/>
           <w:noProof/>
           <w:color w:val="993300"/>
           <w:sz w:val="28"/>
@@ -10502,6 +11855,31 @@
       <w:r>
         <w:rPr>
           <w:rFonts w:ascii="Abyssinica SIL" w:hAnsi="Abyssinica SIL" w:cs="Abyssinica SIL"/>
+          <w:b/>
+          <w:bCs/>
+          <w:noProof/>
+          <w:color w:val="0070C0"/>
+          <w:sz w:val="28"/>
+          <w:szCs w:val="28"/>
+          <w:vertAlign w:val="superscript"/>
+          <w:lang w:val="am-ET" w:bidi="syr-SY"/>
+        </w:rPr>
+        <w:t>1</w:t>
+      </w:r>
+      <w:r>
+        <w:rPr>
+          <w:rFonts w:ascii="Abyssinica SIL" w:hAnsi="Abyssinica SIL" w:cs="Abyssinica SIL"/>
+          <w:noProof/>
+          <w:color w:val="0070C0"/>
+          <w:sz w:val="28"/>
+          <w:szCs w:val="28"/>
+          <w:lang w:val="am-ET" w:bidi="syr-SY"/>
+        </w:rPr>
+        <w:t> </w:t>
+      </w:r>
+      <w:r>
+        <w:rPr>
+          <w:rFonts w:ascii="Abyssinica SIL" w:hAnsi="Abyssinica SIL" w:cs="Abyssinica SIL"/>
           <w:noProof/>
           <w:color w:val="993300"/>
           <w:sz w:val="28"/>
@@ -10680,6 +12058,31 @@
       <w:r>
         <w:rPr>
           <w:rFonts w:ascii="Abyssinica SIL" w:hAnsi="Abyssinica SIL" w:cs="Abyssinica SIL"/>
+          <w:b/>
+          <w:bCs/>
+          <w:noProof/>
+          <w:color w:val="0070C0"/>
+          <w:sz w:val="28"/>
+          <w:szCs w:val="28"/>
+          <w:vertAlign w:val="superscript"/>
+          <w:lang w:val="am-ET" w:bidi="syr-SY"/>
+        </w:rPr>
+        <w:t>1</w:t>
+      </w:r>
+      <w:r>
+        <w:rPr>
+          <w:rFonts w:ascii="Abyssinica SIL" w:hAnsi="Abyssinica SIL" w:cs="Abyssinica SIL"/>
+          <w:noProof/>
+          <w:color w:val="0070C0"/>
+          <w:sz w:val="28"/>
+          <w:szCs w:val="28"/>
+          <w:lang w:val="am-ET" w:bidi="syr-SY"/>
+        </w:rPr>
+        <w:t> </w:t>
+      </w:r>
+      <w:r>
+        <w:rPr>
+          <w:rFonts w:ascii="Abyssinica SIL" w:hAnsi="Abyssinica SIL" w:cs="Abyssinica SIL"/>
           <w:noProof/>
           <w:color w:val="993300"/>
           <w:sz w:val="28"/>
@@ -10857,6 +12260,31 @@
       <w:r>
         <w:rPr>
           <w:rFonts w:ascii="Abyssinica SIL" w:hAnsi="Abyssinica SIL" w:cs="Abyssinica SIL"/>
+          <w:b/>
+          <w:bCs/>
+          <w:noProof/>
+          <w:color w:val="0070C0"/>
+          <w:sz w:val="28"/>
+          <w:szCs w:val="28"/>
+          <w:vertAlign w:val="superscript"/>
+          <w:lang w:val="am-ET" w:bidi="syr-SY"/>
+        </w:rPr>
+        <w:t>1</w:t>
+      </w:r>
+      <w:r>
+        <w:rPr>
+          <w:rFonts w:ascii="Abyssinica SIL" w:hAnsi="Abyssinica SIL" w:cs="Abyssinica SIL"/>
+          <w:noProof/>
+          <w:color w:val="0070C0"/>
+          <w:sz w:val="28"/>
+          <w:szCs w:val="28"/>
+          <w:lang w:val="am-ET" w:bidi="syr-SY"/>
+        </w:rPr>
+        <w:t> </w:t>
+      </w:r>
+      <w:r>
+        <w:rPr>
+          <w:rFonts w:ascii="Abyssinica SIL" w:hAnsi="Abyssinica SIL" w:cs="Abyssinica SIL"/>
           <w:noProof/>
           <w:color w:val="993300"/>
           <w:sz w:val="28"/>
@@ -11035,6 +12463,31 @@
       <w:r>
         <w:rPr>
           <w:rFonts w:ascii="Abyssinica SIL" w:hAnsi="Abyssinica SIL" w:cs="Abyssinica SIL"/>
+          <w:b/>
+          <w:bCs/>
+          <w:noProof/>
+          <w:color w:val="0070C0"/>
+          <w:sz w:val="28"/>
+          <w:szCs w:val="28"/>
+          <w:vertAlign w:val="superscript"/>
+          <w:lang w:val="am-ET" w:bidi="syr-SY"/>
+        </w:rPr>
+        <w:t>1</w:t>
+      </w:r>
+      <w:r>
+        <w:rPr>
+          <w:rFonts w:ascii="Abyssinica SIL" w:hAnsi="Abyssinica SIL" w:cs="Abyssinica SIL"/>
+          <w:noProof/>
+          <w:color w:val="0070C0"/>
+          <w:sz w:val="28"/>
+          <w:szCs w:val="28"/>
+          <w:lang w:val="am-ET" w:bidi="syr-SY"/>
+        </w:rPr>
+        <w:t> </w:t>
+      </w:r>
+      <w:r>
+        <w:rPr>
+          <w:rFonts w:ascii="Abyssinica SIL" w:hAnsi="Abyssinica SIL" w:cs="Abyssinica SIL"/>
           <w:noProof/>
           <w:color w:val="993300"/>
           <w:sz w:val="28"/>
@@ -11212,6 +12665,31 @@
       <w:r>
         <w:rPr>
           <w:rFonts w:ascii="Abyssinica SIL" w:hAnsi="Abyssinica SIL" w:cs="Abyssinica SIL"/>
+          <w:b/>
+          <w:bCs/>
+          <w:noProof/>
+          <w:color w:val="0070C0"/>
+          <w:sz w:val="28"/>
+          <w:szCs w:val="28"/>
+          <w:vertAlign w:val="superscript"/>
+          <w:lang w:val="am-ET" w:bidi="syr-SY"/>
+        </w:rPr>
+        <w:t>1</w:t>
+      </w:r>
+      <w:r>
+        <w:rPr>
+          <w:rFonts w:ascii="Abyssinica SIL" w:hAnsi="Abyssinica SIL" w:cs="Abyssinica SIL"/>
+          <w:noProof/>
+          <w:color w:val="0070C0"/>
+          <w:sz w:val="28"/>
+          <w:szCs w:val="28"/>
+          <w:lang w:val="am-ET" w:bidi="syr-SY"/>
+        </w:rPr>
+        <w:t> </w:t>
+      </w:r>
+      <w:r>
+        <w:rPr>
+          <w:rFonts w:ascii="Abyssinica SIL" w:hAnsi="Abyssinica SIL" w:cs="Abyssinica SIL"/>
           <w:noProof/>
           <w:color w:val="993300"/>
           <w:sz w:val="28"/>
@@ -11389,6 +12867,31 @@
       <w:r>
         <w:rPr>
           <w:rFonts w:ascii="Abyssinica SIL" w:hAnsi="Abyssinica SIL" w:cs="Abyssinica SIL"/>
+          <w:b/>
+          <w:bCs/>
+          <w:noProof/>
+          <w:color w:val="0070C0"/>
+          <w:sz w:val="28"/>
+          <w:szCs w:val="28"/>
+          <w:vertAlign w:val="superscript"/>
+          <w:lang w:val="am-ET" w:bidi="syr-SY"/>
+        </w:rPr>
+        <w:t>1</w:t>
+      </w:r>
+      <w:r>
+        <w:rPr>
+          <w:rFonts w:ascii="Abyssinica SIL" w:hAnsi="Abyssinica SIL" w:cs="Abyssinica SIL"/>
+          <w:noProof/>
+          <w:color w:val="0070C0"/>
+          <w:sz w:val="28"/>
+          <w:szCs w:val="28"/>
+          <w:lang w:val="am-ET" w:bidi="syr-SY"/>
+        </w:rPr>
+        <w:t> </w:t>
+      </w:r>
+      <w:r>
+        <w:rPr>
+          <w:rFonts w:ascii="Abyssinica SIL" w:hAnsi="Abyssinica SIL" w:cs="Abyssinica SIL"/>
           <w:noProof/>
           <w:color w:val="993300"/>
           <w:sz w:val="28"/>
@@ -11589,6 +13092,31 @@
       <w:r>
         <w:rPr>
           <w:rFonts w:ascii="Abyssinica SIL" w:hAnsi="Abyssinica SIL" w:cs="Abyssinica SIL"/>
+          <w:b/>
+          <w:bCs/>
+          <w:noProof/>
+          <w:color w:val="0070C0"/>
+          <w:sz w:val="28"/>
+          <w:szCs w:val="28"/>
+          <w:vertAlign w:val="superscript"/>
+          <w:lang w:val="am-ET" w:bidi="syr-SY"/>
+        </w:rPr>
+        <w:t>1</w:t>
+      </w:r>
+      <w:r>
+        <w:rPr>
+          <w:rFonts w:ascii="Abyssinica SIL" w:hAnsi="Abyssinica SIL" w:cs="Abyssinica SIL"/>
+          <w:noProof/>
+          <w:color w:val="0070C0"/>
+          <w:sz w:val="28"/>
+          <w:szCs w:val="28"/>
+          <w:lang w:val="am-ET" w:bidi="syr-SY"/>
+        </w:rPr>
+        <w:t> </w:t>
+      </w:r>
+      <w:r>
+        <w:rPr>
+          <w:rFonts w:ascii="Abyssinica SIL" w:hAnsi="Abyssinica SIL" w:cs="Abyssinica SIL"/>
           <w:noProof/>
           <w:color w:val="993300"/>
           <w:sz w:val="28"/>
@@ -11788,6 +13316,31 @@
       <w:r>
         <w:rPr>
           <w:rFonts w:ascii="Abyssinica SIL" w:hAnsi="Abyssinica SIL" w:cs="Abyssinica SIL"/>
+          <w:b/>
+          <w:bCs/>
+          <w:noProof/>
+          <w:color w:val="0070C0"/>
+          <w:sz w:val="28"/>
+          <w:szCs w:val="28"/>
+          <w:vertAlign w:val="superscript"/>
+          <w:lang w:val="am-ET" w:bidi="syr-SY"/>
+        </w:rPr>
+        <w:t>1</w:t>
+      </w:r>
+      <w:r>
+        <w:rPr>
+          <w:rFonts w:ascii="Abyssinica SIL" w:hAnsi="Abyssinica SIL" w:cs="Abyssinica SIL"/>
+          <w:noProof/>
+          <w:color w:val="0070C0"/>
+          <w:sz w:val="28"/>
+          <w:szCs w:val="28"/>
+          <w:lang w:val="am-ET" w:bidi="syr-SY"/>
+        </w:rPr>
+        <w:t> </w:t>
+      </w:r>
+      <w:r>
+        <w:rPr>
+          <w:rFonts w:ascii="Abyssinica SIL" w:hAnsi="Abyssinica SIL" w:cs="Abyssinica SIL"/>
           <w:noProof/>
           <w:color w:val="993300"/>
           <w:sz w:val="28"/>
@@ -11965,6 +13518,31 @@
       <w:r>
         <w:rPr>
           <w:rFonts w:ascii="Abyssinica SIL" w:hAnsi="Abyssinica SIL" w:cs="Abyssinica SIL"/>
+          <w:b/>
+          <w:bCs/>
+          <w:noProof/>
+          <w:color w:val="0070C0"/>
+          <w:sz w:val="28"/>
+          <w:szCs w:val="28"/>
+          <w:vertAlign w:val="superscript"/>
+          <w:lang w:val="am-ET" w:bidi="syr-SY"/>
+        </w:rPr>
+        <w:t>1</w:t>
+      </w:r>
+      <w:r>
+        <w:rPr>
+          <w:rFonts w:ascii="Abyssinica SIL" w:hAnsi="Abyssinica SIL" w:cs="Abyssinica SIL"/>
+          <w:noProof/>
+          <w:color w:val="0070C0"/>
+          <w:sz w:val="28"/>
+          <w:szCs w:val="28"/>
+          <w:lang w:val="am-ET" w:bidi="syr-SY"/>
+        </w:rPr>
+        <w:t> </w:t>
+      </w:r>
+      <w:r>
+        <w:rPr>
+          <w:rFonts w:ascii="Abyssinica SIL" w:hAnsi="Abyssinica SIL" w:cs="Abyssinica SIL"/>
           <w:noProof/>
           <w:color w:val="993300"/>
           <w:sz w:val="28"/>
@@ -12146,6 +13724,35 @@
         <w:rPr>
           <w:rStyle w:val="refmarker"/>
           <w:rFonts w:ascii="Abyssinica SIL" w:hAnsi="Abyssinica SIL" w:cs="Abyssinica SIL"/>
+          <w:b/>
+          <w:bCs/>
+          <w:noProof/>
+          <w:color w:val="0070C0"/>
+          <w:sz w:val="28"/>
+          <w:szCs w:val="28"/>
+          <w:shd w:val="clear" w:color="auto" w:fill="FFFFFF"/>
+          <w:vertAlign w:val="superscript"/>
+          <w:lang w:val="am-ET"/>
+        </w:rPr>
+        <w:t>1</w:t>
+      </w:r>
+      <w:r>
+        <w:rPr>
+          <w:rStyle w:val="refmarker"/>
+          <w:rFonts w:ascii="Abyssinica SIL" w:hAnsi="Abyssinica SIL" w:cs="Abyssinica SIL"/>
+          <w:noProof/>
+          <w:color w:val="0070C0"/>
+          <w:sz w:val="28"/>
+          <w:szCs w:val="28"/>
+          <w:shd w:val="clear" w:color="auto" w:fill="FFFFFF"/>
+          <w:lang w:val="am-ET"/>
+        </w:rPr>
+        <w:t> </w:t>
+      </w:r>
+      <w:r>
+        <w:rPr>
+          <w:rStyle w:val="refmarker"/>
+          <w:rFonts w:ascii="Abyssinica SIL" w:hAnsi="Abyssinica SIL" w:cs="Abyssinica SIL"/>
           <w:noProof/>
           <w:color w:val="993300"/>
           <w:sz w:val="28"/>
@@ -12332,6 +13939,31 @@
       <w:r>
         <w:rPr>
           <w:rFonts w:ascii="Abyssinica SIL" w:hAnsi="Abyssinica SIL" w:cs="Abyssinica SIL"/>
+          <w:b/>
+          <w:bCs/>
+          <w:noProof/>
+          <w:color w:val="0070C0"/>
+          <w:sz w:val="28"/>
+          <w:szCs w:val="28"/>
+          <w:vertAlign w:val="superscript"/>
+          <w:lang w:val="am-ET" w:bidi="syr-SY"/>
+        </w:rPr>
+        <w:t>1</w:t>
+      </w:r>
+      <w:r>
+        <w:rPr>
+          <w:rFonts w:ascii="Abyssinica SIL" w:hAnsi="Abyssinica SIL" w:cs="Abyssinica SIL"/>
+          <w:noProof/>
+          <w:color w:val="0070C0"/>
+          <w:sz w:val="28"/>
+          <w:szCs w:val="28"/>
+          <w:lang w:val="am-ET" w:bidi="syr-SY"/>
+        </w:rPr>
+        <w:t> </w:t>
+      </w:r>
+      <w:r>
+        <w:rPr>
+          <w:rFonts w:ascii="Abyssinica SIL" w:hAnsi="Abyssinica SIL" w:cs="Abyssinica SIL"/>
           <w:noProof/>
           <w:color w:val="993300"/>
           <w:sz w:val="28"/>
@@ -12531,6 +14163,31 @@
       <w:r>
         <w:rPr>
           <w:rFonts w:ascii="Abyssinica SIL" w:hAnsi="Abyssinica SIL" w:cs="Abyssinica SIL"/>
+          <w:b/>
+          <w:bCs/>
+          <w:noProof/>
+          <w:color w:val="0070C0"/>
+          <w:sz w:val="28"/>
+          <w:szCs w:val="28"/>
+          <w:vertAlign w:val="superscript"/>
+          <w:lang w:val="am-ET" w:bidi="syr-SY"/>
+        </w:rPr>
+        <w:t>1</w:t>
+      </w:r>
+      <w:r>
+        <w:rPr>
+          <w:rFonts w:ascii="Abyssinica SIL" w:hAnsi="Abyssinica SIL" w:cs="Abyssinica SIL"/>
+          <w:noProof/>
+          <w:color w:val="0070C0"/>
+          <w:sz w:val="28"/>
+          <w:szCs w:val="28"/>
+          <w:lang w:val="am-ET" w:bidi="syr-SY"/>
+        </w:rPr>
+        <w:t> </w:t>
+      </w:r>
+      <w:r>
+        <w:rPr>
+          <w:rFonts w:ascii="Abyssinica SIL" w:hAnsi="Abyssinica SIL" w:cs="Abyssinica SIL"/>
           <w:noProof/>
           <w:color w:val="993300"/>
           <w:sz w:val="28"/>
@@ -12753,6 +14410,31 @@
       <w:r>
         <w:rPr>
           <w:rFonts w:ascii="Abyssinica SIL" w:hAnsi="Abyssinica SIL" w:cs="Abyssinica SIL"/>
+          <w:b/>
+          <w:bCs/>
+          <w:noProof/>
+          <w:color w:val="0070C0"/>
+          <w:sz w:val="28"/>
+          <w:szCs w:val="28"/>
+          <w:vertAlign w:val="superscript"/>
+          <w:lang w:val="am-ET" w:bidi="syr-SY"/>
+        </w:rPr>
+        <w:t>1</w:t>
+      </w:r>
+      <w:r>
+        <w:rPr>
+          <w:rFonts w:ascii="Abyssinica SIL" w:hAnsi="Abyssinica SIL" w:cs="Abyssinica SIL"/>
+          <w:noProof/>
+          <w:color w:val="0070C0"/>
+          <w:sz w:val="28"/>
+          <w:szCs w:val="28"/>
+          <w:lang w:val="am-ET" w:bidi="syr-SY"/>
+        </w:rPr>
+        <w:t> </w:t>
+      </w:r>
+      <w:r>
+        <w:rPr>
+          <w:rFonts w:ascii="Abyssinica SIL" w:hAnsi="Abyssinica SIL" w:cs="Abyssinica SIL"/>
           <w:noProof/>
           <w:color w:val="993300"/>
           <w:sz w:val="28"/>
@@ -12974,6 +14656,31 @@
       <w:r>
         <w:rPr>
           <w:rFonts w:ascii="Abyssinica SIL" w:hAnsi="Abyssinica SIL" w:cs="Abyssinica SIL"/>
+          <w:b/>
+          <w:bCs/>
+          <w:noProof/>
+          <w:color w:val="0070C0"/>
+          <w:sz w:val="28"/>
+          <w:szCs w:val="28"/>
+          <w:vertAlign w:val="superscript"/>
+          <w:lang w:val="am-ET" w:bidi="syr-SY"/>
+        </w:rPr>
+        <w:t>1</w:t>
+      </w:r>
+      <w:r>
+        <w:rPr>
+          <w:rFonts w:ascii="Abyssinica SIL" w:hAnsi="Abyssinica SIL" w:cs="Abyssinica SIL"/>
+          <w:noProof/>
+          <w:color w:val="0070C0"/>
+          <w:sz w:val="28"/>
+          <w:szCs w:val="28"/>
+          <w:lang w:val="am-ET" w:bidi="syr-SY"/>
+        </w:rPr>
+        <w:t> </w:t>
+      </w:r>
+      <w:r>
+        <w:rPr>
+          <w:rFonts w:ascii="Abyssinica SIL" w:hAnsi="Abyssinica SIL" w:cs="Abyssinica SIL"/>
           <w:noProof/>
           <w:color w:val="993300"/>
           <w:sz w:val="28"/>
@@ -13174,6 +14881,31 @@
       <w:r>
         <w:rPr>
           <w:rFonts w:ascii="Abyssinica SIL" w:hAnsi="Abyssinica SIL" w:cs="Abyssinica SIL"/>
+          <w:b/>
+          <w:bCs/>
+          <w:noProof/>
+          <w:color w:val="0070C0"/>
+          <w:sz w:val="28"/>
+          <w:szCs w:val="28"/>
+          <w:vertAlign w:val="superscript"/>
+          <w:lang w:val="am-ET" w:bidi="syr-SY"/>
+        </w:rPr>
+        <w:t>1</w:t>
+      </w:r>
+      <w:r>
+        <w:rPr>
+          <w:rFonts w:ascii="Abyssinica SIL" w:hAnsi="Abyssinica SIL" w:cs="Abyssinica SIL"/>
+          <w:noProof/>
+          <w:color w:val="0070C0"/>
+          <w:sz w:val="28"/>
+          <w:szCs w:val="28"/>
+          <w:lang w:val="am-ET" w:bidi="syr-SY"/>
+        </w:rPr>
+        <w:t> </w:t>
+      </w:r>
+      <w:r>
+        <w:rPr>
+          <w:rFonts w:ascii="Abyssinica SIL" w:hAnsi="Abyssinica SIL" w:cs="Abyssinica SIL"/>
           <w:noProof/>
           <w:color w:val="993300"/>
           <w:sz w:val="28"/>
@@ -13351,6 +15083,31 @@
       <w:r>
         <w:rPr>
           <w:rFonts w:ascii="Abyssinica SIL" w:hAnsi="Abyssinica SIL" w:cs="Abyssinica SIL"/>
+          <w:b/>
+          <w:bCs/>
+          <w:noProof/>
+          <w:color w:val="0070C0"/>
+          <w:sz w:val="28"/>
+          <w:szCs w:val="28"/>
+          <w:vertAlign w:val="superscript"/>
+          <w:lang w:val="am-ET" w:bidi="syr-SY"/>
+        </w:rPr>
+        <w:t>1</w:t>
+      </w:r>
+      <w:r>
+        <w:rPr>
+          <w:rFonts w:ascii="Abyssinica SIL" w:hAnsi="Abyssinica SIL" w:cs="Abyssinica SIL"/>
+          <w:noProof/>
+          <w:color w:val="0070C0"/>
+          <w:sz w:val="28"/>
+          <w:szCs w:val="28"/>
+          <w:lang w:val="am-ET" w:bidi="syr-SY"/>
+        </w:rPr>
+        <w:t> </w:t>
+      </w:r>
+      <w:r>
+        <w:rPr>
+          <w:rFonts w:ascii="Abyssinica SIL" w:hAnsi="Abyssinica SIL" w:cs="Abyssinica SIL"/>
           <w:noProof/>
           <w:color w:val="993300"/>
           <w:sz w:val="28"/>
@@ -13528,6 +15285,31 @@
       <w:r>
         <w:rPr>
           <w:rFonts w:ascii="Abyssinica SIL" w:hAnsi="Abyssinica SIL" w:cs="Abyssinica SIL"/>
+          <w:b/>
+          <w:bCs/>
+          <w:noProof/>
+          <w:color w:val="0070C0"/>
+          <w:sz w:val="28"/>
+          <w:szCs w:val="28"/>
+          <w:vertAlign w:val="superscript"/>
+          <w:lang w:val="am-ET" w:bidi="syr-SY"/>
+        </w:rPr>
+        <w:t>1</w:t>
+      </w:r>
+      <w:r>
+        <w:rPr>
+          <w:rFonts w:ascii="Abyssinica SIL" w:hAnsi="Abyssinica SIL" w:cs="Abyssinica SIL"/>
+          <w:noProof/>
+          <w:color w:val="0070C0"/>
+          <w:sz w:val="28"/>
+          <w:szCs w:val="28"/>
+          <w:lang w:val="am-ET" w:bidi="syr-SY"/>
+        </w:rPr>
+        <w:t> </w:t>
+      </w:r>
+      <w:r>
+        <w:rPr>
+          <w:rFonts w:ascii="Abyssinica SIL" w:hAnsi="Abyssinica SIL" w:cs="Abyssinica SIL"/>
           <w:noProof/>
           <w:color w:val="993300"/>
           <w:sz w:val="28"/>
@@ -13706,6 +15488,31 @@
       <w:r>
         <w:rPr>
           <w:rFonts w:ascii="Abyssinica SIL" w:hAnsi="Abyssinica SIL" w:cs="Abyssinica SIL"/>
+          <w:b/>
+          <w:bCs/>
+          <w:noProof/>
+          <w:color w:val="0070C0"/>
+          <w:sz w:val="28"/>
+          <w:szCs w:val="28"/>
+          <w:vertAlign w:val="superscript"/>
+          <w:lang w:val="am-ET" w:bidi="syr-SY"/>
+        </w:rPr>
+        <w:t>1</w:t>
+      </w:r>
+      <w:r>
+        <w:rPr>
+          <w:rFonts w:ascii="Abyssinica SIL" w:hAnsi="Abyssinica SIL" w:cs="Abyssinica SIL"/>
+          <w:noProof/>
+          <w:color w:val="0070C0"/>
+          <w:sz w:val="28"/>
+          <w:szCs w:val="28"/>
+          <w:lang w:val="am-ET" w:bidi="syr-SY"/>
+        </w:rPr>
+        <w:t> </w:t>
+      </w:r>
+      <w:r>
+        <w:rPr>
+          <w:rFonts w:ascii="Abyssinica SIL" w:hAnsi="Abyssinica SIL" w:cs="Abyssinica SIL"/>
           <w:noProof/>
           <w:color w:val="993300"/>
           <w:sz w:val="28"/>
@@ -13927,6 +15734,31 @@
       <w:r>
         <w:rPr>
           <w:rFonts w:ascii="Abyssinica SIL" w:hAnsi="Abyssinica SIL" w:cs="Abyssinica SIL"/>
+          <w:b/>
+          <w:bCs/>
+          <w:noProof/>
+          <w:color w:val="0070C0"/>
+          <w:sz w:val="28"/>
+          <w:szCs w:val="28"/>
+          <w:vertAlign w:val="superscript"/>
+          <w:lang w:val="am-ET" w:bidi="syr-SY"/>
+        </w:rPr>
+        <w:t>1</w:t>
+      </w:r>
+      <w:r>
+        <w:rPr>
+          <w:rFonts w:ascii="Abyssinica SIL" w:hAnsi="Abyssinica SIL" w:cs="Abyssinica SIL"/>
+          <w:noProof/>
+          <w:color w:val="0070C0"/>
+          <w:sz w:val="28"/>
+          <w:szCs w:val="28"/>
+          <w:lang w:val="am-ET" w:bidi="syr-SY"/>
+        </w:rPr>
+        <w:t> </w:t>
+      </w:r>
+      <w:r>
+        <w:rPr>
+          <w:rFonts w:ascii="Abyssinica SIL" w:hAnsi="Abyssinica SIL" w:cs="Abyssinica SIL"/>
           <w:noProof/>
           <w:color w:val="993300"/>
           <w:sz w:val="28"/>
@@ -14162,6 +15994,35 @@
         <w:rPr>
           <w:rStyle w:val="refmarker"/>
           <w:rFonts w:ascii="Abyssinica SIL" w:hAnsi="Abyssinica SIL" w:cs="Abyssinica SIL"/>
+          <w:b/>
+          <w:bCs/>
+          <w:noProof/>
+          <w:color w:val="0070C0"/>
+          <w:sz w:val="28"/>
+          <w:szCs w:val="28"/>
+          <w:shd w:val="clear" w:color="auto" w:fill="FFFFFF"/>
+          <w:vertAlign w:val="superscript"/>
+          <w:lang w:val="am-ET"/>
+        </w:rPr>
+        <w:t>1</w:t>
+      </w:r>
+      <w:r>
+        <w:rPr>
+          <w:rStyle w:val="refmarker"/>
+          <w:rFonts w:ascii="Abyssinica SIL" w:hAnsi="Abyssinica SIL" w:cs="Abyssinica SIL"/>
+          <w:noProof/>
+          <w:color w:val="0070C0"/>
+          <w:sz w:val="28"/>
+          <w:szCs w:val="28"/>
+          <w:shd w:val="clear" w:color="auto" w:fill="FFFFFF"/>
+          <w:lang w:val="am-ET"/>
+        </w:rPr>
+        <w:t> </w:t>
+      </w:r>
+      <w:r>
+        <w:rPr>
+          <w:rStyle w:val="refmarker"/>
+          <w:rFonts w:ascii="Abyssinica SIL" w:hAnsi="Abyssinica SIL" w:cs="Abyssinica SIL"/>
           <w:noProof/>
           <w:color w:val="993300"/>
           <w:sz w:val="28"/>
@@ -14348,6 +16209,31 @@
       <w:r>
         <w:rPr>
           <w:rFonts w:ascii="Abyssinica SIL" w:hAnsi="Abyssinica SIL" w:cs="Abyssinica SIL"/>
+          <w:b/>
+          <w:bCs/>
+          <w:noProof/>
+          <w:color w:val="0070C0"/>
+          <w:sz w:val="28"/>
+          <w:szCs w:val="28"/>
+          <w:vertAlign w:val="superscript"/>
+          <w:lang w:val="am-ET" w:bidi="syr-SY"/>
+        </w:rPr>
+        <w:t>1</w:t>
+      </w:r>
+      <w:r>
+        <w:rPr>
+          <w:rFonts w:ascii="Abyssinica SIL" w:hAnsi="Abyssinica SIL" w:cs="Abyssinica SIL"/>
+          <w:noProof/>
+          <w:color w:val="0070C0"/>
+          <w:sz w:val="28"/>
+          <w:szCs w:val="28"/>
+          <w:lang w:val="am-ET" w:bidi="syr-SY"/>
+        </w:rPr>
+        <w:t> </w:t>
+      </w:r>
+      <w:r>
+        <w:rPr>
+          <w:rFonts w:ascii="Abyssinica SIL" w:hAnsi="Abyssinica SIL" w:cs="Abyssinica SIL"/>
           <w:noProof/>
           <w:color w:val="993300"/>
           <w:sz w:val="28"/>
@@ -14559,6 +16445,31 @@
       <w:r>
         <w:rPr>
           <w:rFonts w:ascii="Abyssinica SIL" w:hAnsi="Abyssinica SIL" w:cs="Abyssinica SIL"/>
+          <w:b/>
+          <w:bCs/>
+          <w:noProof/>
+          <w:color w:val="0070C0"/>
+          <w:sz w:val="28"/>
+          <w:szCs w:val="28"/>
+          <w:vertAlign w:val="superscript"/>
+          <w:lang w:val="am-ET" w:bidi="syr-SY"/>
+        </w:rPr>
+        <w:t>1</w:t>
+      </w:r>
+      <w:r>
+        <w:rPr>
+          <w:rFonts w:ascii="Abyssinica SIL" w:hAnsi="Abyssinica SIL" w:cs="Abyssinica SIL"/>
+          <w:noProof/>
+          <w:color w:val="0070C0"/>
+          <w:sz w:val="28"/>
+          <w:szCs w:val="28"/>
+          <w:lang w:val="am-ET" w:bidi="syr-SY"/>
+        </w:rPr>
+        <w:t> </w:t>
+      </w:r>
+      <w:r>
+        <w:rPr>
+          <w:rFonts w:ascii="Abyssinica SIL" w:hAnsi="Abyssinica SIL" w:cs="Abyssinica SIL"/>
           <w:noProof/>
           <w:color w:val="993300"/>
           <w:sz w:val="28"/>
@@ -14758,6 +16669,31 @@
       <w:r>
         <w:rPr>
           <w:rFonts w:ascii="Abyssinica SIL" w:hAnsi="Abyssinica SIL" w:cs="Abyssinica SIL"/>
+          <w:b/>
+          <w:bCs/>
+          <w:noProof/>
+          <w:color w:val="0070C0"/>
+          <w:sz w:val="28"/>
+          <w:szCs w:val="28"/>
+          <w:vertAlign w:val="superscript"/>
+          <w:lang w:val="am-ET" w:bidi="syr-SY"/>
+        </w:rPr>
+        <w:t>1</w:t>
+      </w:r>
+      <w:r>
+        <w:rPr>
+          <w:rFonts w:ascii="Abyssinica SIL" w:hAnsi="Abyssinica SIL" w:cs="Abyssinica SIL"/>
+          <w:noProof/>
+          <w:color w:val="0070C0"/>
+          <w:sz w:val="28"/>
+          <w:szCs w:val="28"/>
+          <w:lang w:val="am-ET" w:bidi="syr-SY"/>
+        </w:rPr>
+        <w:t> </w:t>
+      </w:r>
+      <w:r>
+        <w:rPr>
+          <w:rFonts w:ascii="Abyssinica SIL" w:hAnsi="Abyssinica SIL" w:cs="Abyssinica SIL"/>
           <w:noProof/>
           <w:color w:val="993300"/>
           <w:sz w:val="28"/>
@@ -14936,6 +16872,31 @@
       <w:r>
         <w:rPr>
           <w:rFonts w:ascii="Abyssinica SIL" w:hAnsi="Abyssinica SIL" w:cs="Abyssinica SIL"/>
+          <w:b/>
+          <w:bCs/>
+          <w:noProof/>
+          <w:color w:val="0070C0"/>
+          <w:sz w:val="28"/>
+          <w:szCs w:val="28"/>
+          <w:vertAlign w:val="superscript"/>
+          <w:lang w:val="am-ET" w:bidi="syr-SY"/>
+        </w:rPr>
+        <w:t>1</w:t>
+      </w:r>
+      <w:r>
+        <w:rPr>
+          <w:rFonts w:ascii="Abyssinica SIL" w:hAnsi="Abyssinica SIL" w:cs="Abyssinica SIL"/>
+          <w:noProof/>
+          <w:color w:val="0070C0"/>
+          <w:sz w:val="28"/>
+          <w:szCs w:val="28"/>
+          <w:lang w:val="am-ET" w:bidi="syr-SY"/>
+        </w:rPr>
+        <w:t> </w:t>
+      </w:r>
+      <w:r>
+        <w:rPr>
+          <w:rFonts w:ascii="Abyssinica SIL" w:hAnsi="Abyssinica SIL" w:cs="Abyssinica SIL"/>
           <w:noProof/>
           <w:color w:val="993300"/>
           <w:sz w:val="28"/>
@@ -15113,6 +17074,31 @@
       <w:r>
         <w:rPr>
           <w:rFonts w:ascii="Abyssinica SIL" w:hAnsi="Abyssinica SIL" w:cs="Abyssinica SIL"/>
+          <w:b/>
+          <w:bCs/>
+          <w:noProof/>
+          <w:color w:val="0070C0"/>
+          <w:sz w:val="28"/>
+          <w:szCs w:val="28"/>
+          <w:vertAlign w:val="superscript"/>
+          <w:lang w:val="am-ET" w:bidi="syr-SY"/>
+        </w:rPr>
+        <w:t>1</w:t>
+      </w:r>
+      <w:r>
+        <w:rPr>
+          <w:rFonts w:ascii="Abyssinica SIL" w:hAnsi="Abyssinica SIL" w:cs="Abyssinica SIL"/>
+          <w:noProof/>
+          <w:color w:val="0070C0"/>
+          <w:sz w:val="28"/>
+          <w:szCs w:val="28"/>
+          <w:lang w:val="am-ET" w:bidi="syr-SY"/>
+        </w:rPr>
+        <w:t> </w:t>
+      </w:r>
+      <w:r>
+        <w:rPr>
+          <w:rFonts w:ascii="Abyssinica SIL" w:hAnsi="Abyssinica SIL" w:cs="Abyssinica SIL"/>
           <w:noProof/>
           <w:color w:val="993300"/>
           <w:sz w:val="28"/>
@@ -15333,6 +17319,31 @@
       <w:r>
         <w:rPr>
           <w:rFonts w:ascii="Abyssinica SIL" w:hAnsi="Abyssinica SIL" w:cs="Abyssinica SIL"/>
+          <w:b/>
+          <w:bCs/>
+          <w:noProof/>
+          <w:color w:val="0070C0"/>
+          <w:sz w:val="28"/>
+          <w:szCs w:val="28"/>
+          <w:vertAlign w:val="superscript"/>
+          <w:lang w:val="am-ET" w:bidi="syr-SY"/>
+        </w:rPr>
+        <w:t>1</w:t>
+      </w:r>
+      <w:r>
+        <w:rPr>
+          <w:rFonts w:ascii="Abyssinica SIL" w:hAnsi="Abyssinica SIL" w:cs="Abyssinica SIL"/>
+          <w:noProof/>
+          <w:color w:val="0070C0"/>
+          <w:sz w:val="28"/>
+          <w:szCs w:val="28"/>
+          <w:lang w:val="am-ET" w:bidi="syr-SY"/>
+        </w:rPr>
+        <w:t> </w:t>
+      </w:r>
+      <w:r>
+        <w:rPr>
+          <w:rFonts w:ascii="Abyssinica SIL" w:hAnsi="Abyssinica SIL" w:cs="Abyssinica SIL"/>
           <w:noProof/>
           <w:color w:val="993300"/>
           <w:sz w:val="28"/>
@@ -15566,6 +17577,31 @@
       <w:r>
         <w:rPr>
           <w:rFonts w:ascii="Abyssinica SIL" w:hAnsi="Abyssinica SIL" w:cs="Abyssinica SIL"/>
+          <w:b/>
+          <w:bCs/>
+          <w:noProof/>
+          <w:color w:val="0070C0"/>
+          <w:sz w:val="28"/>
+          <w:szCs w:val="28"/>
+          <w:vertAlign w:val="superscript"/>
+          <w:lang w:val="am-ET" w:bidi="syr-SY"/>
+        </w:rPr>
+        <w:t>1</w:t>
+      </w:r>
+      <w:r>
+        <w:rPr>
+          <w:rFonts w:ascii="Abyssinica SIL" w:hAnsi="Abyssinica SIL" w:cs="Abyssinica SIL"/>
+          <w:noProof/>
+          <w:color w:val="0070C0"/>
+          <w:sz w:val="28"/>
+          <w:szCs w:val="28"/>
+          <w:lang w:val="am-ET" w:bidi="syr-SY"/>
+        </w:rPr>
+        <w:t> </w:t>
+      </w:r>
+      <w:r>
+        <w:rPr>
+          <w:rFonts w:ascii="Abyssinica SIL" w:hAnsi="Abyssinica SIL" w:cs="Abyssinica SIL"/>
           <w:noProof/>
           <w:color w:val="993300"/>
           <w:sz w:val="28"/>
@@ -15765,6 +17801,31 @@
       <w:r>
         <w:rPr>
           <w:rFonts w:ascii="Abyssinica SIL" w:hAnsi="Abyssinica SIL" w:cs="Abyssinica SIL"/>
+          <w:b/>
+          <w:bCs/>
+          <w:noProof/>
+          <w:color w:val="0070C0"/>
+          <w:sz w:val="28"/>
+          <w:szCs w:val="28"/>
+          <w:vertAlign w:val="superscript"/>
+          <w:lang w:val="am-ET" w:bidi="syr-SY"/>
+        </w:rPr>
+        <w:t>1</w:t>
+      </w:r>
+      <w:r>
+        <w:rPr>
+          <w:rFonts w:ascii="Abyssinica SIL" w:hAnsi="Abyssinica SIL" w:cs="Abyssinica SIL"/>
+          <w:noProof/>
+          <w:color w:val="0070C0"/>
+          <w:sz w:val="28"/>
+          <w:szCs w:val="28"/>
+          <w:lang w:val="am-ET" w:bidi="syr-SY"/>
+        </w:rPr>
+        <w:t> </w:t>
+      </w:r>
+      <w:r>
+        <w:rPr>
+          <w:rFonts w:ascii="Abyssinica SIL" w:hAnsi="Abyssinica SIL" w:cs="Abyssinica SIL"/>
           <w:noProof/>
           <w:color w:val="993300"/>
           <w:sz w:val="28"/>
@@ -15943,6 +18004,31 @@
       <w:r>
         <w:rPr>
           <w:rFonts w:ascii="Abyssinica SIL" w:hAnsi="Abyssinica SIL" w:cs="Abyssinica SIL"/>
+          <w:b/>
+          <w:bCs/>
+          <w:noProof/>
+          <w:color w:val="0070C0"/>
+          <w:sz w:val="28"/>
+          <w:szCs w:val="28"/>
+          <w:vertAlign w:val="superscript"/>
+          <w:lang w:val="am-ET" w:bidi="syr-SY"/>
+        </w:rPr>
+        <w:t>1</w:t>
+      </w:r>
+      <w:r>
+        <w:rPr>
+          <w:rFonts w:ascii="Abyssinica SIL" w:hAnsi="Abyssinica SIL" w:cs="Abyssinica SIL"/>
+          <w:noProof/>
+          <w:color w:val="0070C0"/>
+          <w:sz w:val="28"/>
+          <w:szCs w:val="28"/>
+          <w:lang w:val="am-ET" w:bidi="syr-SY"/>
+        </w:rPr>
+        <w:t> </w:t>
+      </w:r>
+      <w:r>
+        <w:rPr>
+          <w:rFonts w:ascii="Abyssinica SIL" w:hAnsi="Abyssinica SIL" w:cs="Abyssinica SIL"/>
           <w:noProof/>
           <w:color w:val="993300"/>
           <w:sz w:val="28"/>
@@ -16017,7 +18103,66 @@
           <w:szCs w:val="28"/>
           <w:lang w:val="am-ET" w:bidi="syr-SY"/>
         </w:rPr>
-        <w:t>በእንተ፡ አስማተ፡ መጻሕፍት፡ ዘብሉይ፡ ወዘሐዲስ። ዝንቱ፡ አስማቲሆሙ፡ ለመጻሕፍተ፡ ቤተ፡ ክርስቲያን፡ ዘአዘዝነ፡ ለመሀይምናን፡ በክርስቶስ፡ እምዘ፡ ትካት፡ ወእምሐዲስ፡ ዘውእቱ፡ መጽሐፈ፡ ትእዛዛት፡ ዐበይት፡ ዘወረደ፡ እምኀበ፡ እግዚአብሔር፡ ወበፍልጠተ፡ ኍልቍ፡ ፹ወ፩፡ መጽሐፍ፡ ምስለ፡ መጽሐፈ፡ ቀኖና፡ ዘዜነውነ፡ ለቀሌምንጦስ፡ ዘትካት፡ ወዘሐዲስ። ቀዳማዊ፡ ይነግር፡ በእንተ፡ ደኃሪ፡ ወደኃሪ፡ ይፌጽሞ፡ ለቀዳማዊ። ወደኃሪ፡ ማኅተመ፡ ግብሩ፡ ወኵሎሙ፡ ተታለዉ፡ ወተሰናአዉ፡ እንዘ፡ ያጸድቅዎ፡ ለዘፈነዎሙ። አሐዱ፡ ነገር፡ እምአሐዱ፡ ነባቢ፡ አምላክ፡ ለሓኲ፡ ወፈጣሪ። ቀዳማዊ፡ ትእዛዝ። ብሉይ፡ ዘውእቱ፡ ኦሪት፡ ፭። ቀዳሚ፡ ዘፍጥረት፡ ወካልእ፡ ዘፀአት፡ ወሣልስ፡ ዘሌዋዊያን፡ ወራብዕ፡ ዘኍልቍ፡ ወኃምስ፡ ዘዳግም፡ ሕግ፡ ወሳድስ፡ ዘኢያሱ፡ ወሳብዕ፡ ዘመሳፍንት፡ ወሳምን፡ ዘሩት። ዘዮዲት፡ ፩። ዘጦቢት፡ ፩። ዘአስቴር፡ ፩። ዘመቃቢያን፡ ፫። ዘዳዊት፡ መዝሙር፡ ፻፶። ዘሰሎሞን፡ ጠቢብ፡ ፭። ዘነገሥት፡ ፬። ጥበበ፡ ኢያሱ፡ ወልደ፡ ሲራክ፡ ፩። ዘኢዮብ፡ ፩። ዘዕዝራ፡ ፫። ዘኢሳይያስ፡ ፩። ዘኤርምያስ፡ ፩። ዘሕዝቅኤል፡ ፩። ዘዳንኤል፡ ፩። ዘዖዝያ፡ ፩። ዘአሞፅ፡ ፩። ዘዮናስ፡ ፩። ዘእንባቆም፡ ፩። ዘናሖም፡ ፩። ዘሶፎንያስ፡ ፩። ዘዘካርያስ፡ ፩። ዘሚኪያስ፡ ፩። ዘሚልክያስ፡ ፩። ፬፡ ብሔረ፡ ወንጌል። ዘማቴዎስ፡ ፩። ዘማርቆስ፡ ፩። ዘሉቃስ፡ ፩። ዘዮሐንስ፡ ፩። ዘሐዋርያት፡ ፯። ዘያዕቆብ፡ ፩። ዘጴጥሮስ፡ ፪። ዘዮሐንስ፡ ፫። ዘይሁዳ፡ ፩። ወግብረ፡ ሐዋርያት፡ ፩። ወመልእክተ፡ ጳውሎስ፡ ፲፬። ለብሔረ፡ ሮሜ፡ ፩። ለቆሮንቶስ፡ ቀዳማዊ፡ ለቆሮንቶስ፡ ዳግማዊ፡ ፪። ለገላትያ፡ ፩። ለኤፌሶን፡ ፩። ለፊልጵስዩስ፡ ፩። ለቈላስይስ፡ ፩። ለተስሎንቄ፡ ፩። ለተስሎንቄ፡ ፪። ለዕብራዊያን፡ ፩። ለጢሞቴዎስ፡ ረድኡ፡ ፩። ለጢሞቴዎስ፡ ዳግም፡ ፩። ለቲቶ፡ ፩። ለፊልሞና፡ ፩። ወአርአያ፡ ዮሐንስ፡ አቡ፡ ቀለምሲስ፡ ፩። ዘቀሌምንጦስ፡ ፪፡ አሐዱ፡ መጽሐፍ።</w:t>
+        <w:t>በእንተ፡ አስማተ፡ መጻሕፍት፡ ዘብሉይ፡ ወዘሐዲስ። ዝንቱ፡ አስማቲሆሙ፡ ለመጻሕፍተ፡ ቤተ፡ ክርስቲያን፡ ዘአዘዝነ፡ ለመሀይምናን፡ በክርስቶስ፡ እምዘ፡ ትካት፡ ወእምሐዲስ፡ ዘውእቱ፡ መጽሐፈ፡ ትእዛዛት፡ ዐበይት፡ ዘወረደ፡ እምኀበ፡ እግዚአብሔር፡ ወበፍልጠተ፡ ኍልቍ፡ ፹ወ፩፡ መጽሐፍ፡ ምስለ፡ መጽሐፈ፡ ቀኖና፡ ዘዜነውነ፡ ለቀሌምንጦስ፡ ዘትካት፡ ወዘሐዲስ። ቀዳማዊ፡ ይነግር፡ በእንተ፡ ደኃሪ፡ ወደኃሪ፡ ይፌጽሞ፡ ለቀዳማዊ። ወደኃሪ፡ ማኅተመ፡ ግብሩ፡ ወኵሎሙ፡ ተታለዉ፡ ወተሰናአዉ፡ እንዘ፡ ያጸድቅዎ፡ ለዘፈነዎሙ።</w:t>
+      </w:r>
+      <w:r>
+        <w:rPr>
+          <w:rFonts w:ascii="Abyssinica SIL" w:hAnsi="Abyssinica SIL" w:cs="Abyssinica SIL"/>
+          <w:noProof/>
+          <w:color w:val="275317" w:themeColor="accent6" w:themeShade="80"/>
+          <w:sz w:val="28"/>
+          <w:szCs w:val="28"/>
+          <w:lang w:val="am-ET" w:bidi="syr-SY"/>
+        </w:rPr>
+        <w:t xml:space="preserve"> </w:t>
+      </w:r>
+    </w:p>
+    <w:p>
+      <w:pPr>
+        <w:snapToGrid w:val="0"/>
+        <w:spacing w:before="120"/>
+        <w:jc w:val="both"/>
+        <w:rPr>
+          <w:rFonts w:ascii="Abyssinica SIL" w:hAnsi="Abyssinica SIL" w:cs="Abyssinica SIL"/>
+          <w:noProof/>
+          <w:color w:val="275317" w:themeColor="accent6" w:themeShade="80"/>
+          <w:sz w:val="28"/>
+          <w:szCs w:val="28"/>
+          <w:lang w:val="am-ET" w:bidi="syr-SY"/>
+        </w:rPr>
+      </w:pPr>
+      <w:r>
+        <w:rPr>
+          <w:rFonts w:ascii="Abyssinica SIL" w:hAnsi="Abyssinica SIL" w:cs="Abyssinica SIL"/>
+          <w:noProof/>
+          <w:color w:val="275317" w:themeColor="accent6" w:themeShade="80"/>
+          <w:sz w:val="28"/>
+          <w:szCs w:val="28"/>
+          <w:lang w:val="am-ET" w:bidi="syr-SY"/>
+        </w:rPr>
+        <w:t>አሐዱ፡ ነገር፡ እምአሐዱ፡ ነባቢ፡ አምላክ፡ ለሓኲ፡ ወፈጣሪ። ቀዳማዊ፡ ትእዛዝ።</w:t>
+      </w:r>
+      <w:r>
+        <w:rPr>
+          <w:rFonts w:ascii="Abyssinica SIL" w:hAnsi="Abyssinica SIL" w:cs="Abyssinica SIL"/>
+          <w:noProof/>
+          <w:color w:val="275317" w:themeColor="accent6" w:themeShade="80"/>
+          <w:sz w:val="28"/>
+          <w:szCs w:val="28"/>
+          <w:lang w:val="am-ET" w:bidi="syr-SY"/>
+        </w:rPr>
+        <w:t xml:space="preserve"> </w:t>
+      </w:r>
+      <w:r>
+        <w:rPr>
+          <w:rFonts w:ascii="Abyssinica SIL" w:hAnsi="Abyssinica SIL" w:cs="Abyssinica SIL"/>
+          <w:noProof/>
+          <w:color w:val="275317" w:themeColor="accent6" w:themeShade="80"/>
+          <w:sz w:val="28"/>
+          <w:szCs w:val="28"/>
+          <w:lang w:val="am-ET" w:bidi="syr-SY"/>
+        </w:rPr>
+        <w:t>ብሉይ፡ ዘውእቱ፡ ኦሪት፡ ፭። ቀዳሚ፡ ዘፍጥረት፡ ወካልእ፡ ዘፀአት፡ ወሣልስ፡ ዘሌዋዊያን፡ ወራብዕ፡ ዘኍልቍ፡ ወኃምስ፡ ዘዳግም፡ ሕግ፡ ወሳድስ፡ ዘኢያሱ፡ ወሳብዕ፡ ዘመሳፍንት፡ ወሳምን፡ ዘሩት። ዘዮዲት፡ ፩። ዘጦቢት፡ ፩። ዘአስቴር፡ ፩። ዘመቃቢያን፡ ፫። ዘዳዊት፡ መዝሙር፡ ፻፶። ዘሰሎሞን፡ ጠቢብ፡ ፭። ዘነገሥት፡ ፬። ጥበበ፡ ኢያሱ፡ ወልደ፡ ሲራክ፡ ፩። ዘኢዮብ፡ ፩። ዘዕዝራ፡ ፫። ዘኢሳይያስ፡ ፩። ዘኤርምያስ፡ ፩። ዘሕዝቅኤል፡ ፩። ዘዳንኤል፡ ፩። ዘዖዝያ፡ ፩። ዘአሞፅ፡ ፩። ዘዮናስ፡ ፩። ዘእንባቆም፡ ፩። ዘናሖም፡ ፩። ዘሶፎንያስ፡ ፩። ዘዘካርያስ፡ ፩። ዘሚኪያስ፡ ፩። ዘሚልክያስ፡ ፩። ፬፡ ብሔረ፡ ወንጌል። ዘማቴዎስ፡ ፩። ዘማርቆስ፡ ፩። ዘሉቃስ፡ ፩። ዘዮሐንስ፡ ፩። ዘሐዋርያት፡ ፯። ዘያዕቆብ፡ ፩። ዘጴጥሮስ፡ ፪። ዘዮሐንስ፡ ፫። ዘይሁዳ፡ ፩። ወግብረ፡ ሐዋርያት፡ ፩። ወመልእክተ፡ ጳውሎስ፡ ፲፬። ለብሔረ፡ ሮሜ፡ ፩። ለቆሮንቶስ፡ ቀዳማዊ፡ ለቆሮንቶስ፡ ዳግማዊ፡ ፪። ለገላትያ፡ ፩። ለኤፌሶን፡ ፩። ለፊልጵስዩስ፡ ፩። ለቈላስይስ፡ ፩። ለተስሎንቄ፡ ፩። ለተስሎንቄ፡ ፪። ለዕብራዊያን፡ ፩። ለጢሞቴዎስ፡ ረድኡ፡ ፩። ለጢሞቴዎስ፡ ዳግም፡ ፩። ለቲቶ፡ ፩። ለፊልሞና፡ ፩። ወአርአያ፡ ዮሐንስ፡ አቡ፡ ቀለምሲስ፡ ፩። ዘቀሌምንጦስ፡ ፪፡ አሐዱ፡ መጽሐፍ።</w:t>
       </w:r>
     </w:p>
     <w:p>
@@ -16150,14 +18295,30 @@
         <w:rPr>
           <w:rStyle w:val="refmarker"/>
           <w:rFonts w:ascii="Abyssinica SIL" w:hAnsi="Abyssinica SIL" w:cs="Abyssinica SIL"/>
-          <w:noProof/>
-          <w:color w:val="993300"/>
+          <w:b/>
+          <w:bCs/>
+          <w:noProof/>
+          <w:color w:val="0070C0"/>
+          <w:sz w:val="28"/>
+          <w:szCs w:val="28"/>
+          <w:shd w:val="clear" w:color="auto" w:fill="FFFFFF"/>
+          <w:vertAlign w:val="superscript"/>
+          <w:lang w:val="am-ET"/>
+        </w:rPr>
+        <w:t>1</w:t>
+      </w:r>
+      <w:r>
+        <w:rPr>
+          <w:rStyle w:val="refmarker"/>
+          <w:rFonts w:ascii="Abyssinica SIL" w:hAnsi="Abyssinica SIL" w:cs="Abyssinica SIL"/>
+          <w:noProof/>
+          <w:color w:val="0070C0"/>
           <w:sz w:val="28"/>
           <w:szCs w:val="28"/>
           <w:shd w:val="clear" w:color="auto" w:fill="FFFFFF"/>
           <w:lang w:val="am-ET"/>
         </w:rPr>
-        <w:t>ወይትዐቀቡ፡ መሀይምናን፡ ዘንተ፡ መጻሕፍተ። ወዝንቱ፡ አስማቲሆሙ፡ ዘአዘዝነ፡ ለመሃይምናን፡ በክርስቶስ፡ እምዘ፡ ትካት፡ ወእምሐዲስ</w:t>
+        <w:t> </w:t>
       </w:r>
       <w:r>
         <w:rPr>
@@ -16170,7 +18331,7 @@
           <w:shd w:val="clear" w:color="auto" w:fill="FFFFFF"/>
           <w:lang w:val="am-ET"/>
         </w:rPr>
-        <w:t>።</w:t>
+        <w:t>ወይትዐቀቡ፡ መሀይምናን፡ ዘንተ፡ መጻሕፍተ። ወዝንቱ፡ አስማቲሆሙ፡ ዘአዘዝነ፡ ለመሃይምናን፡ በክርስቶስ፡ እምዘ፡ ትካት፡ ወእምሐዲስ</w:t>
       </w:r>
       <w:r>
         <w:rPr>
@@ -16183,7 +18344,7 @@
           <w:shd w:val="clear" w:color="auto" w:fill="FFFFFF"/>
           <w:lang w:val="am-ET"/>
         </w:rPr>
-        <w:t xml:space="preserve"> ወውእቱ፡ መጽሐፈ፡ ዜና፡ ዘወረደ፡ እምኀበ፡ እግዚአብሔር፡ አብ፡ ወመንፈስ፡ ቅዱስ፡ እንተ፡ ይእቲ፡ ሥርዐተ፡ ኍልቍ፡ ፹ወ፩፡ መጻሕፍት፡ ምስለ፡ መጽሐፈ፡ ሴኖዶስ፡ ዘዜነውነ፡ ለቀሌምንጦስ። ዘትካትኒ፡ ይነግር፡ በእንተ፡ ደኃሪ፡ ወደኃሪ፡ ተፍጻሜቱ፡ ለቀዳሚት</w:t>
+        <w:t>።</w:t>
       </w:r>
       <w:r>
         <w:rPr>
@@ -16196,9 +18357,14 @@
           <w:shd w:val="clear" w:color="auto" w:fill="FFFFFF"/>
           <w:lang w:val="am-ET"/>
         </w:rPr>
-        <w:t>።</w:t>
-      </w:r>
-      <w:r>
+        <w:t xml:space="preserve"> ወውእቱ፡ መጽሐፈ፡ ዜና፡ ዘወረደ፡ እምኀበ፡ እግዚአብሔር፡ አብ፡ ወመንፈስ፡ ቅዱስ፡ እንተ፡ ይእቲ፡ ሥርዐተ፡ ኍልቍ፡ ፹ወ፩፡ መጻሕፍት፡ ምስለ፡ መጽሐፈ፡ ሴኖዶስ፡ ዘዜነውነ፡ ለቀሌምንጦስ።</w:t>
+      </w:r>
+    </w:p>
+    <w:p>
+      <w:pPr>
+        <w:snapToGrid w:val="0"/>
+        <w:spacing w:before="120"/>
+        <w:jc w:val="both"/>
         <w:rPr>
           <w:rStyle w:val="refmarker"/>
           <w:rFonts w:ascii="Abyssinica SIL" w:hAnsi="Abyssinica SIL" w:cs="Abyssinica SIL"/>
@@ -16209,20 +18375,35 @@
           <w:shd w:val="clear" w:color="auto" w:fill="FFFFFF"/>
           <w:lang w:val="am-ET"/>
         </w:rPr>
-        <w:t xml:space="preserve"> ስምዐ፡ ኮነት፡ ላቲ፡ በእንቲአሃ፡ አሐዱ፡ ነገር፡ እምአሐዱ፡ ቃል፡ እምአሐዱ፡ ንባብ፡ አምላክ፡ ለሓኲ፡ ወፈጣሪሁ፡ በቃሉ፡ ወበመንፈሱ</w:t>
-      </w:r>
+      </w:pPr>
       <w:r>
         <w:rPr>
           <w:rStyle w:val="refmarker"/>
           <w:rFonts w:ascii="Abyssinica SIL" w:hAnsi="Abyssinica SIL" w:cs="Abyssinica SIL"/>
-          <w:noProof/>
-          <w:color w:val="993300"/>
+          <w:b/>
+          <w:bCs/>
+          <w:noProof/>
+          <w:color w:val="0070C0"/>
+          <w:sz w:val="28"/>
+          <w:szCs w:val="28"/>
+          <w:shd w:val="clear" w:color="auto" w:fill="FFFFFF"/>
+          <w:vertAlign w:val="superscript"/>
+          <w:lang w:val="am-ET"/>
+        </w:rPr>
+        <w:t>2</w:t>
+      </w:r>
+      <w:r>
+        <w:rPr>
+          <w:rStyle w:val="refmarker"/>
+          <w:rFonts w:ascii="Abyssinica SIL" w:hAnsi="Abyssinica SIL" w:cs="Abyssinica SIL"/>
+          <w:noProof/>
+          <w:color w:val="0070C0"/>
           <w:sz w:val="28"/>
           <w:szCs w:val="28"/>
           <w:shd w:val="clear" w:color="auto" w:fill="FFFFFF"/>
           <w:lang w:val="am-ET"/>
         </w:rPr>
-        <w:t>።</w:t>
+        <w:t> </w:t>
       </w:r>
       <w:r>
         <w:rPr>
@@ -16235,7 +18416,7 @@
           <w:shd w:val="clear" w:color="auto" w:fill="FFFFFF"/>
           <w:lang w:val="am-ET"/>
         </w:rPr>
-        <w:t xml:space="preserve"> ቀዳሚ፡ ኦሪት፡ ወይእቲ፡ ዘትካት</w:t>
+        <w:t>ዘትካትኒ፡ ይነግር፡ በእንተ፡ ደኃሪ፡ ወደኃሪ፡ ተፍጻሜቱ፡ ለቀዳሚት</w:t>
       </w:r>
       <w:r>
         <w:rPr>
@@ -16261,7 +18442,7 @@
           <w:shd w:val="clear" w:color="auto" w:fill="FFFFFF"/>
           <w:lang w:val="am-ET"/>
         </w:rPr>
-        <w:t xml:space="preserve"> ባቲ፡ ኀምስቱ፡ ብሔር። ቀዳሚ፡ ብሔር፡ ዘፍጥረት</w:t>
+        <w:t xml:space="preserve"> ስምዐ፡ ኮነት፡ ላቲ፡ በእንቲአሃ፡ አሐዱ፡ ነገር፡ እምአሐዱ፡ ቃል፡ እምአሐዱ፡ ንባብ፡ አምላክ፡ ለሓኲ፡ ወፈጣሪሁ፡ በቃሉ፡ ወበመንፈሱ</w:t>
       </w:r>
       <w:r>
         <w:rPr>
@@ -16287,9 +18468,14 @@
           <w:shd w:val="clear" w:color="auto" w:fill="FFFFFF"/>
           <w:lang w:val="am-ET"/>
         </w:rPr>
-        <w:t xml:space="preserve"> ወካልእት፡ ብሔር፡ ዘፀአተ፡ ደቂቀ፡ እስራኤል፡ እምግብጽ</w:t>
-      </w:r>
-      <w:r>
+        <w:t xml:space="preserve"> </w:t>
+      </w:r>
+    </w:p>
+    <w:p>
+      <w:pPr>
+        <w:snapToGrid w:val="0"/>
+        <w:spacing w:before="120"/>
+        <w:jc w:val="both"/>
         <w:rPr>
           <w:rStyle w:val="refmarker"/>
           <w:rFonts w:ascii="Abyssinica SIL" w:hAnsi="Abyssinica SIL" w:cs="Abyssinica SIL"/>
@@ -16300,20 +18486,35 @@
           <w:shd w:val="clear" w:color="auto" w:fill="FFFFFF"/>
           <w:lang w:val="am-ET"/>
         </w:rPr>
-        <w:t>።</w:t>
-      </w:r>
+      </w:pPr>
       <w:r>
         <w:rPr>
           <w:rStyle w:val="refmarker"/>
           <w:rFonts w:ascii="Abyssinica SIL" w:hAnsi="Abyssinica SIL" w:cs="Abyssinica SIL"/>
-          <w:noProof/>
-          <w:color w:val="993300"/>
+          <w:b/>
+          <w:bCs/>
+          <w:noProof/>
+          <w:color w:val="0070C0"/>
+          <w:sz w:val="28"/>
+          <w:szCs w:val="28"/>
+          <w:shd w:val="clear" w:color="auto" w:fill="FFFFFF"/>
+          <w:vertAlign w:val="superscript"/>
+          <w:lang w:val="am-ET"/>
+        </w:rPr>
+        <w:t>3</w:t>
+      </w:r>
+      <w:r>
+        <w:rPr>
+          <w:rStyle w:val="refmarker"/>
+          <w:rFonts w:ascii="Abyssinica SIL" w:hAnsi="Abyssinica SIL" w:cs="Abyssinica SIL"/>
+          <w:noProof/>
+          <w:color w:val="0070C0"/>
           <w:sz w:val="28"/>
           <w:szCs w:val="28"/>
           <w:shd w:val="clear" w:color="auto" w:fill="FFFFFF"/>
           <w:lang w:val="am-ET"/>
         </w:rPr>
-        <w:t xml:space="preserve"> ወሣልስ፡ ብሔር፡ ዘካህናት። ወራብዕ፡ ብሔር፡ ዘኍልቈ፡ ደቂቀ፡ እስራኤል</w:t>
+        <w:t> </w:t>
       </w:r>
       <w:r>
         <w:rPr>
@@ -16326,7 +18527,7 @@
           <w:shd w:val="clear" w:color="auto" w:fill="FFFFFF"/>
           <w:lang w:val="am-ET"/>
         </w:rPr>
-        <w:t>።</w:t>
+        <w:t>ቀዳሚ፡ ኦሪት፡ ወይእቲ፡ ዘትካት</w:t>
       </w:r>
       <w:r>
         <w:rPr>
@@ -16339,7 +18540,7 @@
           <w:shd w:val="clear" w:color="auto" w:fill="FFFFFF"/>
           <w:lang w:val="am-ET"/>
         </w:rPr>
-        <w:t xml:space="preserve"> ወኃምስ፡ ብሔር፡ ዘዳግም፡ ሕግ</w:t>
+        <w:t>።</w:t>
       </w:r>
       <w:r>
         <w:rPr>
@@ -16352,7 +18553,7 @@
           <w:shd w:val="clear" w:color="auto" w:fill="FFFFFF"/>
           <w:lang w:val="am-ET"/>
         </w:rPr>
-        <w:t>።</w:t>
+        <w:t xml:space="preserve"> ባቲ፡ ኀምስቱ፡ ብሔር። ቀዳሚ፡ ብሔር፡ ዘፍጥረት</w:t>
       </w:r>
       <w:r>
         <w:rPr>
@@ -16365,7 +18566,7 @@
           <w:shd w:val="clear" w:color="auto" w:fill="FFFFFF"/>
           <w:lang w:val="am-ET"/>
         </w:rPr>
-        <w:t xml:space="preserve"> ዘኢያሱ፡ ወልደ፡ ኔዌ</w:t>
+        <w:t>።</w:t>
       </w:r>
       <w:r>
         <w:rPr>
@@ -16378,7 +18579,7 @@
           <w:shd w:val="clear" w:color="auto" w:fill="FFFFFF"/>
           <w:lang w:val="am-ET"/>
         </w:rPr>
-        <w:t>።</w:t>
+        <w:t xml:space="preserve"> ወካልእት፡ ብሔር፡ ዘፀአተ፡ ደቂቀ፡ እስራኤል፡ እምግብጽ</w:t>
       </w:r>
       <w:r>
         <w:rPr>
@@ -16391,7 +18592,7 @@
           <w:shd w:val="clear" w:color="auto" w:fill="FFFFFF"/>
           <w:lang w:val="am-ET"/>
         </w:rPr>
-        <w:t xml:space="preserve"> ዘመሳፍንት</w:t>
+        <w:t>።</w:t>
       </w:r>
       <w:r>
         <w:rPr>
@@ -16404,7 +18605,7 @@
           <w:shd w:val="clear" w:color="auto" w:fill="FFFFFF"/>
           <w:lang w:val="am-ET"/>
         </w:rPr>
-        <w:t>።</w:t>
+        <w:t xml:space="preserve"> ወሣልስ፡ ብሔር፡ ዘካህናት። ወራብዕ፡ ብሔር፡ ዘኍልቈ፡ ደቂቀ፡ እስራኤል</w:t>
       </w:r>
       <w:r>
         <w:rPr>
@@ -16417,7 +18618,7 @@
           <w:shd w:val="clear" w:color="auto" w:fill="FFFFFF"/>
           <w:lang w:val="am-ET"/>
         </w:rPr>
-        <w:t xml:space="preserve"> ብሔር፡ ዘሩት</w:t>
+        <w:t>።</w:t>
       </w:r>
       <w:r>
         <w:rPr>
@@ -16430,7 +18631,7 @@
           <w:shd w:val="clear" w:color="auto" w:fill="FFFFFF"/>
           <w:lang w:val="am-ET"/>
         </w:rPr>
-        <w:t>።</w:t>
+        <w:t xml:space="preserve"> </w:t>
       </w:r>
       <w:r>
         <w:rPr>
@@ -16443,7 +18644,7 @@
           <w:shd w:val="clear" w:color="auto" w:fill="FFFFFF"/>
           <w:lang w:val="am-ET"/>
         </w:rPr>
-        <w:t xml:space="preserve"> አርባዕቱ፡ ብሔር፡ ዘነገሥት፡ ወትራፋተ፡ ነገሥት</w:t>
+        <w:t>ወኃምስ፡ ብሔር፡ ዘዳግም፡ ሕግ</w:t>
       </w:r>
       <w:r>
         <w:rPr>
@@ -16469,20 +18670,36 @@
           <w:shd w:val="clear" w:color="auto" w:fill="FFFFFF"/>
           <w:lang w:val="am-ET"/>
         </w:rPr>
-        <w:t xml:space="preserve"> መጽሐፍ፡ ዘዕዝራ፡ ክልኤቱ፡ ብሔር</w:t>
+        <w:t xml:space="preserve"> </w:t>
       </w:r>
       <w:r>
         <w:rPr>
           <w:rStyle w:val="refmarker"/>
           <w:rFonts w:ascii="Abyssinica SIL" w:hAnsi="Abyssinica SIL" w:cs="Abyssinica SIL"/>
-          <w:noProof/>
-          <w:color w:val="993300"/>
+          <w:b/>
+          <w:bCs/>
+          <w:noProof/>
+          <w:color w:val="0070C0"/>
+          <w:sz w:val="28"/>
+          <w:szCs w:val="28"/>
+          <w:shd w:val="clear" w:color="auto" w:fill="FFFFFF"/>
+          <w:vertAlign w:val="superscript"/>
+          <w:lang w:val="am-ET"/>
+        </w:rPr>
+        <w:t>4</w:t>
+      </w:r>
+      <w:r>
+        <w:rPr>
+          <w:rStyle w:val="refmarker"/>
+          <w:rFonts w:ascii="Abyssinica SIL" w:hAnsi="Abyssinica SIL" w:cs="Abyssinica SIL"/>
+          <w:noProof/>
+          <w:color w:val="0070C0"/>
           <w:sz w:val="28"/>
           <w:szCs w:val="28"/>
           <w:shd w:val="clear" w:color="auto" w:fill="FFFFFF"/>
           <w:lang w:val="am-ET"/>
         </w:rPr>
-        <w:t>።</w:t>
+        <w:t> </w:t>
       </w:r>
       <w:r>
         <w:rPr>
@@ -16495,7 +18712,7 @@
           <w:shd w:val="clear" w:color="auto" w:fill="FFFFFF"/>
           <w:lang w:val="am-ET"/>
         </w:rPr>
-        <w:t xml:space="preserve"> ዘሰፎንያስ</w:t>
+        <w:t>ዘኢያሱ፡ ወልደ፡ ኔዌ</w:t>
       </w:r>
       <w:r>
         <w:rPr>
@@ -16521,7 +18738,7 @@
           <w:shd w:val="clear" w:color="auto" w:fill="FFFFFF"/>
           <w:lang w:val="am-ET"/>
         </w:rPr>
-        <w:t xml:space="preserve"> ዘምልክያስ</w:t>
+        <w:t xml:space="preserve"> ዘመሳፍንት</w:t>
       </w:r>
       <w:r>
         <w:rPr>
@@ -16547,7 +18764,7 @@
           <w:shd w:val="clear" w:color="auto" w:fill="FFFFFF"/>
           <w:lang w:val="am-ET"/>
         </w:rPr>
-        <w:t xml:space="preserve"> ዘሚኪያስ</w:t>
+        <w:t xml:space="preserve"> ብሔር፡ ዘሩት</w:t>
       </w:r>
       <w:r>
         <w:rPr>
@@ -16573,7 +18790,7 @@
           <w:shd w:val="clear" w:color="auto" w:fill="FFFFFF"/>
           <w:lang w:val="am-ET"/>
         </w:rPr>
-        <w:t xml:space="preserve"> ዘኢዩኤል</w:t>
+        <w:t xml:space="preserve"> አርባዕቱ፡ ብሔር፡ ዘነገሥት፡ ወትራፋተ፡ ነገሥት</w:t>
       </w:r>
       <w:r>
         <w:rPr>
@@ -16599,7 +18816,7 @@
           <w:shd w:val="clear" w:color="auto" w:fill="FFFFFF"/>
           <w:lang w:val="am-ET"/>
         </w:rPr>
-        <w:t xml:space="preserve"> ዘመክብብ፡ ወልደ፡ ዶፎንያስ</w:t>
+        <w:t xml:space="preserve"> መጽሐፍ፡ ዘዕዝራ፡ ክልኤቱ፡ ብሔር</w:t>
       </w:r>
       <w:r>
         <w:rPr>
@@ -16625,7 +18842,7 @@
           <w:shd w:val="clear" w:color="auto" w:fill="FFFFFF"/>
           <w:lang w:val="am-ET"/>
         </w:rPr>
-        <w:t xml:space="preserve"> ዘኢዮብ፡ ጻድቅ</w:t>
+        <w:t xml:space="preserve"> ዘሰፎንያስ</w:t>
       </w:r>
       <w:r>
         <w:rPr>
@@ -16651,7 +18868,7 @@
           <w:shd w:val="clear" w:color="auto" w:fill="FFFFFF"/>
           <w:lang w:val="am-ET"/>
         </w:rPr>
-        <w:t xml:space="preserve"> መዝሙር፡ ዘዳዊት፡ ፻ወ፶</w:t>
+        <w:t xml:space="preserve"> ዘምልክያስ</w:t>
       </w:r>
       <w:r>
         <w:rPr>
@@ -16677,7 +18894,7 @@
           <w:shd w:val="clear" w:color="auto" w:fill="FFFFFF"/>
           <w:lang w:val="am-ET"/>
         </w:rPr>
-        <w:t xml:space="preserve"> ምሳልያተ፡ ሰሎሞን</w:t>
+        <w:t xml:space="preserve"> ዘሚኪያስ</w:t>
       </w:r>
       <w:r>
         <w:rPr>
@@ -16703,7 +18920,7 @@
           <w:shd w:val="clear" w:color="auto" w:fill="FFFFFF"/>
           <w:lang w:val="am-ET"/>
         </w:rPr>
-        <w:t xml:space="preserve"> ዘቤተ፡ ክርስቲያን</w:t>
+        <w:t xml:space="preserve"> ዘኢዩኤል</w:t>
       </w:r>
       <w:r>
         <w:rPr>
@@ -16729,7 +18946,7 @@
           <w:shd w:val="clear" w:color="auto" w:fill="FFFFFF"/>
           <w:lang w:val="am-ET"/>
         </w:rPr>
-        <w:t xml:space="preserve"> መሓልየ፡ መሓልይ</w:t>
+        <w:t xml:space="preserve"> ዘመክብብ፡ ወልደ፡ ዶፎንያስ</w:t>
       </w:r>
       <w:r>
         <w:rPr>
@@ -16755,7 +18972,7 @@
           <w:shd w:val="clear" w:color="auto" w:fill="FFFFFF"/>
           <w:lang w:val="am-ET"/>
         </w:rPr>
-        <w:t xml:space="preserve"> ደቂቀ፡ ነቢያት፡ ፲ወ፪</w:t>
+        <w:t xml:space="preserve"> ዘኢዮብ፡ ጻድቅ</w:t>
       </w:r>
       <w:r>
         <w:rPr>
@@ -16781,7 +18998,7 @@
           <w:shd w:val="clear" w:color="auto" w:fill="FFFFFF"/>
           <w:lang w:val="am-ET"/>
         </w:rPr>
-        <w:t xml:space="preserve"> ዘእንባቆም</w:t>
+        <w:t xml:space="preserve"> መዝሙር፡ ዘዳዊት፡ ፻ወ፶</w:t>
       </w:r>
       <w:r>
         <w:rPr>
@@ -16807,7 +19024,7 @@
           <w:shd w:val="clear" w:color="auto" w:fill="FFFFFF"/>
           <w:lang w:val="am-ET"/>
         </w:rPr>
-        <w:t xml:space="preserve"> ዘኢሳይያስ</w:t>
+        <w:t xml:space="preserve"> ምሳልያተ፡ ሰሎሞን</w:t>
       </w:r>
       <w:r>
         <w:rPr>
@@ -16833,7 +19050,7 @@
           <w:shd w:val="clear" w:color="auto" w:fill="FFFFFF"/>
           <w:lang w:val="am-ET"/>
         </w:rPr>
-        <w:t xml:space="preserve"> ዘኤርምያስ</w:t>
+        <w:t xml:space="preserve"> ዘቤተ፡ ክርስቲያን</w:t>
       </w:r>
       <w:r>
         <w:rPr>
@@ -16859,7 +19076,7 @@
           <w:shd w:val="clear" w:color="auto" w:fill="FFFFFF"/>
           <w:lang w:val="am-ET"/>
         </w:rPr>
-        <w:t xml:space="preserve"> ዘሕዝቅኤል</w:t>
+        <w:t xml:space="preserve"> መሓልየ፡ መሓልይ</w:t>
       </w:r>
       <w:r>
         <w:rPr>
@@ -16885,7 +19102,7 @@
           <w:shd w:val="clear" w:color="auto" w:fill="FFFFFF"/>
           <w:lang w:val="am-ET"/>
         </w:rPr>
-        <w:t xml:space="preserve"> ዘዳንኤል</w:t>
+        <w:t xml:space="preserve"> ደቂቀ፡ ነቢያት፡ ፲ወ፪</w:t>
       </w:r>
       <w:r>
         <w:rPr>
@@ -16911,7 +19128,7 @@
           <w:shd w:val="clear" w:color="auto" w:fill="FFFFFF"/>
           <w:lang w:val="am-ET"/>
         </w:rPr>
-        <w:t xml:space="preserve"> ዘሆሴዕ። ዘዘካርያስ፡ ወልደ፡ ብራክዩ። ዘትሜህሩ፡ ደቂቀክሙ፡ ዝውእቱ፡ ጥበበ፡ ሰሎሞን። ወዮዲት። ወመጽሐፈ፡ ኩፋሌ፡ ሠለስቱ። ዘኢያሱ፡ ወልደ፡ ሲራክ፡ ጸሓፊሁ፡ ለሰሎሞን፡ ወልደ፡ ዳዊት። ዐሠርቱ፡ ወክልኤቱ፡ ደቂቀ፡ ነቢያት። ዐሠርቱ፡ ወክልኤቱ፡ ዐቢያን፡ ነቢያት። ተፈጸመ፡ እምቀዳሚት፡ ሕግ፡ ኍልቈ፡ መጻሕፍቲሆሙ። ወመጻሕፍቲነሂ፡ ዘዚአነ፡ ዘሐዋርያት፡ እምሐዲስ፡ ሕግ፡ አርባዕቱ፡ ወንጌላት። ዘዜነወ፡ ማቴዎስ። ዘዜነወ፡ ማርቆስ። ዘዜነወ፡ ሉቃስ። ዘዜነወ፡ ዮሐንስ። ወካዕበ፡ ግብረ፡ ዘዚአነ፡ ዘሐዋርያት። ክልኤቱ፡ ዘጴጥሮስ። ሠለስቱ፡ ዘዮሐንስ። አሐዱ፡ ዘያዕቆብ። አሐዱ፡ ዘይሁዳ። ዘጳውሎስ፡ መልእክት፡ ዐሠርቱ፡ ወአርባዕቱ። አቡ፡ ቀለምሲስ፡ ዝውእቱ፡ አርአያ፡ ዮሐንስ። ኀምሳ፡ ወስድስቱ፡ ምቅዋም። ዘቀሌምንጦስ፡ እምሐዋርያት፡ ሰመንቱ፡ መጻሕፍት። ወባቲ፡ መዳልወ። ኢይወፅእ፡ ዘኀደጉ። አበው፡ አእምሩ፡ መልእክተ፡ ቀሌምንጦስ፡ ወኵሉ፡ ዘአዘዝኩክሙ፡ ባቲ፡ ኦአበው፡ ኤጲስ፡ ቆጶሳት፡ ወጳጳሳት፡ ወሊቃነ፡ ጳጳሳት፡ ወሊቃነ፡ ካህናት፡ በእደ፡ </w:t>
+        <w:t xml:space="preserve"> ዘእንባቆም</w:t>
       </w:r>
       <w:r>
         <w:rPr>
@@ -16924,16 +19141,11 @@
           <w:shd w:val="clear" w:color="auto" w:fill="FFFFFF"/>
           <w:lang w:val="am-ET"/>
         </w:rPr>
-        <w:lastRenderedPageBreak/>
-        <w:t>ቀሌምንጦስ፡ ረድኡ፡ ለጴጥሮስ፡ ሐዋርያ። ወይእቲ፡ ሰመንቱ፡ መጻሕፍት፡ ዘኢይደሉ፡ ያርእዩ፡ ለኵሎሙ፡ መሀይምናን፡ በእንተ፡ ዘባቲ፡ ሕገ፡ ወሥርዐተ፡ ዘኢይደሉ፡ ከመ፡ ያአዝዝ፡ ባቲ፡ ዘእንበለ፡ ለሊቃውንት፡ እምካህናት፡ ሥዩማን።</w:t>
-      </w:r>
-    </w:p>
-    <w:p>
-      <w:pPr>
-        <w:snapToGrid w:val="0"/>
-        <w:spacing w:before="120"/>
-        <w:jc w:val="both"/>
-        <w:rPr>
+        <w:t>።</w:t>
+      </w:r>
+      <w:r>
+        <w:rPr>
+          <w:rStyle w:val="refmarker"/>
           <w:rFonts w:ascii="Abyssinica SIL" w:hAnsi="Abyssinica SIL" w:cs="Abyssinica SIL"/>
           <w:noProof/>
           <w:color w:val="993300"/>
@@ -16942,7 +19154,8 @@
           <w:shd w:val="clear" w:color="auto" w:fill="FFFFFF"/>
           <w:lang w:val="am-ET"/>
         </w:rPr>
-      </w:pPr>
+        <w:t xml:space="preserve"> ዘኢሳይያስ</w:t>
+      </w:r>
       <w:r>
         <w:rPr>
           <w:rStyle w:val="refmarker"/>
@@ -16954,7 +19167,585 @@
           <w:shd w:val="clear" w:color="auto" w:fill="FFFFFF"/>
           <w:lang w:val="am-ET"/>
         </w:rPr>
-        <w:t>ተፍጻሜተ፡ አእምሮ፡ መጻሕፍት፡ ወአስማቲሆሙ። ኦማኅበረ፡ መሀይምናን፡ ስምዑ፡ ቃለነ፡ ወትእዛዘነ፡ እስመ፡ ውእቱ፡ እመንፈስ፡ ቅዱስ፡ እግዚእ፡ ማሕየዊ፡ ወንሕነ፡ አዘዝናክሙ። ወለእመ፡ አንትሙ፡ ዐቀብክምዎ፡ ይከውን፡ ቦቱ፡ መድኀኒተክሙ፡ ወይከውን፡ ኅብረተ፡ ሰላም፡ ማእከሌክሙ፡ ወሱላሜ። ወለእመ፡ ኢዐቀብክምዎ፡ ትትኴነኑ፡ በእንቲአሁ፡ ወይእኅዘክሙ፡ ቅሥት፡ ወትትኀተቱ፡ በእንተ፡ ዘገበርክሙ፡ በኀዲገ፡ ትእዛዞ፡ ወተዐድዎ፡ ትእዛዝ፡ ወገቢረ፡ ኀጢአት። ወንስአሎ፡ ለእግዚአብሔር፡ አብ፡ ባሕቲቱ፡ ወክርስቶስ፡ ዘተሠገወ፡ እመንፈስ፡ ቅዱስ፡ ወእማርያም፡ ድንግል፡ ከመ፡ ያጽንዕክሙ፡ ለተአዝዞቱ፡ በመንፈስ፡ ቅዱስ፡ እግዚእ፡ ማሕየዊ፡ ዘውእቱ፡ መንፈስ፡ ቅዱስ፡ ጰራቅሊጦስ፡ ዘወረደ፡ ላዕለ፡ አርዳኢሁ፡ በመልዕልተ፡ ጽዮን፡ ከመ፡ ያለብውክሙ፡ ይእተ፡ መንፈሳዊተ፡ ወከመ፡ ይርዳእክሙ፡ ለገቢረ፡ ሠናያተ፡ በአእምሮ፡ እግዚእነ፡ ኢየሱስ፡ ክርስቶስ፡ ወልዱ፡ ወፍቁሩ፡ አምላክ፡ መድኅን፡ ፈራቂነ፡ ዘተሠገወ፡ እመንፈስ፡ ቅዱስ፡ ወተሰብአ፡ ወተሰቅለ፡ ወተንሥአ፡ በሣልስት፡ ዕለት፡ በከመ፡ ተነበዩ፡ በእንቲአሁ፡ ነቢያት። ሎቱ፡ ስብሐት፡ ወክብር፡ ምስለ፡ አቡሁ፡ ጠቢብ፡ ወዐቢይ፡ ወወልድ፡ ነባቢ፡ ወፈጣሪ፡ ወመንፈስ፡ ቅዱስ፡ እግዚእ፡ ማሕየዊ። ይእዜኒ፡ ወዘልፈኒ፡ ለዓለመ፡ ዓለም፡ አሜን። ተፈጸመ፡ አብጥሊሳት፡ በረድኤተ፡ እግዚአብሔር።</w:t>
+        <w:t>።</w:t>
+      </w:r>
+      <w:r>
+        <w:rPr>
+          <w:rStyle w:val="refmarker"/>
+          <w:rFonts w:ascii="Abyssinica SIL" w:hAnsi="Abyssinica SIL" w:cs="Abyssinica SIL"/>
+          <w:noProof/>
+          <w:color w:val="993300"/>
+          <w:sz w:val="28"/>
+          <w:szCs w:val="28"/>
+          <w:shd w:val="clear" w:color="auto" w:fill="FFFFFF"/>
+          <w:lang w:val="am-ET"/>
+        </w:rPr>
+        <w:t xml:space="preserve"> ዘኤርምያስ</w:t>
+      </w:r>
+      <w:r>
+        <w:rPr>
+          <w:rStyle w:val="refmarker"/>
+          <w:rFonts w:ascii="Abyssinica SIL" w:hAnsi="Abyssinica SIL" w:cs="Abyssinica SIL"/>
+          <w:noProof/>
+          <w:color w:val="993300"/>
+          <w:sz w:val="28"/>
+          <w:szCs w:val="28"/>
+          <w:shd w:val="clear" w:color="auto" w:fill="FFFFFF"/>
+          <w:lang w:val="am-ET"/>
+        </w:rPr>
+        <w:t>።</w:t>
+      </w:r>
+      <w:r>
+        <w:rPr>
+          <w:rStyle w:val="refmarker"/>
+          <w:rFonts w:ascii="Abyssinica SIL" w:hAnsi="Abyssinica SIL" w:cs="Abyssinica SIL"/>
+          <w:noProof/>
+          <w:color w:val="993300"/>
+          <w:sz w:val="28"/>
+          <w:szCs w:val="28"/>
+          <w:shd w:val="clear" w:color="auto" w:fill="FFFFFF"/>
+          <w:lang w:val="am-ET"/>
+        </w:rPr>
+        <w:t xml:space="preserve"> ዘሕዝቅኤል</w:t>
+      </w:r>
+      <w:r>
+        <w:rPr>
+          <w:rStyle w:val="refmarker"/>
+          <w:rFonts w:ascii="Abyssinica SIL" w:hAnsi="Abyssinica SIL" w:cs="Abyssinica SIL"/>
+          <w:noProof/>
+          <w:color w:val="993300"/>
+          <w:sz w:val="28"/>
+          <w:szCs w:val="28"/>
+          <w:shd w:val="clear" w:color="auto" w:fill="FFFFFF"/>
+          <w:lang w:val="am-ET"/>
+        </w:rPr>
+        <w:t>።</w:t>
+      </w:r>
+      <w:r>
+        <w:rPr>
+          <w:rStyle w:val="refmarker"/>
+          <w:rFonts w:ascii="Abyssinica SIL" w:hAnsi="Abyssinica SIL" w:cs="Abyssinica SIL"/>
+          <w:noProof/>
+          <w:color w:val="993300"/>
+          <w:sz w:val="28"/>
+          <w:szCs w:val="28"/>
+          <w:shd w:val="clear" w:color="auto" w:fill="FFFFFF"/>
+          <w:lang w:val="am-ET"/>
+        </w:rPr>
+        <w:t xml:space="preserve"> ዘዳንኤል</w:t>
+      </w:r>
+      <w:r>
+        <w:rPr>
+          <w:rStyle w:val="refmarker"/>
+          <w:rFonts w:ascii="Abyssinica SIL" w:hAnsi="Abyssinica SIL" w:cs="Abyssinica SIL"/>
+          <w:noProof/>
+          <w:color w:val="993300"/>
+          <w:sz w:val="28"/>
+          <w:szCs w:val="28"/>
+          <w:shd w:val="clear" w:color="auto" w:fill="FFFFFF"/>
+          <w:lang w:val="am-ET"/>
+        </w:rPr>
+        <w:t>።</w:t>
+      </w:r>
+      <w:r>
+        <w:rPr>
+          <w:rStyle w:val="refmarker"/>
+          <w:rFonts w:ascii="Abyssinica SIL" w:hAnsi="Abyssinica SIL" w:cs="Abyssinica SIL"/>
+          <w:noProof/>
+          <w:color w:val="993300"/>
+          <w:sz w:val="28"/>
+          <w:szCs w:val="28"/>
+          <w:shd w:val="clear" w:color="auto" w:fill="FFFFFF"/>
+          <w:lang w:val="am-ET"/>
+        </w:rPr>
+        <w:t xml:space="preserve"> ዘሆሴዕ። ዘዘካርያስ፡ ወልደ፡ ብራክዩ። </w:t>
+      </w:r>
+      <w:r>
+        <w:rPr>
+          <w:rStyle w:val="refmarker"/>
+          <w:rFonts w:ascii="Abyssinica SIL" w:hAnsi="Abyssinica SIL" w:cs="Abyssinica SIL"/>
+          <w:b/>
+          <w:bCs/>
+          <w:noProof/>
+          <w:color w:val="0070C0"/>
+          <w:sz w:val="28"/>
+          <w:szCs w:val="28"/>
+          <w:shd w:val="clear" w:color="auto" w:fill="FFFFFF"/>
+          <w:vertAlign w:val="superscript"/>
+          <w:lang w:val="am-ET"/>
+        </w:rPr>
+        <w:t>5</w:t>
+      </w:r>
+      <w:r>
+        <w:rPr>
+          <w:rStyle w:val="refmarker"/>
+          <w:rFonts w:ascii="Abyssinica SIL" w:hAnsi="Abyssinica SIL" w:cs="Abyssinica SIL"/>
+          <w:noProof/>
+          <w:color w:val="0070C0"/>
+          <w:sz w:val="28"/>
+          <w:szCs w:val="28"/>
+          <w:shd w:val="clear" w:color="auto" w:fill="FFFFFF"/>
+          <w:lang w:val="am-ET"/>
+        </w:rPr>
+        <w:t> </w:t>
+      </w:r>
+      <w:r>
+        <w:rPr>
+          <w:rStyle w:val="refmarker"/>
+          <w:rFonts w:ascii="Abyssinica SIL" w:hAnsi="Abyssinica SIL" w:cs="Abyssinica SIL"/>
+          <w:noProof/>
+          <w:color w:val="993300"/>
+          <w:sz w:val="28"/>
+          <w:szCs w:val="28"/>
+          <w:shd w:val="clear" w:color="auto" w:fill="FFFFFF"/>
+          <w:lang w:val="am-ET"/>
+        </w:rPr>
+        <w:t>ዘትሜህሩ፡ ደቂቀክሙ፡ ዝውእቱ፡ ጥበበ፡ ሰሎሞን። ወዮዲት። ወመጽሐፈ፡ ኩፋሌ፡ ሠለስቱ። ዘኢያሱ፡ ወልደ፡ ሲራክ፡ ጸሓፊሁ፡ ለሰሎሞን፡ ወልደ፡ ዳዊት። ዐሠርቱ፡ ወክልኤቱ፡ ደቂቀ፡ ነቢያት። ዐሠርቱ፡ ወክልኤቱ፡ ዐቢያን፡ ነቢያት። ተፈጸመ፡ እምቀዳሚት፡ ሕግ፡ ኍልቈ፡ መጻሕፍቲሆሙ።</w:t>
+      </w:r>
+    </w:p>
+    <w:p>
+      <w:pPr>
+        <w:snapToGrid w:val="0"/>
+        <w:spacing w:before="120"/>
+        <w:jc w:val="both"/>
+        <w:rPr>
+          <w:rStyle w:val="refmarker"/>
+          <w:rFonts w:ascii="Abyssinica SIL" w:hAnsi="Abyssinica SIL" w:cs="Abyssinica SIL"/>
+          <w:noProof/>
+          <w:color w:val="993300"/>
+          <w:sz w:val="28"/>
+          <w:szCs w:val="28"/>
+          <w:shd w:val="clear" w:color="auto" w:fill="FFFFFF"/>
+          <w:lang w:val="am-ET"/>
+        </w:rPr>
+      </w:pPr>
+      <w:r>
+        <w:rPr>
+          <w:rStyle w:val="refmarker"/>
+          <w:rFonts w:ascii="Abyssinica SIL" w:hAnsi="Abyssinica SIL" w:cs="Abyssinica SIL"/>
+          <w:b/>
+          <w:bCs/>
+          <w:noProof/>
+          <w:color w:val="0070C0"/>
+          <w:sz w:val="28"/>
+          <w:szCs w:val="28"/>
+          <w:shd w:val="clear" w:color="auto" w:fill="FFFFFF"/>
+          <w:vertAlign w:val="superscript"/>
+          <w:lang w:val="am-ET"/>
+        </w:rPr>
+        <w:t>6</w:t>
+      </w:r>
+      <w:r>
+        <w:rPr>
+          <w:rStyle w:val="refmarker"/>
+          <w:rFonts w:ascii="Abyssinica SIL" w:hAnsi="Abyssinica SIL" w:cs="Abyssinica SIL"/>
+          <w:noProof/>
+          <w:color w:val="0070C0"/>
+          <w:sz w:val="28"/>
+          <w:szCs w:val="28"/>
+          <w:shd w:val="clear" w:color="auto" w:fill="FFFFFF"/>
+          <w:lang w:val="am-ET"/>
+        </w:rPr>
+        <w:t> </w:t>
+      </w:r>
+      <w:r>
+        <w:rPr>
+          <w:rStyle w:val="refmarker"/>
+          <w:rFonts w:ascii="Abyssinica SIL" w:hAnsi="Abyssinica SIL" w:cs="Abyssinica SIL"/>
+          <w:noProof/>
+          <w:color w:val="993300"/>
+          <w:sz w:val="28"/>
+          <w:szCs w:val="28"/>
+          <w:shd w:val="clear" w:color="auto" w:fill="FFFFFF"/>
+          <w:lang w:val="am-ET"/>
+        </w:rPr>
+        <w:t xml:space="preserve">ወመጻሕፍቲነሂ፡ ዘዚአነ፡ ዘሐዋርያት፡ እምሐዲስ፡ ሕግ፡ አርባዕቱ፡ ወንጌላት። ዘዜነወ፡ ማቴዎስ። ዘዜነወ፡ ማርቆስ። ዘዜነወ፡ ሉቃስ። ዘዜነወ፡ ዮሐንስ። ወካዕበ፡ ግብረ፡ ዘዚአነ፡ ዘሐዋርያት። ክልኤቱ፡ ዘጴጥሮስ። ሠለስቱ፡ ዘዮሐንስ። አሐዱ፡ ዘያዕቆብ። አሐዱ፡ ዘይሁዳ። ዘጳውሎስ፡ መልእክት፡ ዐሠርቱ፡ ወአርባዕቱ። አቡ፡ ቀለምሲስ፡ ዝውእቱ፡ አርአያ፡ ዮሐንስ። ኀምሳ፡ ወስድስቱ፡ ምቅዋም። ዘቀሌምንጦስ፡ እምሐዋርያት፡ ሰመንቱ፡ መጻሕፍት። ወባቲ፡ መዳልወ። ኢይወፅእ፡ ዘኀደጉ። </w:t>
+      </w:r>
+    </w:p>
+    <w:p>
+      <w:pPr>
+        <w:snapToGrid w:val="0"/>
+        <w:spacing w:before="120"/>
+        <w:jc w:val="both"/>
+        <w:rPr>
+          <w:rStyle w:val="refmarker"/>
+          <w:rFonts w:ascii="Abyssinica SIL" w:hAnsi="Abyssinica SIL" w:cs="Abyssinica SIL"/>
+          <w:noProof/>
+          <w:color w:val="993300"/>
+          <w:sz w:val="28"/>
+          <w:szCs w:val="28"/>
+          <w:shd w:val="clear" w:color="auto" w:fill="FFFFFF"/>
+          <w:lang w:val="am-ET"/>
+        </w:rPr>
+      </w:pPr>
+      <w:r>
+        <w:rPr>
+          <w:rStyle w:val="refmarker"/>
+          <w:rFonts w:ascii="Abyssinica SIL" w:hAnsi="Abyssinica SIL" w:cs="Abyssinica SIL"/>
+          <w:b/>
+          <w:bCs/>
+          <w:noProof/>
+          <w:color w:val="0070C0"/>
+          <w:sz w:val="28"/>
+          <w:szCs w:val="28"/>
+          <w:shd w:val="clear" w:color="auto" w:fill="FFFFFF"/>
+          <w:vertAlign w:val="superscript"/>
+          <w:lang w:val="am-ET"/>
+        </w:rPr>
+        <w:lastRenderedPageBreak/>
+        <w:t>7</w:t>
+      </w:r>
+      <w:r>
+        <w:rPr>
+          <w:rStyle w:val="refmarker"/>
+          <w:rFonts w:ascii="Abyssinica SIL" w:hAnsi="Abyssinica SIL" w:cs="Abyssinica SIL"/>
+          <w:noProof/>
+          <w:color w:val="0070C0"/>
+          <w:sz w:val="28"/>
+          <w:szCs w:val="28"/>
+          <w:shd w:val="clear" w:color="auto" w:fill="FFFFFF"/>
+          <w:lang w:val="am-ET"/>
+        </w:rPr>
+        <w:t> </w:t>
+      </w:r>
+      <w:r>
+        <w:rPr>
+          <w:rStyle w:val="refmarker"/>
+          <w:rFonts w:ascii="Abyssinica SIL" w:hAnsi="Abyssinica SIL" w:cs="Abyssinica SIL"/>
+          <w:noProof/>
+          <w:color w:val="993300"/>
+          <w:sz w:val="28"/>
+          <w:szCs w:val="28"/>
+          <w:shd w:val="clear" w:color="auto" w:fill="FFFFFF"/>
+          <w:lang w:val="am-ET"/>
+        </w:rPr>
+        <w:t>አበው፡ አእምሩ፡ መልእክተ፡ ቀሌምንጦስ፡ ወኵሉ፡ ዘአዘዝኩክሙ፡ ባቲ፡ ኦአበው፡ ኤጲስ፡ ቆጶሳት፡ ወጳጳሳት፡ ወሊቃነ፡ ጳጳሳት፡ ወሊቃነ፡ ካህናት፡ በእደ፡ ቀሌምንጦስ፡ ረድኡ፡ ለጴጥሮስ፡ ሐዋርያ። ወይእቲ፡ ሰመንቱ፡ መጻሕፍት፡ ዘኢይደሉ፡ ያርእዩ፡ ለኵሎሙ፡ መሀይምናን፡ በእንተ፡ ዘባቲ፡ ሕገ፡ ወሥርዐተ፡ ዘኢይደሉ፡ ከመ፡ ያአዝዝ፡ ባቲ፡ ዘእንበለ፡ ለሊቃውንት፡ እምካህናት፡ ሥዩማን።</w:t>
+      </w:r>
+    </w:p>
+    <w:p>
+      <w:pPr>
+        <w:snapToGrid w:val="0"/>
+        <w:spacing w:before="120"/>
+        <w:jc w:val="center"/>
+        <w:rPr>
+          <w:rStyle w:val="refmarker"/>
+          <w:rFonts w:ascii="Abyssinica SIL" w:hAnsi="Abyssinica SIL" w:cs="Abyssinica SIL"/>
+          <w:noProof/>
+          <w:color w:val="993300"/>
+          <w:spacing w:val="-20"/>
+          <w:sz w:val="28"/>
+          <w:szCs w:val="28"/>
+          <w:shd w:val="clear" w:color="auto" w:fill="FFFFFF"/>
+          <w:lang w:val="am-ET"/>
+        </w:rPr>
+      </w:pPr>
+      <w:r>
+        <w:rPr>
+          <w:rStyle w:val="refmarker"/>
+          <w:rFonts w:ascii="Abyssinica SIL" w:hAnsi="Abyssinica SIL" w:cs="Abyssinica SIL"/>
+          <w:noProof/>
+          <w:color w:val="993300"/>
+          <w:spacing w:val="-20"/>
+          <w:sz w:val="28"/>
+          <w:szCs w:val="28"/>
+          <w:shd w:val="clear" w:color="auto" w:fill="FFFFFF"/>
+          <w:lang w:val="am-ET"/>
+        </w:rPr>
+        <w:t>—————</w:t>
+      </w:r>
+    </w:p>
+    <w:p>
+      <w:pPr>
+        <w:snapToGrid w:val="0"/>
+        <w:spacing w:before="120"/>
+        <w:jc w:val="both"/>
+        <w:rPr>
+          <w:rStyle w:val="refmarker"/>
+          <w:rFonts w:ascii="Abyssinica SIL" w:hAnsi="Abyssinica SIL" w:cs="Abyssinica SIL"/>
+          <w:noProof/>
+          <w:color w:val="993300"/>
+          <w:sz w:val="28"/>
+          <w:szCs w:val="28"/>
+          <w:shd w:val="clear" w:color="auto" w:fill="FFFFFF"/>
+          <w:lang w:val="am-ET"/>
+        </w:rPr>
+      </w:pPr>
+      <w:r>
+        <w:rPr>
+          <w:rStyle w:val="refmarker"/>
+          <w:rFonts w:ascii="Abyssinica SIL" w:hAnsi="Abyssinica SIL" w:cs="Abyssinica SIL"/>
+          <w:b/>
+          <w:bCs/>
+          <w:noProof/>
+          <w:color w:val="0070C0"/>
+          <w:sz w:val="28"/>
+          <w:szCs w:val="28"/>
+          <w:shd w:val="clear" w:color="auto" w:fill="FFFFFF"/>
+          <w:vertAlign w:val="superscript"/>
+          <w:lang w:val="am-ET"/>
+        </w:rPr>
+        <w:t>1</w:t>
+      </w:r>
+      <w:r>
+        <w:rPr>
+          <w:rStyle w:val="refmarker"/>
+          <w:rFonts w:ascii="Abyssinica SIL" w:hAnsi="Abyssinica SIL" w:cs="Abyssinica SIL"/>
+          <w:noProof/>
+          <w:color w:val="0070C0"/>
+          <w:sz w:val="28"/>
+          <w:szCs w:val="28"/>
+          <w:shd w:val="clear" w:color="auto" w:fill="FFFFFF"/>
+          <w:lang w:val="am-ET"/>
+        </w:rPr>
+        <w:t> </w:t>
+      </w:r>
+      <w:r>
+        <w:rPr>
+          <w:rStyle w:val="refmarker"/>
+          <w:rFonts w:ascii="Abyssinica SIL" w:hAnsi="Abyssinica SIL" w:cs="Abyssinica SIL"/>
+          <w:noProof/>
+          <w:color w:val="993300"/>
+          <w:sz w:val="28"/>
+          <w:szCs w:val="28"/>
+          <w:shd w:val="clear" w:color="auto" w:fill="FFFFFF"/>
+          <w:lang w:val="am-ET"/>
+        </w:rPr>
+        <w:t>ተፍጻሜተ፡ አእምሮ፡ መጻሕፍት፡ ወአስማቲሆሙ።</w:t>
+      </w:r>
+    </w:p>
+    <w:p>
+      <w:pPr>
+        <w:snapToGrid w:val="0"/>
+        <w:spacing w:before="120"/>
+        <w:jc w:val="both"/>
+        <w:rPr>
+          <w:rStyle w:val="refmarker"/>
+          <w:rFonts w:ascii="Abyssinica SIL" w:hAnsi="Abyssinica SIL" w:cs="Abyssinica SIL"/>
+          <w:noProof/>
+          <w:color w:val="993300"/>
+          <w:sz w:val="28"/>
+          <w:szCs w:val="28"/>
+          <w:shd w:val="clear" w:color="auto" w:fill="FFFFFF"/>
+          <w:lang w:val="am-ET"/>
+        </w:rPr>
+      </w:pPr>
+      <w:r>
+        <w:rPr>
+          <w:rStyle w:val="refmarker"/>
+          <w:rFonts w:ascii="Abyssinica SIL" w:hAnsi="Abyssinica SIL" w:cs="Abyssinica SIL"/>
+          <w:b/>
+          <w:bCs/>
+          <w:noProof/>
+          <w:color w:val="0070C0"/>
+          <w:sz w:val="28"/>
+          <w:szCs w:val="28"/>
+          <w:shd w:val="clear" w:color="auto" w:fill="FFFFFF"/>
+          <w:vertAlign w:val="superscript"/>
+          <w:lang w:val="am-ET"/>
+        </w:rPr>
+        <w:t>2</w:t>
+      </w:r>
+      <w:r>
+        <w:rPr>
+          <w:rStyle w:val="refmarker"/>
+          <w:rFonts w:ascii="Abyssinica SIL" w:hAnsi="Abyssinica SIL" w:cs="Abyssinica SIL"/>
+          <w:noProof/>
+          <w:color w:val="0070C0"/>
+          <w:sz w:val="28"/>
+          <w:szCs w:val="28"/>
+          <w:shd w:val="clear" w:color="auto" w:fill="FFFFFF"/>
+          <w:lang w:val="am-ET"/>
+        </w:rPr>
+        <w:t> </w:t>
+      </w:r>
+      <w:r>
+        <w:rPr>
+          <w:rStyle w:val="refmarker"/>
+          <w:rFonts w:ascii="Abyssinica SIL" w:hAnsi="Abyssinica SIL" w:cs="Abyssinica SIL"/>
+          <w:noProof/>
+          <w:color w:val="993300"/>
+          <w:sz w:val="28"/>
+          <w:szCs w:val="28"/>
+          <w:shd w:val="clear" w:color="auto" w:fill="FFFFFF"/>
+          <w:lang w:val="am-ET"/>
+        </w:rPr>
+        <w:t xml:space="preserve">ኦማኅበረ፡ መሀይምናን፡ ስምዑ፡ ቃለነ፡ ወትእዛዘነ፡ እስመ፡ ውእቱ፡ እመንፈስ፡ ቅዱስ፡ እግዚእ፡ ማሕየዊ፡ ወንሕነ፡ አዘዝናክሙ። ወለእመ፡ አንትሙ፡ ዐቀብክምዎ፡ ይከውን፡ ቦቱ፡ መድኀኒተክሙ፡ ወይከውን፡ ኅብረተ፡ ሰላም፡ ማእከሌክሙ፡ ወሱላሜ። ወለእመ፡ ኢዐቀብክምዎ፡ ትትኴነኑ፡ በእንቲአሁ፡ ወይእኅዘክሙ፡ ቅሥት፡ ወትትኀተቱ፡ በእንተ፡ ዘገበርክሙ፡ በኀዲገ፡ ትእዛዞ፡ ወተዐድዎ፡ ትእዛዝ፡ ወገቢረ፡ ኀጢአት። </w:t>
+      </w:r>
+    </w:p>
+    <w:p>
+      <w:pPr>
+        <w:snapToGrid w:val="0"/>
+        <w:spacing w:before="120"/>
+        <w:jc w:val="both"/>
+        <w:rPr>
+          <w:rStyle w:val="refmarker"/>
+          <w:rFonts w:ascii="Abyssinica SIL" w:hAnsi="Abyssinica SIL" w:cs="Abyssinica SIL"/>
+          <w:noProof/>
+          <w:color w:val="993300"/>
+          <w:sz w:val="28"/>
+          <w:szCs w:val="28"/>
+          <w:shd w:val="clear" w:color="auto" w:fill="FFFFFF"/>
+          <w:lang w:val="am-ET"/>
+        </w:rPr>
+      </w:pPr>
+      <w:r>
+        <w:rPr>
+          <w:rStyle w:val="refmarker"/>
+          <w:rFonts w:ascii="Abyssinica SIL" w:hAnsi="Abyssinica SIL" w:cs="Abyssinica SIL"/>
+          <w:b/>
+          <w:bCs/>
+          <w:noProof/>
+          <w:color w:val="0070C0"/>
+          <w:sz w:val="28"/>
+          <w:szCs w:val="28"/>
+          <w:shd w:val="clear" w:color="auto" w:fill="FFFFFF"/>
+          <w:vertAlign w:val="superscript"/>
+          <w:lang w:val="am-ET"/>
+        </w:rPr>
+        <w:t>3</w:t>
+      </w:r>
+      <w:r>
+        <w:rPr>
+          <w:rStyle w:val="refmarker"/>
+          <w:rFonts w:ascii="Abyssinica SIL" w:hAnsi="Abyssinica SIL" w:cs="Abyssinica SIL"/>
+          <w:noProof/>
+          <w:color w:val="0070C0"/>
+          <w:sz w:val="28"/>
+          <w:szCs w:val="28"/>
+          <w:shd w:val="clear" w:color="auto" w:fill="FFFFFF"/>
+          <w:lang w:val="am-ET"/>
+        </w:rPr>
+        <w:t> </w:t>
+      </w:r>
+      <w:r>
+        <w:rPr>
+          <w:rStyle w:val="refmarker"/>
+          <w:rFonts w:ascii="Abyssinica SIL" w:hAnsi="Abyssinica SIL" w:cs="Abyssinica SIL"/>
+          <w:noProof/>
+          <w:color w:val="993300"/>
+          <w:sz w:val="28"/>
+          <w:szCs w:val="28"/>
+          <w:shd w:val="clear" w:color="auto" w:fill="FFFFFF"/>
+          <w:lang w:val="am-ET"/>
+        </w:rPr>
+        <w:t xml:space="preserve">ወንስአሎ፡ ለእግዚአብሔር፡ አብ፡ ባሕቲቱ፡ ወክርስቶስ፡ ዘተሠገወ፡ እመንፈስ፡ ቅዱስ፡ ወእማርያም፡ ድንግል፡ ከመ፡ ያጽንዕክሙ፡ ለተአዝዞቱ፡ በመንፈስ፡ ቅዱስ፡ እግዚእ፡ ማሕየዊ፡ ዘውእቱ፡ መንፈስ፡ ቅዱስ፡ ጰራቅሊጦስ፡ ዘወረደ፡ ላዕለ፡ አርዳኢሁ፡ በመልዕልተ፡ ጽዮን፡ ከመ፡ ያለብውክሙ፡ ይእተ፡ መንፈሳዊተ፡ ወከመ፡ ይርዳእክሙ፡ ለገቢረ፡ ሠናያተ፡ በአእምሮ፡ እግዚእነ፡ ኢየሱስ፡ ክርስቶስ፡ ወልዱ፡ ወፍቁሩ፡ አምላክ፡ መድኅን፡ ፈራቂነ፡ ዘተሠገወ፡ እመንፈስ፡ ቅዱስ፡ ወተሰብአ፡ ወተሰቅለ፡ ወተንሥአ፡ በሣልስት፡ ዕለት፡ በከመ፡ ተነበዩ፡ በእንቲአሁ፡ ነቢያት። </w:t>
+      </w:r>
+    </w:p>
+    <w:p>
+      <w:pPr>
+        <w:snapToGrid w:val="0"/>
+        <w:spacing w:before="120"/>
+        <w:jc w:val="both"/>
+        <w:rPr>
+          <w:rStyle w:val="refmarker"/>
+          <w:rFonts w:ascii="Abyssinica SIL" w:hAnsi="Abyssinica SIL" w:cs="Abyssinica SIL"/>
+          <w:noProof/>
+          <w:color w:val="993300"/>
+          <w:sz w:val="28"/>
+          <w:szCs w:val="28"/>
+          <w:shd w:val="clear" w:color="auto" w:fill="FFFFFF"/>
+          <w:lang w:val="am-ET"/>
+        </w:rPr>
+      </w:pPr>
+      <w:r>
+        <w:rPr>
+          <w:rStyle w:val="refmarker"/>
+          <w:rFonts w:ascii="Abyssinica SIL" w:hAnsi="Abyssinica SIL" w:cs="Abyssinica SIL"/>
+          <w:b/>
+          <w:bCs/>
+          <w:noProof/>
+          <w:color w:val="0070C0"/>
+          <w:sz w:val="28"/>
+          <w:szCs w:val="28"/>
+          <w:shd w:val="clear" w:color="auto" w:fill="FFFFFF"/>
+          <w:vertAlign w:val="superscript"/>
+          <w:lang w:val="am-ET"/>
+        </w:rPr>
+        <w:t>4</w:t>
+      </w:r>
+      <w:r>
+        <w:rPr>
+          <w:rStyle w:val="refmarker"/>
+          <w:rFonts w:ascii="Abyssinica SIL" w:hAnsi="Abyssinica SIL" w:cs="Abyssinica SIL"/>
+          <w:noProof/>
+          <w:color w:val="0070C0"/>
+          <w:sz w:val="28"/>
+          <w:szCs w:val="28"/>
+          <w:shd w:val="clear" w:color="auto" w:fill="FFFFFF"/>
+          <w:lang w:val="am-ET"/>
+        </w:rPr>
+        <w:t> </w:t>
+      </w:r>
+      <w:r>
+        <w:rPr>
+          <w:rStyle w:val="refmarker"/>
+          <w:rFonts w:ascii="Abyssinica SIL" w:hAnsi="Abyssinica SIL" w:cs="Abyssinica SIL"/>
+          <w:noProof/>
+          <w:color w:val="993300"/>
+          <w:sz w:val="28"/>
+          <w:szCs w:val="28"/>
+          <w:shd w:val="clear" w:color="auto" w:fill="FFFFFF"/>
+          <w:lang w:val="am-ET"/>
+        </w:rPr>
+        <w:t>ሎቱ፡ ስብሐት፡ ወክብር፡ ምስለ፡ አቡሁ፡ ጠቢብ፡ ወዐቢይ፡ ወወልድ፡ ነባቢ፡ ወፈጣሪ፡ ወመንፈስ፡ ቅዱስ፡ እግዚእ፡ ማሕየዊ። ይእዜኒ፡ ወዘልፈኒ፡ ለዓለመ፡ ዓለም፡ አሜን።</w:t>
+      </w:r>
+    </w:p>
+    <w:p>
+      <w:pPr>
+        <w:snapToGrid w:val="0"/>
+        <w:spacing w:before="120"/>
+        <w:jc w:val="center"/>
+        <w:rPr>
+          <w:rFonts w:ascii="Abyssinica SIL" w:hAnsi="Abyssinica SIL" w:cs="Abyssinica SIL"/>
+          <w:noProof/>
+          <w:color w:val="993300"/>
+          <w:sz w:val="28"/>
+          <w:szCs w:val="28"/>
+          <w:shd w:val="clear" w:color="auto" w:fill="FFFFFF"/>
+          <w:lang w:val="am-ET"/>
+        </w:rPr>
+      </w:pPr>
+      <w:r>
+        <w:rPr>
+          <w:rStyle w:val="refmarker"/>
+          <w:rFonts w:ascii="Abyssinica SIL" w:hAnsi="Abyssinica SIL" w:cs="Abyssinica SIL"/>
+          <w:b/>
+          <w:bCs/>
+          <w:noProof/>
+          <w:color w:val="0070C0"/>
+          <w:sz w:val="28"/>
+          <w:szCs w:val="28"/>
+          <w:shd w:val="clear" w:color="auto" w:fill="FFFFFF"/>
+          <w:vertAlign w:val="superscript"/>
+          <w:lang w:val="am-ET"/>
+        </w:rPr>
+        <w:t>5</w:t>
+      </w:r>
+      <w:r>
+        <w:rPr>
+          <w:rStyle w:val="refmarker"/>
+          <w:rFonts w:ascii="Abyssinica SIL" w:hAnsi="Abyssinica SIL" w:cs="Abyssinica SIL"/>
+          <w:noProof/>
+          <w:color w:val="0070C0"/>
+          <w:sz w:val="28"/>
+          <w:szCs w:val="28"/>
+          <w:shd w:val="clear" w:color="auto" w:fill="FFFFFF"/>
+          <w:lang w:val="am-ET"/>
+        </w:rPr>
+        <w:t> </w:t>
+      </w:r>
+      <w:r>
+        <w:rPr>
+          <w:rStyle w:val="refmarker"/>
+          <w:rFonts w:ascii="Abyssinica SIL" w:hAnsi="Abyssinica SIL" w:cs="Abyssinica SIL"/>
+          <w:noProof/>
+          <w:color w:val="993300"/>
+          <w:sz w:val="28"/>
+          <w:szCs w:val="28"/>
+          <w:shd w:val="clear" w:color="auto" w:fill="FFFFFF"/>
+          <w:lang w:val="am-ET"/>
+        </w:rPr>
+        <w:t>ተፈጸመ፡ አብጥሊሳት፡ በረድኤተ፡ እግዚአብሔር።</w:t>
       </w:r>
     </w:p>
     <w:sectPr>
